--- a/docs/LED見積システム_運用マニュアル.docx
+++ b/docs/LED見積システム_運用マニュアル.docx
@@ -152,7 +152,7 @@
           <w:sz w:val="24"/>
           <w:szCs w:val="24"/>
         </w:rPr>
-        <w:t xml:space="preserve">  http://localhost:8501</w:t>
+        <w:t xml:space="preserve">  https://ozdza7ilyb9ev8yjvwl3ur.streamlit.app</w:t>
       </w:r>
     </w:p>
     <w:p>

--- a/docs/LED見積システム_運用マニュアル.docx
+++ b/docs/LED見積システム_運用マニュアル.docx
@@ -1,10 +1,10 @@
 
 <file path=word/document.xml><?xml version="1.0" encoding="utf-8"?>
-<w:document xmlns:wpc="http://schemas.microsoft.com/office/word/2010/wordprocessingCanvas" xmlns:mc="http://schemas.openxmlformats.org/markup-compatibility/2006" xmlns:o="urn:schemas-microsoft-com:office:office" xmlns:r="http://schemas.openxmlformats.org/officeDocument/2006/relationships" xmlns:m="http://schemas.openxmlformats.org/officeDocument/2006/math" xmlns:v="urn:schemas-microsoft-com:vml" xmlns:wp14="http://schemas.microsoft.com/office/word/2010/wordprocessingDrawing" xmlns:wp="http://schemas.openxmlformats.org/drawingml/2006/wordprocessingDrawing" xmlns:w10="urn:schemas-microsoft-com:office:word" xmlns:w="http://schemas.openxmlformats.org/wordprocessingml/2006/main" xmlns:w14="http://schemas.microsoft.com/office/word/2010/wordml" xmlns:w15="http://schemas.microsoft.com/office/word/2012/wordml" xmlns:wpg="http://schemas.microsoft.com/office/word/2010/wordprocessingGroup" xmlns:wpi="http://schemas.microsoft.com/office/word/2010/wordprocessingInk" xmlns:wne="http://schemas.microsoft.com/office/word/2006/wordml" xmlns:wps="http://schemas.microsoft.com/office/word/2010/wordprocessingShape" xmlns:cx="http://schemas.microsoft.com/office/drawing/2014/chartex" xmlns:cx1="http://schemas.microsoft.com/office/drawing/2015/9/8/chartex" xmlns:cx2="http://schemas.microsoft.com/office/drawing/2015/10/21/chartex" xmlns:cx3="http://schemas.microsoft.com/office/drawing/2016/5/9/chartex" xmlns:cx4="http://schemas.microsoft.com/office/drawing/2016/5/10/chartex" xmlns:cx5="http://schemas.microsoft.com/office/drawing/2016/5/11/chartex" xmlns:cx6="http://schemas.microsoft.com/office/drawing/2016/5/12/chartex" xmlns:cx7="http://schemas.microsoft.com/office/drawing/2016/5/13/chartex" xmlns:cx8="http://schemas.microsoft.com/office/drawing/2016/5/14/chartex" xmlns:aink="http://schemas.microsoft.com/office/drawing/2016/ink" xmlns:am3d="http://schemas.microsoft.com/office/drawing/2017/model3d" xmlns:w16cex="http://schemas.microsoft.com/office/word/2018/wordml/cex" xmlns:w16cid="http://schemas.microsoft.com/office/word/2016/wordml/cid" xmlns:w16="http://schemas.microsoft.com/office/word/2018/wordml" xmlns:w16sdtdh="http://schemas.microsoft.com/office/word/2020/wordml/sdtdatahash" xmlns:w16se="http://schemas.microsoft.com/office/word/2015/wordml/symex" mc:Ignorable="w14 w15 wp14">
+<w:document xmlns:wpc="http://schemas.microsoft.com/office/word/2010/wordprocessingCanvas" xmlns:cx="http://schemas.microsoft.com/office/drawing/2014/chartex" xmlns:cx1="http://schemas.microsoft.com/office/drawing/2015/9/8/chartex" xmlns:cx2="http://schemas.microsoft.com/office/drawing/2015/10/21/chartex" xmlns:cx3="http://schemas.microsoft.com/office/drawing/2016/5/9/chartex" xmlns:cx4="http://schemas.microsoft.com/office/drawing/2016/5/10/chartex" xmlns:cx5="http://schemas.microsoft.com/office/drawing/2016/5/11/chartex" xmlns:cx6="http://schemas.microsoft.com/office/drawing/2016/5/12/chartex" xmlns:cx7="http://schemas.microsoft.com/office/drawing/2016/5/13/chartex" xmlns:cx8="http://schemas.microsoft.com/office/drawing/2016/5/14/chartex" xmlns:mc="http://schemas.openxmlformats.org/markup-compatibility/2006" xmlns:aink="http://schemas.microsoft.com/office/drawing/2016/ink" xmlns:am3d="http://schemas.microsoft.com/office/drawing/2017/model3d" xmlns:o="urn:schemas-microsoft-com:office:office" xmlns:oel="http://schemas.microsoft.com/office/2019/extlst" xmlns:r="http://schemas.openxmlformats.org/officeDocument/2006/relationships" xmlns:m="http://schemas.openxmlformats.org/officeDocument/2006/math" xmlns:v="urn:schemas-microsoft-com:vml" xmlns:wp14="http://schemas.microsoft.com/office/word/2010/wordprocessingDrawing" xmlns:wp="http://schemas.openxmlformats.org/drawingml/2006/wordprocessingDrawing" xmlns:w10="urn:schemas-microsoft-com:office:word" xmlns:w="http://schemas.openxmlformats.org/wordprocessingml/2006/main" xmlns:w14="http://schemas.microsoft.com/office/word/2010/wordml" xmlns:w15="http://schemas.microsoft.com/office/word/2012/wordml" xmlns:w16cex="http://schemas.microsoft.com/office/word/2018/wordml/cex" xmlns:w16cid="http://schemas.microsoft.com/office/word/2016/wordml/cid" xmlns:w16="http://schemas.microsoft.com/office/word/2018/wordml" xmlns:w16du="http://schemas.microsoft.com/office/word/2023/wordml/word16du" xmlns:w16sdtdh="http://schemas.microsoft.com/office/word/2020/wordml/sdtdatahash" xmlns:w16sdtfl="http://schemas.microsoft.com/office/word/2024/wordml/sdtformatlock" xmlns:w16se="http://schemas.microsoft.com/office/word/2015/wordml/symex" xmlns:wpg="http://schemas.microsoft.com/office/word/2010/wordprocessingGroup" xmlns:wpi="http://schemas.microsoft.com/office/word/2010/wordprocessingInk" xmlns:wne="http://schemas.microsoft.com/office/word/2006/wordml" xmlns:wps="http://schemas.microsoft.com/office/word/2010/wordprocessingShape" mc:Ignorable="w14 w15 w16se w16cid w16 w16cex w16sdtdh w16sdtfl w16du wp14">
   <w:body>
     <w:p>
       <w:pPr>
-        <w:spacing w:after="0" w:before="2000"/>
+        <w:spacing w:before="2000"/>
       </w:pPr>
     </w:p>
     <w:p>
@@ -14,14 +14,14 @@
       </w:pPr>
       <w:r>
         <w:rPr>
-          <w:rFonts w:ascii="Yu Gothic UI" w:cs="Yu Gothic UI" w:eastAsia="Yu Gothic UI" w:hAnsi="Yu Gothic UI"/>
+          <w:rFonts w:eastAsia="Yu Gothic UI"/>
           <w:b/>
           <w:bCs/>
           <w:color w:val="2E5090"/>
           <w:sz w:val="44"/>
           <w:szCs w:val="44"/>
         </w:rPr>
-        <w:t xml:space="preserve">LED見積シミュレーション</w:t>
+        <w:t>LED見積シミュレーション</w:t>
       </w:r>
     </w:p>
     <w:p>
@@ -31,27 +31,27 @@
       </w:pPr>
       <w:r>
         <w:rPr>
-          <w:rFonts w:ascii="Yu Gothic UI" w:cs="Yu Gothic UI" w:eastAsia="Yu Gothic UI" w:hAnsi="Yu Gothic UI"/>
+          <w:rFonts w:eastAsia="Yu Gothic UI"/>
           <w:b/>
           <w:bCs/>
           <w:color w:val="2E5090"/>
           <w:sz w:val="44"/>
           <w:szCs w:val="44"/>
         </w:rPr>
-        <w:t xml:space="preserve">自動作成システム</w:t>
+        <w:t>自動作成システム</w:t>
       </w:r>
     </w:p>
     <w:p>
       <w:pPr>
         <w:pBdr>
-          <w:bottom w:val="single" w:color="2E5090" w:sz="6" w:space="1"/>
+          <w:bottom w:val="single" w:sz="6" w:space="1" w:color="2E5090"/>
         </w:pBdr>
         <w:jc w:val="center"/>
       </w:pPr>
     </w:p>
     <w:p>
       <w:pPr>
-        <w:spacing w:after="0" w:before="400"/>
+        <w:spacing w:before="400"/>
       </w:pPr>
     </w:p>
     <w:p>
@@ -61,17 +61,17 @@
       </w:pPr>
       <w:r>
         <w:rPr>
-          <w:rFonts w:ascii="Yu Gothic UI" w:cs="Yu Gothic UI" w:eastAsia="Yu Gothic UI" w:hAnsi="Yu Gothic UI"/>
+          <w:rFonts w:eastAsia="Yu Gothic UI"/>
           <w:color w:val="404040"/>
           <w:sz w:val="28"/>
           <w:szCs w:val="28"/>
         </w:rPr>
-        <w:t xml:space="preserve">運用マニュアル（現場担当者向け）</w:t>
+        <w:t>運用マニュアル（現場担当者向け）</w:t>
       </w:r>
     </w:p>
     <w:p>
       <w:pPr>
-        <w:spacing w:after="0" w:before="600"/>
+        <w:spacing w:before="600"/>
       </w:pPr>
     </w:p>
     <w:p>
@@ -80,12 +80,12 @@
       </w:pPr>
       <w:r>
         <w:rPr>
-          <w:rFonts w:ascii="Yu Gothic UI" w:cs="Yu Gothic UI" w:eastAsia="Yu Gothic UI" w:hAnsi="Yu Gothic UI"/>
+          <w:rFonts w:eastAsia="Yu Gothic UI"/>
           <w:color w:val="808080"/>
           <w:sz w:val="24"/>
           <w:szCs w:val="24"/>
         </w:rPr>
-        <w:t xml:space="preserve">2026年3月</w:t>
+        <w:t>2026年3月</w:t>
       </w:r>
     </w:p>
     <w:p>
@@ -94,58 +94,54 @@
       </w:pPr>
       <w:r>
         <w:rPr>
-          <w:rFonts w:ascii="Yu Gothic UI" w:cs="Yu Gothic UI" w:eastAsia="Yu Gothic UI" w:hAnsi="Yu Gothic UI"/>
+          <w:rFonts w:eastAsia="Yu Gothic UI"/>
           <w:color w:val="808080"/>
           <w:sz w:val="24"/>
           <w:szCs w:val="24"/>
         </w:rPr>
-        <w:t xml:space="preserve">Buzzarea</w:t>
+        <w:t>Buzzarea</w:t>
       </w:r>
     </w:p>
     <w:p>
       <w:pPr>
         <w:sectPr>
-          <w:pgSz w:w="11906" w:h="16838" w:orient="portrait"/>
+          <w:pgSz w:w="11906" w:h="16838"/>
           <w:pgMar w:top="1440" w:right="1440" w:bottom="1440" w:left="1440" w:header="708" w:footer="708" w:gutter="0"/>
-          <w:pgNumType/>
+          <w:cols w:space="720"/>
           <w:docGrid w:linePitch="360"/>
         </w:sectPr>
       </w:pPr>
     </w:p>
     <w:p>
       <w:pPr>
-        <w:pStyle w:val="Heading1"/>
-        <w:spacing w:after="120" w:before="300"/>
+        <w:pStyle w:val="1"/>
+        <w:spacing w:before="300" w:after="120"/>
+      </w:pPr>
+      <w:r>
+        <w:lastRenderedPageBreak/>
+        <w:t>アクセス方法</w:t>
+      </w:r>
+    </w:p>
+    <w:p>
+      <w:pPr>
+        <w:spacing w:before="60" w:after="60"/>
       </w:pPr>
       <w:r>
         <w:rPr>
-          <w:rFonts w:ascii="Yu Gothic UI" w:cs="Yu Gothic UI" w:eastAsia="Yu Gothic UI" w:hAnsi="Yu Gothic UI"/>
+          <w:rFonts w:eastAsia="Yu Gothic UI"/>
         </w:rPr>
-        <w:t xml:space="preserve">アクセス方法</w:t>
+        <w:t>ブラウザで以下のURLを開く</w:t>
       </w:r>
     </w:p>
     <w:p>
       <w:pPr>
-        <w:spacing w:after="60" w:before="60"/>
+        <w:shd w:val="clear" w:color="auto" w:fill="F5F5F5"/>
+        <w:spacing w:before="100" w:after="100"/>
+        <w:ind w:left="360"/>
       </w:pPr>
       <w:r>
         <w:rPr>
-          <w:rFonts w:ascii="Yu Gothic UI" w:cs="Yu Gothic UI" w:eastAsia="Yu Gothic UI" w:hAnsi="Yu Gothic UI"/>
-          <w:sz w:val="22"/>
-          <w:szCs w:val="22"/>
-        </w:rPr>
-        <w:t xml:space="preserve">ブラウザで以下のURLを開く</w:t>
-      </w:r>
-    </w:p>
-    <w:p>
-      <w:pPr>
-        <w:shd w:fill="F5F5F5" w:val="clear"/>
-        <w:spacing w:after="100" w:before="100"/>
-        <w:ind w:left="360"/>
-      </w:pPr>
-      <w:r>
-        <w:rPr>
-          <w:rFonts w:ascii="Consolas" w:cs="Consolas" w:eastAsia="Consolas" w:hAnsi="Consolas"/>
+          <w:rFonts w:ascii="Consolas" w:eastAsia="Consolas" w:hAnsi="Consolas" w:cs="Consolas"/>
           <w:b/>
           <w:bCs/>
           <w:color w:val="2E5090"/>
@@ -157,48 +153,56 @@
     </w:p>
     <w:p>
       <w:pPr>
-        <w:pStyle w:val="Heading1"/>
-        <w:spacing w:after="120" w:before="300"/>
+        <w:pStyle w:val="1"/>
+        <w:spacing w:before="300" w:after="120"/>
       </w:pPr>
       <w:r>
-        <w:rPr>
-          <w:rFonts w:ascii="Yu Gothic UI" w:cs="Yu Gothic UI" w:eastAsia="Yu Gothic UI" w:hAnsi="Yu Gothic UI"/>
-        </w:rPr>
-        <w:t xml:space="preserve">見積作成の手順</w:t>
+        <w:t>見積作成の手順</w:t>
       </w:r>
     </w:p>
     <w:tbl>
       <w:tblPr>
-        <w:tblW w:type="dxa" w:w="9026"/>
+        <w:tblW w:w="9026" w:type="dxa"/>
         <w:tblBorders>
-          <w:top w:val="single" w:color="auto" w:sz="4"/>
-          <w:left w:val="single" w:color="auto" w:sz="4"/>
-          <w:bottom w:val="single" w:color="auto" w:sz="4"/>
-          <w:right w:val="single" w:color="auto" w:sz="4"/>
-          <w:insideH w:val="single" w:color="auto" w:sz="4"/>
-          <w:insideV w:val="single" w:color="auto" w:sz="4"/>
+          <w:top w:val="single" w:sz="4" w:space="0" w:color="auto"/>
+          <w:left w:val="single" w:sz="4" w:space="0" w:color="auto"/>
+          <w:bottom w:val="single" w:sz="4" w:space="0" w:color="auto"/>
+          <w:right w:val="single" w:sz="4" w:space="0" w:color="auto"/>
+          <w:insideH w:val="single" w:sz="4" w:space="0" w:color="auto"/>
+          <w:insideV w:val="single" w:sz="4" w:space="0" w:color="auto"/>
         </w:tblBorders>
+        <w:tblCellMar>
+          <w:left w:w="10" w:type="dxa"/>
+          <w:right w:w="10" w:type="dxa"/>
+        </w:tblCellMar>
+        <w:tblLook w:val="04A0" w:firstRow="1" w:lastRow="0" w:firstColumn="1" w:lastColumn="0" w:noHBand="0" w:noVBand="1"/>
       </w:tblPr>
       <w:tblGrid>
         <w:gridCol w:w="1200"/>
         <w:gridCol w:w="7826"/>
       </w:tblGrid>
       <w:tr>
+        <w:tblPrEx>
+          <w:tblCellMar>
+            <w:top w:w="0" w:type="dxa"/>
+            <w:bottom w:w="0" w:type="dxa"/>
+          </w:tblCellMar>
+        </w:tblPrEx>
         <w:tc>
           <w:tcPr>
-            <w:tcW w:type="dxa" w:w="1200"/>
+            <w:tcW w:w="1200" w:type="dxa"/>
             <w:tcBorders>
-              <w:top w:val="single" w:color="CCCCCC" w:sz="1"/>
-              <w:left w:val="single" w:color="CCCCCC" w:sz="1"/>
-              <w:bottom w:val="single" w:color="CCCCCC" w:sz="1"/>
-              <w:right w:val="single" w:color="CCCCCC" w:sz="1"/>
+              <w:top w:val="single" w:sz="1" w:space="0" w:color="CCCCCC"/>
+              <w:left w:val="single" w:sz="1" w:space="0" w:color="CCCCCC"/>
+              <w:bottom w:val="single" w:sz="1" w:space="0" w:color="CCCCCC"/>
+              <w:right w:val="single" w:sz="1" w:space="0" w:color="CCCCCC"/>
             </w:tcBorders>
-            <w:shd w:fill="2E5090" w:val="clear"/>
+            <w:shd w:val="clear" w:color="auto" w:fill="2E5090"/>
             <w:tcMar>
-              <w:top w:type="dxa" w:w="60"/>
-              <w:left w:type="dxa" w:w="100"/>
-              <w:bottom w:type="dxa" w:w="60"/>
-              <w:right w:type="dxa" w:w="100"/>
+              <w:top w:w="60" w:type="dxa"/>
+              <w:left w:w="100" w:type="dxa"/>
+              <w:bottom w:w="60" w:type="dxa"/>
+              <w:right w:w="100" w:type="dxa"/>
             </w:tcMar>
             <w:vAlign w:val="center"/>
           </w:tcPr>
@@ -208,32 +212,30 @@
             </w:pPr>
             <w:r>
               <w:rPr>
-                <w:rFonts w:ascii="Yu Gothic UI" w:cs="Yu Gothic UI" w:eastAsia="Yu Gothic UI" w:hAnsi="Yu Gothic UI"/>
+                <w:rFonts w:eastAsia="Yu Gothic UI"/>
                 <w:b/>
                 <w:bCs/>
                 <w:color w:val="FFFFFF"/>
-                <w:sz w:val="22"/>
-                <w:szCs w:val="22"/>
-              </w:rPr>
-              <w:t xml:space="preserve">STEP 1</w:t>
+              </w:rPr>
+              <w:t>STEP 1</w:t>
             </w:r>
           </w:p>
         </w:tc>
         <w:tc>
           <w:tcPr>
-            <w:tcW w:type="dxa" w:w="7826"/>
+            <w:tcW w:w="7826" w:type="dxa"/>
             <w:tcBorders>
-              <w:top w:val="single" w:color="CCCCCC" w:sz="1"/>
-              <w:left w:val="single" w:color="CCCCCC" w:sz="1"/>
-              <w:bottom w:val="single" w:color="CCCCCC" w:sz="1"/>
-              <w:right w:val="single" w:color="CCCCCC" w:sz="1"/>
+              <w:top w:val="single" w:sz="1" w:space="0" w:color="CCCCCC"/>
+              <w:left w:val="single" w:sz="1" w:space="0" w:color="CCCCCC"/>
+              <w:bottom w:val="single" w:sz="1" w:space="0" w:color="CCCCCC"/>
+              <w:right w:val="single" w:sz="1" w:space="0" w:color="CCCCCC"/>
             </w:tcBorders>
-            <w:shd w:fill="E8EEF7" w:val="clear"/>
+            <w:shd w:val="clear" w:color="auto" w:fill="E8EEF7"/>
             <w:tcMar>
-              <w:top w:type="dxa" w:w="80"/>
-              <w:left w:type="dxa" w:w="120"/>
-              <w:bottom w:type="dxa" w:w="80"/>
-              <w:right w:type="dxa" w:w="120"/>
+              <w:top w:w="80" w:type="dxa"/>
+              <w:left w:w="120" w:type="dxa"/>
+              <w:bottom w:w="80" w:type="dxa"/>
+              <w:right w:w="120" w:type="dxa"/>
             </w:tcMar>
           </w:tcPr>
           <w:p>
@@ -242,39 +244,42 @@
             </w:pPr>
             <w:r>
               <w:rPr>
-                <w:rFonts w:ascii="Yu Gothic UI" w:cs="Yu Gothic UI" w:eastAsia="Yu Gothic UI" w:hAnsi="Yu Gothic UI"/>
+                <w:rFonts w:eastAsia="Yu Gothic UI"/>
                 <w:b/>
                 <w:bCs/>
-                <w:sz w:val="22"/>
-                <w:szCs w:val="22"/>
-              </w:rPr>
-              <w:t xml:space="preserve">基本情報を入力</w:t>
-            </w:r>
-          </w:p>
-          <w:p>
-            <w:pPr>
-              <w:spacing w:after="60" w:before="60"/>
-            </w:pPr>
-            <w:r>
-              <w:rPr>
-                <w:rFonts w:ascii="Yu Gothic UI" w:cs="Yu Gothic UI" w:eastAsia="Yu Gothic UI" w:hAnsi="Yu Gothic UI"/>
+              </w:rPr>
+              <w:t>基本情報を入力</w:t>
+            </w:r>
+          </w:p>
+          <w:p>
+            <w:pPr>
+              <w:spacing w:before="60" w:after="60"/>
+            </w:pPr>
+            <w:r>
+              <w:rPr>
+                <w:rFonts w:eastAsia="Yu Gothic UI"/>
                 <w:sz w:val="20"/>
                 <w:szCs w:val="20"/>
               </w:rPr>
-              <w:t xml:space="preserve">以下の項目を入力してください。</w:t>
+              <w:t>以下の項目を入力してください。</w:t>
             </w:r>
           </w:p>
           <w:tbl>
             <w:tblPr>
-              <w:tblW w:type="dxa" w:w="7400"/>
+              <w:tblW w:w="7400" w:type="dxa"/>
               <w:tblBorders>
-                <w:top w:val="single" w:color="auto" w:sz="4"/>
-                <w:left w:val="single" w:color="auto" w:sz="4"/>
-                <w:bottom w:val="single" w:color="auto" w:sz="4"/>
-                <w:right w:val="single" w:color="auto" w:sz="4"/>
-                <w:insideH w:val="single" w:color="auto" w:sz="4"/>
-                <w:insideV w:val="single" w:color="auto" w:sz="4"/>
+                <w:top w:val="single" w:sz="4" w:space="0" w:color="auto"/>
+                <w:left w:val="single" w:sz="4" w:space="0" w:color="auto"/>
+                <w:bottom w:val="single" w:sz="4" w:space="0" w:color="auto"/>
+                <w:right w:val="single" w:sz="4" w:space="0" w:color="auto"/>
+                <w:insideH w:val="single" w:sz="4" w:space="0" w:color="auto"/>
+                <w:insideV w:val="single" w:sz="4" w:space="0" w:color="auto"/>
               </w:tblBorders>
+              <w:tblCellMar>
+                <w:left w:w="10" w:type="dxa"/>
+                <w:right w:w="10" w:type="dxa"/>
+              </w:tblCellMar>
+              <w:tblLook w:val="04A0" w:firstRow="1" w:lastRow="0" w:firstColumn="1" w:lastColumn="0" w:noHBand="0" w:noVBand="1"/>
             </w:tblPr>
             <w:tblGrid>
               <w:gridCol w:w="2000"/>
@@ -282,21 +287,27 @@
               <w:gridCol w:w="1600"/>
             </w:tblGrid>
             <w:tr>
+              <w:tblPrEx>
+                <w:tblCellMar>
+                  <w:top w:w="0" w:type="dxa"/>
+                  <w:bottom w:w="0" w:type="dxa"/>
+                </w:tblCellMar>
+              </w:tblPrEx>
               <w:tc>
                 <w:tcPr>
-                  <w:tcW w:type="dxa" w:w="2000"/>
+                  <w:tcW w:w="2000" w:type="dxa"/>
                   <w:tcBorders>
-                    <w:top w:val="single" w:color="CCCCCC" w:sz="1"/>
-                    <w:left w:val="single" w:color="CCCCCC" w:sz="1"/>
-                    <w:bottom w:val="single" w:color="CCCCCC" w:sz="1"/>
-                    <w:right w:val="single" w:color="CCCCCC" w:sz="1"/>
+                    <w:top w:val="single" w:sz="1" w:space="0" w:color="CCCCCC"/>
+                    <w:left w:val="single" w:sz="1" w:space="0" w:color="CCCCCC"/>
+                    <w:bottom w:val="single" w:sz="1" w:space="0" w:color="CCCCCC"/>
+                    <w:right w:val="single" w:sz="1" w:space="0" w:color="CCCCCC"/>
                   </w:tcBorders>
-                  <w:shd w:fill="2E5090" w:val="clear"/>
+                  <w:shd w:val="clear" w:color="auto" w:fill="2E5090"/>
                   <w:tcMar>
-                    <w:top w:type="dxa" w:w="60"/>
-                    <w:left w:type="dxa" w:w="100"/>
-                    <w:bottom w:type="dxa" w:w="60"/>
-                    <w:right w:type="dxa" w:w="100"/>
+                    <w:top w:w="60" w:type="dxa"/>
+                    <w:left w:w="100" w:type="dxa"/>
+                    <w:bottom w:w="60" w:type="dxa"/>
+                    <w:right w:w="100" w:type="dxa"/>
                   </w:tcMar>
                   <w:vAlign w:val="center"/>
                 </w:tcPr>
@@ -306,32 +317,32 @@
                   </w:pPr>
                   <w:r>
                     <w:rPr>
-                      <w:rFonts w:ascii="Yu Gothic UI" w:cs="Yu Gothic UI" w:eastAsia="Yu Gothic UI" w:hAnsi="Yu Gothic UI"/>
+                      <w:rFonts w:eastAsia="Yu Gothic UI"/>
                       <w:b/>
                       <w:bCs/>
                       <w:color w:val="FFFFFF"/>
                       <w:sz w:val="20"/>
                       <w:szCs w:val="20"/>
                     </w:rPr>
-                    <w:t xml:space="preserve">項目</w:t>
+                    <w:t>項目</w:t>
                   </w:r>
                 </w:p>
               </w:tc>
               <w:tc>
                 <w:tcPr>
-                  <w:tcW w:type="dxa" w:w="3800"/>
+                  <w:tcW w:w="3800" w:type="dxa"/>
                   <w:tcBorders>
-                    <w:top w:val="single" w:color="CCCCCC" w:sz="1"/>
-                    <w:left w:val="single" w:color="CCCCCC" w:sz="1"/>
-                    <w:bottom w:val="single" w:color="CCCCCC" w:sz="1"/>
-                    <w:right w:val="single" w:color="CCCCCC" w:sz="1"/>
+                    <w:top w:val="single" w:sz="1" w:space="0" w:color="CCCCCC"/>
+                    <w:left w:val="single" w:sz="1" w:space="0" w:color="CCCCCC"/>
+                    <w:bottom w:val="single" w:sz="1" w:space="0" w:color="CCCCCC"/>
+                    <w:right w:val="single" w:sz="1" w:space="0" w:color="CCCCCC"/>
                   </w:tcBorders>
-                  <w:shd w:fill="2E5090" w:val="clear"/>
+                  <w:shd w:val="clear" w:color="auto" w:fill="2E5090"/>
                   <w:tcMar>
-                    <w:top w:type="dxa" w:w="60"/>
-                    <w:left w:type="dxa" w:w="100"/>
-                    <w:bottom w:type="dxa" w:w="60"/>
-                    <w:right w:type="dxa" w:w="100"/>
+                    <w:top w:w="60" w:type="dxa"/>
+                    <w:left w:w="100" w:type="dxa"/>
+                    <w:bottom w:w="60" w:type="dxa"/>
+                    <w:right w:w="100" w:type="dxa"/>
                   </w:tcMar>
                   <w:vAlign w:val="center"/>
                 </w:tcPr>
@@ -341,32 +352,32 @@
                   </w:pPr>
                   <w:r>
                     <w:rPr>
-                      <w:rFonts w:ascii="Yu Gothic UI" w:cs="Yu Gothic UI" w:eastAsia="Yu Gothic UI" w:hAnsi="Yu Gothic UI"/>
+                      <w:rFonts w:eastAsia="Yu Gothic UI"/>
                       <w:b/>
                       <w:bCs/>
                       <w:color w:val="FFFFFF"/>
                       <w:sz w:val="20"/>
                       <w:szCs w:val="20"/>
                     </w:rPr>
-                    <w:t xml:space="preserve">内容</w:t>
+                    <w:t>内容</w:t>
                   </w:r>
                 </w:p>
               </w:tc>
               <w:tc>
                 <w:tcPr>
-                  <w:tcW w:type="dxa" w:w="1600"/>
+                  <w:tcW w:w="1600" w:type="dxa"/>
                   <w:tcBorders>
-                    <w:top w:val="single" w:color="CCCCCC" w:sz="1"/>
-                    <w:left w:val="single" w:color="CCCCCC" w:sz="1"/>
-                    <w:bottom w:val="single" w:color="CCCCCC" w:sz="1"/>
-                    <w:right w:val="single" w:color="CCCCCC" w:sz="1"/>
+                    <w:top w:val="single" w:sz="1" w:space="0" w:color="CCCCCC"/>
+                    <w:left w:val="single" w:sz="1" w:space="0" w:color="CCCCCC"/>
+                    <w:bottom w:val="single" w:sz="1" w:space="0" w:color="CCCCCC"/>
+                    <w:right w:val="single" w:sz="1" w:space="0" w:color="CCCCCC"/>
                   </w:tcBorders>
-                  <w:shd w:fill="2E5090" w:val="clear"/>
+                  <w:shd w:val="clear" w:color="auto" w:fill="2E5090"/>
                   <w:tcMar>
-                    <w:top w:type="dxa" w:w="60"/>
-                    <w:left w:type="dxa" w:w="100"/>
-                    <w:bottom w:type="dxa" w:w="60"/>
-                    <w:right w:type="dxa" w:w="100"/>
+                    <w:top w:w="60" w:type="dxa"/>
+                    <w:left w:w="100" w:type="dxa"/>
+                    <w:bottom w:w="60" w:type="dxa"/>
+                    <w:right w:w="100" w:type="dxa"/>
                   </w:tcMar>
                   <w:vAlign w:val="center"/>
                 </w:tcPr>
@@ -376,271 +387,305 @@
                   </w:pPr>
                   <w:r>
                     <w:rPr>
-                      <w:rFonts w:ascii="Yu Gothic UI" w:cs="Yu Gothic UI" w:eastAsia="Yu Gothic UI" w:hAnsi="Yu Gothic UI"/>
+                      <w:rFonts w:eastAsia="Yu Gothic UI"/>
                       <w:b/>
                       <w:bCs/>
                       <w:color w:val="FFFFFF"/>
                       <w:sz w:val="20"/>
                       <w:szCs w:val="20"/>
                     </w:rPr>
-                    <w:t xml:space="preserve">必須</w:t>
+                    <w:t>必須</w:t>
                   </w:r>
                 </w:p>
               </w:tc>
             </w:tr>
             <w:tr>
+              <w:tblPrEx>
+                <w:tblCellMar>
+                  <w:top w:w="0" w:type="dxa"/>
+                  <w:bottom w:w="0" w:type="dxa"/>
+                </w:tblCellMar>
+              </w:tblPrEx>
               <w:tc>
                 <w:tcPr>
-                  <w:tcW w:type="dxa" w:w="2000"/>
+                  <w:tcW w:w="2000" w:type="dxa"/>
                   <w:tcBorders>
-                    <w:top w:val="single" w:color="CCCCCC" w:sz="1"/>
-                    <w:left w:val="single" w:color="CCCCCC" w:sz="1"/>
-                    <w:bottom w:val="single" w:color="CCCCCC" w:sz="1"/>
-                    <w:right w:val="single" w:color="CCCCCC" w:sz="1"/>
+                    <w:top w:val="single" w:sz="1" w:space="0" w:color="CCCCCC"/>
+                    <w:left w:val="single" w:sz="1" w:space="0" w:color="CCCCCC"/>
+                    <w:bottom w:val="single" w:sz="1" w:space="0" w:color="CCCCCC"/>
+                    <w:right w:val="single" w:sz="1" w:space="0" w:color="CCCCCC"/>
                   </w:tcBorders>
                   <w:tcMar>
-                    <w:top w:type="dxa" w:w="60"/>
-                    <w:left w:type="dxa" w:w="100"/>
-                    <w:bottom w:type="dxa" w:w="60"/>
-                    <w:right w:type="dxa" w:w="100"/>
+                    <w:top w:w="60" w:type="dxa"/>
+                    <w:left w:w="100" w:type="dxa"/>
+                    <w:bottom w:w="60" w:type="dxa"/>
+                    <w:right w:w="100" w:type="dxa"/>
                   </w:tcMar>
                 </w:tcPr>
                 <w:p>
                   <w:r>
                     <w:rPr>
-                      <w:rFonts w:ascii="Yu Gothic UI" w:cs="Yu Gothic UI" w:eastAsia="Yu Gothic UI" w:hAnsi="Yu Gothic UI"/>
+                      <w:rFonts w:eastAsia="Yu Gothic UI"/>
                       <w:b/>
                       <w:bCs/>
                       <w:sz w:val="20"/>
                       <w:szCs w:val="20"/>
                     </w:rPr>
-                    <w:t xml:space="preserve">テンプレート</w:t>
+                    <w:t>テンプレート</w:t>
                   </w:r>
                 </w:p>
               </w:tc>
               <w:tc>
                 <w:tcPr>
-                  <w:tcW w:type="dxa" w:w="3800"/>
+                  <w:tcW w:w="3800" w:type="dxa"/>
                   <w:tcBorders>
-                    <w:top w:val="single" w:color="CCCCCC" w:sz="1"/>
-                    <w:left w:val="single" w:color="CCCCCC" w:sz="1"/>
-                    <w:bottom w:val="single" w:color="CCCCCC" w:sz="1"/>
-                    <w:right w:val="single" w:color="CCCCCC" w:sz="1"/>
+                    <w:top w:val="single" w:sz="1" w:space="0" w:color="CCCCCC"/>
+                    <w:left w:val="single" w:sz="1" w:space="0" w:color="CCCCCC"/>
+                    <w:bottom w:val="single" w:sz="1" w:space="0" w:color="CCCCCC"/>
+                    <w:right w:val="single" w:sz="1" w:space="0" w:color="CCCCCC"/>
                   </w:tcBorders>
                   <w:tcMar>
-                    <w:top w:type="dxa" w:w="60"/>
-                    <w:left w:type="dxa" w:w="100"/>
-                    <w:bottom w:type="dxa" w:w="60"/>
-                    <w:right w:type="dxa" w:w="100"/>
+                    <w:top w:w="60" w:type="dxa"/>
+                    <w:left w:w="100" w:type="dxa"/>
+                    <w:bottom w:w="60" w:type="dxa"/>
+                    <w:right w:w="100" w:type="dxa"/>
                   </w:tcMar>
                 </w:tcPr>
                 <w:p>
                   <w:r>
                     <w:rPr>
-                      <w:rFonts w:ascii="Yu Gothic UI" w:cs="Yu Gothic UI" w:eastAsia="Yu Gothic UI" w:hAnsi="Yu Gothic UI"/>
+                      <w:rFonts w:eastAsia="Yu Gothic UI"/>
                       <w:sz w:val="20"/>
                       <w:szCs w:val="20"/>
                     </w:rPr>
-                    <w:t xml:space="preserve">管理会社に合わせて選択</w:t>
+                    <w:t>管理会社に合わせて選択</w:t>
                   </w:r>
                 </w:p>
               </w:tc>
               <w:tc>
                 <w:tcPr>
-                  <w:tcW w:type="dxa" w:w="1600"/>
+                  <w:tcW w:w="1600" w:type="dxa"/>
                   <w:tcBorders>
-                    <w:top w:val="single" w:color="CCCCCC" w:sz="1"/>
-                    <w:left w:val="single" w:color="CCCCCC" w:sz="1"/>
-                    <w:bottom w:val="single" w:color="CCCCCC" w:sz="1"/>
-                    <w:right w:val="single" w:color="CCCCCC" w:sz="1"/>
+                    <w:top w:val="single" w:sz="1" w:space="0" w:color="CCCCCC"/>
+                    <w:left w:val="single" w:sz="1" w:space="0" w:color="CCCCCC"/>
+                    <w:bottom w:val="single" w:sz="1" w:space="0" w:color="CCCCCC"/>
+                    <w:right w:val="single" w:sz="1" w:space="0" w:color="CCCCCC"/>
                   </w:tcBorders>
-                  <w:shd w:fill="FFE0E0" w:val="clear"/>
+                  <w:shd w:val="clear" w:color="auto" w:fill="FFE0E0"/>
                   <w:tcMar>
-                    <w:top w:type="dxa" w:w="60"/>
-                    <w:left w:type="dxa" w:w="100"/>
-                    <w:bottom w:type="dxa" w:w="60"/>
-                    <w:right w:type="dxa" w:w="100"/>
+                    <w:top w:w="60" w:type="dxa"/>
+                    <w:left w:w="100" w:type="dxa"/>
+                    <w:bottom w:w="60" w:type="dxa"/>
+                    <w:right w:w="100" w:type="dxa"/>
                   </w:tcMar>
                 </w:tcPr>
                 <w:p>
                   <w:r>
                     <w:rPr>
-                      <w:rFonts w:ascii="Yu Gothic UI" w:cs="Yu Gothic UI" w:eastAsia="Yu Gothic UI" w:hAnsi="Yu Gothic UI"/>
+                      <w:rFonts w:eastAsia="Yu Gothic UI"/>
                       <w:sz w:val="20"/>
                       <w:szCs w:val="20"/>
                     </w:rPr>
-                    <w:t xml:space="preserve">必須</w:t>
+                    <w:t>必須</w:t>
                   </w:r>
                 </w:p>
               </w:tc>
             </w:tr>
             <w:tr>
+              <w:tblPrEx>
+                <w:tblCellMar>
+                  <w:top w:w="0" w:type="dxa"/>
+                  <w:bottom w:w="0" w:type="dxa"/>
+                </w:tblCellMar>
+              </w:tblPrEx>
               <w:tc>
                 <w:tcPr>
-                  <w:tcW w:type="dxa" w:w="2000"/>
+                  <w:tcW w:w="2000" w:type="dxa"/>
                   <w:tcBorders>
-                    <w:top w:val="single" w:color="CCCCCC" w:sz="1"/>
-                    <w:left w:val="single" w:color="CCCCCC" w:sz="1"/>
-                    <w:bottom w:val="single" w:color="CCCCCC" w:sz="1"/>
-                    <w:right w:val="single" w:color="CCCCCC" w:sz="1"/>
+                    <w:top w:val="single" w:sz="1" w:space="0" w:color="CCCCCC"/>
+                    <w:left w:val="single" w:sz="1" w:space="0" w:color="CCCCCC"/>
+                    <w:bottom w:val="single" w:sz="1" w:space="0" w:color="CCCCCC"/>
+                    <w:right w:val="single" w:sz="1" w:space="0" w:color="CCCCCC"/>
                   </w:tcBorders>
                   <w:tcMar>
-                    <w:top w:type="dxa" w:w="60"/>
-                    <w:left w:type="dxa" w:w="100"/>
-                    <w:bottom w:type="dxa" w:w="60"/>
-                    <w:right w:type="dxa" w:w="100"/>
+                    <w:top w:w="60" w:type="dxa"/>
+                    <w:left w:w="100" w:type="dxa"/>
+                    <w:bottom w:w="60" w:type="dxa"/>
+                    <w:right w:w="100" w:type="dxa"/>
                   </w:tcMar>
                 </w:tcPr>
                 <w:p>
                   <w:r>
                     <w:rPr>
-                      <w:rFonts w:ascii="Yu Gothic UI" w:cs="Yu Gothic UI" w:eastAsia="Yu Gothic UI" w:hAnsi="Yu Gothic UI"/>
+                      <w:rFonts w:eastAsia="Yu Gothic UI"/>
                       <w:b/>
                       <w:bCs/>
                       <w:sz w:val="20"/>
                       <w:szCs w:val="20"/>
                     </w:rPr>
-                    <w:t xml:space="preserve">物件名</w:t>
+                    <w:t>物件名</w:t>
                   </w:r>
                 </w:p>
               </w:tc>
               <w:tc>
                 <w:tcPr>
-                  <w:tcW w:type="dxa" w:w="3800"/>
+                  <w:tcW w:w="3800" w:type="dxa"/>
                   <w:tcBorders>
-                    <w:top w:val="single" w:color="CCCCCC" w:sz="1"/>
-                    <w:left w:val="single" w:color="CCCCCC" w:sz="1"/>
-                    <w:bottom w:val="single" w:color="CCCCCC" w:sz="1"/>
-                    <w:right w:val="single" w:color="CCCCCC" w:sz="1"/>
+                    <w:top w:val="single" w:sz="1" w:space="0" w:color="CCCCCC"/>
+                    <w:left w:val="single" w:sz="1" w:space="0" w:color="CCCCCC"/>
+                    <w:bottom w:val="single" w:sz="1" w:space="0" w:color="CCCCCC"/>
+                    <w:right w:val="single" w:sz="1" w:space="0" w:color="CCCCCC"/>
                   </w:tcBorders>
                   <w:tcMar>
-                    <w:top w:type="dxa" w:w="60"/>
-                    <w:left w:type="dxa" w:w="100"/>
-                    <w:bottom w:type="dxa" w:w="60"/>
-                    <w:right w:type="dxa" w:w="100"/>
+                    <w:top w:w="60" w:type="dxa"/>
+                    <w:left w:w="100" w:type="dxa"/>
+                    <w:bottom w:w="60" w:type="dxa"/>
+                    <w:right w:w="100" w:type="dxa"/>
                   </w:tcMar>
                 </w:tcPr>
                 <w:p>
                   <w:r>
                     <w:rPr>
-                      <w:rFonts w:ascii="Yu Gothic UI" w:cs="Yu Gothic UI" w:eastAsia="Yu Gothic UI" w:hAnsi="Yu Gothic UI"/>
+                      <w:rFonts w:eastAsia="Yu Gothic UI"/>
                       <w:sz w:val="20"/>
                       <w:szCs w:val="20"/>
                     </w:rPr>
-                    <w:t xml:space="preserve">例: リラハイツ</w:t>
+                    <w:t xml:space="preserve">例: </w:t>
+                  </w:r>
+                  <w:r>
+                    <w:rPr>
+                      <w:rFonts w:eastAsia="Yu Gothic UI" w:hint="eastAsia"/>
+                      <w:sz w:val="20"/>
+                      <w:szCs w:val="20"/>
+                    </w:rPr>
+                    <w:t>バズ</w:t>
+                  </w:r>
+                  <w:r>
+                    <w:rPr>
+                      <w:rFonts w:eastAsia="Yu Gothic UI"/>
+                      <w:sz w:val="20"/>
+                      <w:szCs w:val="20"/>
+                    </w:rPr>
+                    <w:t>ハイツ</w:t>
                   </w:r>
                 </w:p>
               </w:tc>
               <w:tc>
                 <w:tcPr>
-                  <w:tcW w:type="dxa" w:w="1600"/>
+                  <w:tcW w:w="1600" w:type="dxa"/>
                   <w:tcBorders>
-                    <w:top w:val="single" w:color="CCCCCC" w:sz="1"/>
-                    <w:left w:val="single" w:color="CCCCCC" w:sz="1"/>
-                    <w:bottom w:val="single" w:color="CCCCCC" w:sz="1"/>
-                    <w:right w:val="single" w:color="CCCCCC" w:sz="1"/>
+                    <w:top w:val="single" w:sz="1" w:space="0" w:color="CCCCCC"/>
+                    <w:left w:val="single" w:sz="1" w:space="0" w:color="CCCCCC"/>
+                    <w:bottom w:val="single" w:sz="1" w:space="0" w:color="CCCCCC"/>
+                    <w:right w:val="single" w:sz="1" w:space="0" w:color="CCCCCC"/>
                   </w:tcBorders>
-                  <w:shd w:fill="FFE0E0" w:val="clear"/>
+                  <w:shd w:val="clear" w:color="auto" w:fill="FFE0E0"/>
                   <w:tcMar>
-                    <w:top w:type="dxa" w:w="60"/>
-                    <w:left w:type="dxa" w:w="100"/>
-                    <w:bottom w:type="dxa" w:w="60"/>
-                    <w:right w:type="dxa" w:w="100"/>
+                    <w:top w:w="60" w:type="dxa"/>
+                    <w:left w:w="100" w:type="dxa"/>
+                    <w:bottom w:w="60" w:type="dxa"/>
+                    <w:right w:w="100" w:type="dxa"/>
                   </w:tcMar>
                 </w:tcPr>
                 <w:p>
                   <w:r>
                     <w:rPr>
-                      <w:rFonts w:ascii="Yu Gothic UI" w:cs="Yu Gothic UI" w:eastAsia="Yu Gothic UI" w:hAnsi="Yu Gothic UI"/>
+                      <w:rFonts w:eastAsia="Yu Gothic UI"/>
                       <w:sz w:val="20"/>
                       <w:szCs w:val="20"/>
                     </w:rPr>
-                    <w:t xml:space="preserve">必須</w:t>
+                    <w:t>必須</w:t>
                   </w:r>
                 </w:p>
               </w:tc>
             </w:tr>
             <w:tr>
+              <w:tblPrEx>
+                <w:tblCellMar>
+                  <w:top w:w="0" w:type="dxa"/>
+                  <w:bottom w:w="0" w:type="dxa"/>
+                </w:tblCellMar>
+              </w:tblPrEx>
               <w:tc>
                 <w:tcPr>
-                  <w:tcW w:type="dxa" w:w="2000"/>
+                  <w:tcW w:w="2000" w:type="dxa"/>
                   <w:tcBorders>
-                    <w:top w:val="single" w:color="CCCCCC" w:sz="1"/>
-                    <w:left w:val="single" w:color="CCCCCC" w:sz="1"/>
-                    <w:bottom w:val="single" w:color="CCCCCC" w:sz="1"/>
-                    <w:right w:val="single" w:color="CCCCCC" w:sz="1"/>
+                    <w:top w:val="single" w:sz="1" w:space="0" w:color="CCCCCC"/>
+                    <w:left w:val="single" w:sz="1" w:space="0" w:color="CCCCCC"/>
+                    <w:bottom w:val="single" w:sz="1" w:space="0" w:color="CCCCCC"/>
+                    <w:right w:val="single" w:sz="1" w:space="0" w:color="CCCCCC"/>
                   </w:tcBorders>
                   <w:tcMar>
-                    <w:top w:type="dxa" w:w="60"/>
-                    <w:left w:type="dxa" w:w="100"/>
-                    <w:bottom w:type="dxa" w:w="60"/>
-                    <w:right w:type="dxa" w:w="100"/>
+                    <w:top w:w="60" w:type="dxa"/>
+                    <w:left w:w="100" w:type="dxa"/>
+                    <w:bottom w:w="60" w:type="dxa"/>
+                    <w:right w:w="100" w:type="dxa"/>
                   </w:tcMar>
                 </w:tcPr>
                 <w:p>
                   <w:r>
                     <w:rPr>
-                      <w:rFonts w:ascii="Yu Gothic UI" w:cs="Yu Gothic UI" w:eastAsia="Yu Gothic UI" w:hAnsi="Yu Gothic UI"/>
+                      <w:rFonts w:eastAsia="Yu Gothic UI"/>
                       <w:b/>
                       <w:bCs/>
                       <w:sz w:val="20"/>
                       <w:szCs w:val="20"/>
                     </w:rPr>
-                    <w:t xml:space="preserve">住所</w:t>
+                    <w:t>住所</w:t>
                   </w:r>
                 </w:p>
               </w:tc>
               <w:tc>
                 <w:tcPr>
-                  <w:tcW w:type="dxa" w:w="3800"/>
+                  <w:tcW w:w="3800" w:type="dxa"/>
                   <w:tcBorders>
-                    <w:top w:val="single" w:color="CCCCCC" w:sz="1"/>
-                    <w:left w:val="single" w:color="CCCCCC" w:sz="1"/>
-                    <w:bottom w:val="single" w:color="CCCCCC" w:sz="1"/>
-                    <w:right w:val="single" w:color="CCCCCC" w:sz="1"/>
+                    <w:top w:val="single" w:sz="1" w:space="0" w:color="CCCCCC"/>
+                    <w:left w:val="single" w:sz="1" w:space="0" w:color="CCCCCC"/>
+                    <w:bottom w:val="single" w:sz="1" w:space="0" w:color="CCCCCC"/>
+                    <w:right w:val="single" w:sz="1" w:space="0" w:color="CCCCCC"/>
                   </w:tcBorders>
                   <w:tcMar>
-                    <w:top w:type="dxa" w:w="60"/>
-                    <w:left w:type="dxa" w:w="100"/>
-                    <w:bottom w:type="dxa" w:w="60"/>
-                    <w:right w:type="dxa" w:w="100"/>
+                    <w:top w:w="60" w:type="dxa"/>
+                    <w:left w:w="100" w:type="dxa"/>
+                    <w:bottom w:w="60" w:type="dxa"/>
+                    <w:right w:w="100" w:type="dxa"/>
                   </w:tcMar>
                 </w:tcPr>
                 <w:p>
                   <w:r>
                     <w:rPr>
-                      <w:rFonts w:ascii="Yu Gothic UI" w:cs="Yu Gothic UI" w:eastAsia="Yu Gothic UI" w:hAnsi="Yu Gothic UI"/>
+                      <w:rFonts w:eastAsia="Yu Gothic UI"/>
                       <w:sz w:val="20"/>
                       <w:szCs w:val="20"/>
                     </w:rPr>
-                    <w:t xml:space="preserve">例: 東京都渋谷区1-2-3</w:t>
+                    <w:t>例: 東京都渋谷区1-2-3</w:t>
                   </w:r>
                 </w:p>
               </w:tc>
               <w:tc>
                 <w:tcPr>
-                  <w:tcW w:type="dxa" w:w="1600"/>
+                  <w:tcW w:w="1600" w:type="dxa"/>
                   <w:tcBorders>
-                    <w:top w:val="single" w:color="CCCCCC" w:sz="1"/>
-                    <w:left w:val="single" w:color="CCCCCC" w:sz="1"/>
-                    <w:bottom w:val="single" w:color="CCCCCC" w:sz="1"/>
-                    <w:right w:val="single" w:color="CCCCCC" w:sz="1"/>
+                    <w:top w:val="single" w:sz="1" w:space="0" w:color="CCCCCC"/>
+                    <w:left w:val="single" w:sz="1" w:space="0" w:color="CCCCCC"/>
+                    <w:bottom w:val="single" w:sz="1" w:space="0" w:color="CCCCCC"/>
+                    <w:right w:val="single" w:sz="1" w:space="0" w:color="CCCCCC"/>
                   </w:tcBorders>
                   <w:tcMar>
-                    <w:top w:type="dxa" w:w="60"/>
-                    <w:left w:type="dxa" w:w="100"/>
-                    <w:bottom w:type="dxa" w:w="60"/>
-                    <w:right w:type="dxa" w:w="100"/>
+                    <w:top w:w="60" w:type="dxa"/>
+                    <w:left w:w="100" w:type="dxa"/>
+                    <w:bottom w:w="60" w:type="dxa"/>
+                    <w:right w:w="100" w:type="dxa"/>
                   </w:tcMar>
                 </w:tcPr>
                 <w:p>
                   <w:r>
                     <w:rPr>
-                      <w:rFonts w:ascii="Yu Gothic UI" w:cs="Yu Gothic UI" w:eastAsia="Yu Gothic UI" w:hAnsi="Yu Gothic UI"/>
+                      <w:rFonts w:eastAsia="Yu Gothic UI"/>
                       <w:sz w:val="20"/>
                       <w:szCs w:val="20"/>
                     </w:rPr>
-                    <w:t xml:space="preserve">任意</w:t>
+                    <w:t>任意</w:t>
                   </w:r>
                 </w:p>
               </w:tc>
@@ -652,41 +697,52 @@
     </w:tbl>
     <w:p>
       <w:pPr>
-        <w:spacing w:after="0" w:before="200"/>
+        <w:spacing w:before="200"/>
       </w:pPr>
     </w:p>
     <w:tbl>
       <w:tblPr>
-        <w:tblW w:type="dxa" w:w="9026"/>
+        <w:tblW w:w="9026" w:type="dxa"/>
         <w:tblBorders>
-          <w:top w:val="single" w:color="auto" w:sz="4"/>
-          <w:left w:val="single" w:color="auto" w:sz="4"/>
-          <w:bottom w:val="single" w:color="auto" w:sz="4"/>
-          <w:right w:val="single" w:color="auto" w:sz="4"/>
-          <w:insideH w:val="single" w:color="auto" w:sz="4"/>
-          <w:insideV w:val="single" w:color="auto" w:sz="4"/>
+          <w:top w:val="single" w:sz="4" w:space="0" w:color="auto"/>
+          <w:left w:val="single" w:sz="4" w:space="0" w:color="auto"/>
+          <w:bottom w:val="single" w:sz="4" w:space="0" w:color="auto"/>
+          <w:right w:val="single" w:sz="4" w:space="0" w:color="auto"/>
+          <w:insideH w:val="single" w:sz="4" w:space="0" w:color="auto"/>
+          <w:insideV w:val="single" w:sz="4" w:space="0" w:color="auto"/>
         </w:tblBorders>
+        <w:tblCellMar>
+          <w:left w:w="10" w:type="dxa"/>
+          <w:right w:w="10" w:type="dxa"/>
+        </w:tblCellMar>
+        <w:tblLook w:val="04A0" w:firstRow="1" w:lastRow="0" w:firstColumn="1" w:lastColumn="0" w:noHBand="0" w:noVBand="1"/>
       </w:tblPr>
       <w:tblGrid>
         <w:gridCol w:w="1200"/>
         <w:gridCol w:w="7826"/>
       </w:tblGrid>
       <w:tr>
+        <w:tblPrEx>
+          <w:tblCellMar>
+            <w:top w:w="0" w:type="dxa"/>
+            <w:bottom w:w="0" w:type="dxa"/>
+          </w:tblCellMar>
+        </w:tblPrEx>
         <w:tc>
           <w:tcPr>
-            <w:tcW w:type="dxa" w:w="1200"/>
+            <w:tcW w:w="1200" w:type="dxa"/>
             <w:tcBorders>
-              <w:top w:val="single" w:color="CCCCCC" w:sz="1"/>
-              <w:left w:val="single" w:color="CCCCCC" w:sz="1"/>
-              <w:bottom w:val="single" w:color="CCCCCC" w:sz="1"/>
-              <w:right w:val="single" w:color="CCCCCC" w:sz="1"/>
+              <w:top w:val="single" w:sz="1" w:space="0" w:color="CCCCCC"/>
+              <w:left w:val="single" w:sz="1" w:space="0" w:color="CCCCCC"/>
+              <w:bottom w:val="single" w:sz="1" w:space="0" w:color="CCCCCC"/>
+              <w:right w:val="single" w:sz="1" w:space="0" w:color="CCCCCC"/>
             </w:tcBorders>
-            <w:shd w:fill="2E5090" w:val="clear"/>
+            <w:shd w:val="clear" w:color="auto" w:fill="2E5090"/>
             <w:tcMar>
-              <w:top w:type="dxa" w:w="60"/>
-              <w:left w:type="dxa" w:w="100"/>
-              <w:bottom w:type="dxa" w:w="60"/>
-              <w:right w:type="dxa" w:w="100"/>
+              <w:top w:w="60" w:type="dxa"/>
+              <w:left w:w="100" w:type="dxa"/>
+              <w:bottom w:w="60" w:type="dxa"/>
+              <w:right w:w="100" w:type="dxa"/>
             </w:tcMar>
             <w:vAlign w:val="center"/>
           </w:tcPr>
@@ -696,32 +752,30 @@
             </w:pPr>
             <w:r>
               <w:rPr>
-                <w:rFonts w:ascii="Yu Gothic UI" w:cs="Yu Gothic UI" w:eastAsia="Yu Gothic UI" w:hAnsi="Yu Gothic UI"/>
+                <w:rFonts w:eastAsia="Yu Gothic UI"/>
                 <w:b/>
                 <w:bCs/>
                 <w:color w:val="FFFFFF"/>
-                <w:sz w:val="22"/>
-                <w:szCs w:val="22"/>
-              </w:rPr>
-              <w:t xml:space="preserve">STEP 2</w:t>
+              </w:rPr>
+              <w:t>STEP 2</w:t>
             </w:r>
           </w:p>
         </w:tc>
         <w:tc>
           <w:tcPr>
-            <w:tcW w:type="dxa" w:w="7826"/>
+            <w:tcW w:w="7826" w:type="dxa"/>
             <w:tcBorders>
-              <w:top w:val="single" w:color="CCCCCC" w:sz="1"/>
-              <w:left w:val="single" w:color="CCCCCC" w:sz="1"/>
-              <w:bottom w:val="single" w:color="CCCCCC" w:sz="1"/>
-              <w:right w:val="single" w:color="CCCCCC" w:sz="1"/>
+              <w:top w:val="single" w:sz="1" w:space="0" w:color="CCCCCC"/>
+              <w:left w:val="single" w:sz="1" w:space="0" w:color="CCCCCC"/>
+              <w:bottom w:val="single" w:sz="1" w:space="0" w:color="CCCCCC"/>
+              <w:right w:val="single" w:sz="1" w:space="0" w:color="CCCCCC"/>
             </w:tcBorders>
-            <w:shd w:fill="E8EEF7" w:val="clear"/>
+            <w:shd w:val="clear" w:color="auto" w:fill="E8EEF7"/>
             <w:tcMar>
-              <w:top w:type="dxa" w:w="80"/>
-              <w:left w:type="dxa" w:w="120"/>
-              <w:bottom w:type="dxa" w:w="80"/>
-              <w:right w:type="dxa" w:w="120"/>
+              <w:top w:w="80" w:type="dxa"/>
+              <w:left w:w="120" w:type="dxa"/>
+              <w:bottom w:w="80" w:type="dxa"/>
+              <w:right w:w="120" w:type="dxa"/>
             </w:tcMar>
           </w:tcPr>
           <w:p>
@@ -730,26 +784,24 @@
             </w:pPr>
             <w:r>
               <w:rPr>
-                <w:rFonts w:ascii="Yu Gothic UI" w:cs="Yu Gothic UI" w:eastAsia="Yu Gothic UI" w:hAnsi="Yu Gothic UI"/>
+                <w:rFonts w:eastAsia="Yu Gothic UI"/>
                 <w:b/>
                 <w:bCs/>
-                <w:sz w:val="22"/>
-                <w:szCs w:val="22"/>
-              </w:rPr>
-              <w:t xml:space="preserve">照明設置状況を入力</w:t>
-            </w:r>
-          </w:p>
-          <w:p>
-            <w:pPr>
-              <w:spacing w:after="60" w:before="60"/>
-            </w:pPr>
-            <w:r>
-              <w:rPr>
-                <w:rFonts w:ascii="Yu Gothic UI" w:cs="Yu Gothic UI" w:eastAsia="Yu Gothic UI" w:hAnsi="Yu Gothic UI"/>
+              </w:rPr>
+              <w:t>照明設置状況を入力</w:t>
+            </w:r>
+          </w:p>
+          <w:p>
+            <w:pPr>
+              <w:spacing w:before="60" w:after="60"/>
+            </w:pPr>
+            <w:r>
+              <w:rPr>
+                <w:rFonts w:eastAsia="Yu Gothic UI"/>
                 <w:sz w:val="20"/>
                 <w:szCs w:val="20"/>
               </w:rPr>
-              <w:t xml:space="preserve">以下の3つの方法から選べます。</w:t>
+              <w:t>以下の3つの方法から選べます。</w:t>
             </w:r>
           </w:p>
         </w:tc>
@@ -757,248 +809,244 @@
     </w:tbl>
     <w:p>
       <w:pPr>
-        <w:spacing w:after="0" w:before="100"/>
-      </w:pPr>
-    </w:p>
-    <w:p>
-      <w:pPr>
-        <w:pStyle w:val="Heading3"/>
-        <w:spacing w:after="120" w:before="300"/>
+        <w:spacing w:before="100"/>
+      </w:pPr>
+    </w:p>
+    <w:p>
+      <w:pPr>
+        <w:pStyle w:val="3"/>
+        <w:spacing w:before="300" w:after="120"/>
+      </w:pPr>
+      <w:r>
+        <w:t>方法A: テキスト入力（推奨・最も正確）</w:t>
+      </w:r>
+    </w:p>
+    <w:p>
+      <w:pPr>
+        <w:spacing w:before="60" w:after="60"/>
       </w:pPr>
       <w:r>
         <w:rPr>
-          <w:rFonts w:ascii="Yu Gothic UI" w:cs="Yu Gothic UI" w:eastAsia="Yu Gothic UI" w:hAnsi="Yu Gothic UI"/>
-        </w:rPr>
-        <w:t xml:space="preserve">方法A: テキスト入力（推奨・最も正確）</w:t>
-      </w:r>
-    </w:p>
-    <w:p>
-      <w:pPr>
-        <w:spacing w:after="60" w:before="60"/>
-      </w:pPr>
-      <w:r>
-        <w:rPr>
-          <w:rFonts w:ascii="Yu Gothic UI" w:cs="Yu Gothic UI" w:eastAsia="Yu Gothic UI" w:hAnsi="Yu Gothic UI"/>
+          <w:rFonts w:eastAsia="Yu Gothic UI"/>
           <w:sz w:val="20"/>
           <w:szCs w:val="20"/>
         </w:rPr>
-        <w:t xml:space="preserve">テキスト欄に現調データを直接入力します。</w:t>
+        <w:t>テキスト欄に現調データを直接入力します。</w:t>
       </w:r>
     </w:p>
     <w:p>
       <w:pPr>
-        <w:shd w:fill="F5F5F5" w:val="clear"/>
-        <w:spacing w:after="100" w:before="100"/>
+        <w:shd w:val="clear" w:color="auto" w:fill="F5F5F5"/>
+        <w:spacing w:before="100" w:after="100"/>
         <w:ind w:left="360"/>
       </w:pPr>
       <w:r>
         <w:rPr>
-          <w:rFonts w:ascii="Consolas" w:cs="Consolas" w:eastAsia="Consolas" w:hAnsi="Consolas"/>
+          <w:rFonts w:ascii="Consolas" w:eastAsia="Consolas" w:hAnsi="Consolas" w:cs="Consolas"/>
           <w:sz w:val="18"/>
           <w:szCs w:val="18"/>
         </w:rPr>
-        <w:t xml:space="preserve">  4階
-  20w非常内蔵逆富士 3台
-  誘導灯 2台LED更新済み
-  3階
-  20w非常内蔵逆富士 3台
-  シーリング丸型 2台
-  外部
-  壁面ブラケット 5台 防滴</w:t>
+        <w:t xml:space="preserve">  4階   20w非常内蔵逆富士 3台   誘導灯 2台LED更新済み    3階   20w非常内蔵逆富士 3台   シーリング丸型 2台    外部   壁面ブラケット 5台 防滴</w:t>
       </w:r>
     </w:p>
     <w:p>
       <w:pPr>
-        <w:spacing w:after="60" w:before="60"/>
+        <w:spacing w:before="60" w:after="60"/>
       </w:pPr>
       <w:r>
         <w:rPr>
-          <w:rFonts w:ascii="Yu Gothic UI" w:cs="Yu Gothic UI" w:eastAsia="Yu Gothic UI" w:hAnsi="Yu Gothic UI"/>
+          <w:rFonts w:eastAsia="Yu Gothic UI"/>
           <w:b/>
           <w:bCs/>
           <w:sz w:val="20"/>
           <w:szCs w:val="20"/>
         </w:rPr>
-        <w:t xml:space="preserve">書き方のポイント:</w:t>
+        <w:t>書き方のポイント:</w:t>
       </w:r>
     </w:p>
     <w:p>
       <w:pPr>
-        <w:pStyle w:val="ListParagraph"/>
+        <w:pStyle w:val="a4"/>
         <w:numPr>
           <w:ilvl w:val="0"/>
           <w:numId w:val="2"/>
         </w:numPr>
-        <w:spacing w:after="40" w:before="40"/>
+        <w:spacing w:before="40" w:after="40"/>
       </w:pPr>
       <w:r>
         <w:rPr>
-          <w:rFonts w:ascii="Yu Gothic UI" w:cs="Yu Gothic UI" w:eastAsia="Yu Gothic UI" w:hAnsi="Yu Gothic UI"/>
+          <w:rFonts w:eastAsia="Yu Gothic UI"/>
           <w:sz w:val="20"/>
           <w:szCs w:val="20"/>
         </w:rPr>
-        <w:t xml:space="preserve">「階数」→「器具 台数」の形式で書く</w:t>
+        <w:t>「階数」→「器具 台数」の形式で書く</w:t>
       </w:r>
     </w:p>
     <w:p>
       <w:pPr>
-        <w:pStyle w:val="ListParagraph"/>
+        <w:pStyle w:val="a4"/>
         <w:numPr>
           <w:ilvl w:val="0"/>
           <w:numId w:val="2"/>
         </w:numPr>
-        <w:spacing w:after="40" w:before="40"/>
+        <w:spacing w:before="40" w:after="40"/>
       </w:pPr>
       <w:r>
         <w:rPr>
-          <w:rFonts w:ascii="Yu Gothic UI" w:cs="Yu Gothic UI" w:eastAsia="Yu Gothic UI" w:hAnsi="Yu Gothic UI"/>
+          <w:rFonts w:eastAsia="Yu Gothic UI"/>
           <w:sz w:val="20"/>
           <w:szCs w:val="20"/>
         </w:rPr>
-        <w:t xml:space="preserve">LED済みの器具は「LED更新済」「LED済」と書く → 自動的に除外扱い</w:t>
+        <w:t>LED済みの器具は「LED更新済」「LED済」と書く → 自動的に除外扱い</w:t>
       </w:r>
     </w:p>
     <w:p>
       <w:pPr>
-        <w:pStyle w:val="ListParagraph"/>
+        <w:pStyle w:val="a4"/>
         <w:numPr>
           <w:ilvl w:val="0"/>
           <w:numId w:val="2"/>
         </w:numPr>
-        <w:spacing w:after="40" w:before="40"/>
+        <w:spacing w:before="40" w:after="40"/>
       </w:pPr>
       <w:r>
         <w:rPr>
-          <w:rFonts w:ascii="Yu Gothic UI" w:cs="Yu Gothic UI" w:eastAsia="Yu Gothic UI" w:hAnsi="Yu Gothic UI"/>
+          <w:rFonts w:eastAsia="Yu Gothic UI"/>
           <w:sz w:val="20"/>
           <w:szCs w:val="20"/>
         </w:rPr>
-        <w:t xml:space="preserve">防滴が必要な器具は「防滴」と付ける</w:t>
+        <w:t>防滴が必要な器具は「防滴」と付ける</w:t>
       </w:r>
     </w:p>
     <w:p>
       <w:pPr>
-        <w:pStyle w:val="ListParagraph"/>
+        <w:pStyle w:val="a4"/>
         <w:numPr>
           <w:ilvl w:val="0"/>
           <w:numId w:val="2"/>
         </w:numPr>
-        <w:spacing w:after="40" w:before="40"/>
+        <w:spacing w:before="40" w:after="40"/>
       </w:pPr>
       <w:r>
         <w:rPr>
-          <w:rFonts w:ascii="Yu Gothic UI" w:cs="Yu Gothic UI" w:eastAsia="Yu Gothic UI" w:hAnsi="Yu Gothic UI"/>
+          <w:rFonts w:eastAsia="Yu Gothic UI"/>
           <w:sz w:val="20"/>
           <w:szCs w:val="20"/>
         </w:rPr>
-        <w:t xml:space="preserve">ワット数は器具名に含める（例: 20w逆富士、40w2灯用）</w:t>
+        <w:t>ワット数は器具名に含める（例: 20w逆富士、40w2灯用）</w:t>
       </w:r>
     </w:p>
     <w:p>
       <w:pPr>
-        <w:pStyle w:val="Heading3"/>
-        <w:spacing w:after="120" w:before="300"/>
+        <w:pStyle w:val="3"/>
+        <w:spacing w:before="300" w:after="120"/>
+      </w:pPr>
+      <w:r>
+        <w:t>方法B: 現調シート写真をアップロード</w:t>
+      </w:r>
+    </w:p>
+    <w:p>
+      <w:pPr>
+        <w:spacing w:before="60" w:after="60"/>
       </w:pPr>
       <w:r>
         <w:rPr>
-          <w:rFonts w:ascii="Yu Gothic UI" w:cs="Yu Gothic UI" w:eastAsia="Yu Gothic UI" w:hAnsi="Yu Gothic UI"/>
-        </w:rPr>
-        <w:t xml:space="preserve">方法B: 現調シート写真をアップロード</w:t>
-      </w:r>
-    </w:p>
-    <w:p>
-      <w:pPr>
-        <w:spacing w:after="60" w:before="60"/>
-      </w:pPr>
-      <w:r>
-        <w:rPr>
-          <w:rFonts w:ascii="Yu Gothic UI" w:cs="Yu Gothic UI" w:eastAsia="Yu Gothic UI" w:hAnsi="Yu Gothic UI"/>
+          <w:rFonts w:eastAsia="Yu Gothic UI"/>
           <w:sz w:val="20"/>
           <w:szCs w:val="20"/>
         </w:rPr>
-        <w:t xml:space="preserve">「① 照明設置状況」の「ファイル添付」に現調チェックシートの写真やPDFをアップロード。AIが自動で読み取ります。</w:t>
+        <w:t>「① 照明設置状況」の「ファイル添付」に現調チェックシートの写真やPDFをアップロード。AIが自動で読み取ります。</w:t>
       </w:r>
     </w:p>
     <w:p>
       <w:pPr>
-        <w:pStyle w:val="ListParagraph"/>
+        <w:pStyle w:val="a4"/>
         <w:numPr>
           <w:ilvl w:val="0"/>
           <w:numId w:val="2"/>
         </w:numPr>
-        <w:spacing w:after="40" w:before="40"/>
+        <w:spacing w:before="40" w:after="40"/>
       </w:pPr>
       <w:r>
         <w:rPr>
-          <w:rFonts w:ascii="Yu Gothic UI" w:cs="Yu Gothic UI" w:eastAsia="Yu Gothic UI" w:hAnsi="Yu Gothic UI"/>
+          <w:rFonts w:eastAsia="Yu Gothic UI"/>
           <w:sz w:val="20"/>
           <w:szCs w:val="20"/>
         </w:rPr>
-        <w:t xml:space="preserve">対応形式: JPG / PNG / PDF</w:t>
+        <w:t>対応形式: JPG / PNG / PDF</w:t>
       </w:r>
     </w:p>
     <w:p>
       <w:pPr>
-        <w:pStyle w:val="Heading3"/>
-        <w:spacing w:after="120" w:before="300"/>
+        <w:pStyle w:val="3"/>
+        <w:spacing w:before="300" w:after="120"/>
+      </w:pPr>
+      <w:r>
+        <w:t>方法C: 写真一式をZIPでアップロード</w:t>
+      </w:r>
+    </w:p>
+    <w:p>
+      <w:pPr>
+        <w:spacing w:before="60" w:after="60"/>
       </w:pPr>
       <w:r>
         <w:rPr>
-          <w:rFonts w:ascii="Yu Gothic UI" w:cs="Yu Gothic UI" w:eastAsia="Yu Gothic UI" w:hAnsi="Yu Gothic UI"/>
-        </w:rPr>
-        <w:t xml:space="preserve">方法C: 写真一式をZIPでアップロード</w:t>
-      </w:r>
-    </w:p>
-    <w:p>
-      <w:pPr>
-        <w:spacing w:after="60" w:before="60"/>
-      </w:pPr>
-      <w:r>
-        <w:rPr>
-          <w:rFonts w:ascii="Yu Gothic UI" w:cs="Yu Gothic UI" w:eastAsia="Yu Gothic UI" w:hAnsi="Yu Gothic UI"/>
+          <w:rFonts w:eastAsia="Yu Gothic UI"/>
           <w:sz w:val="20"/>
           <w:szCs w:val="20"/>
         </w:rPr>
-        <w:t xml:space="preserve">「② 現調写真・資料」に現場写真のZIPファイルをアップロード。テキスト入力なしでも処理可能です（精度はやや落ちます）。</w:t>
+        <w:lastRenderedPageBreak/>
+        <w:t>「② 現調写真・資料」に現場写真のZIPファイルをアップロード。テキスト入力なしでも処理可能です（精度はやや落ちます）。</w:t>
       </w:r>
     </w:p>
     <w:p>
       <w:pPr>
-        <w:spacing w:after="0" w:before="200"/>
+        <w:spacing w:before="200"/>
       </w:pPr>
     </w:p>
     <w:tbl>
       <w:tblPr>
-        <w:tblW w:type="dxa" w:w="9026"/>
+        <w:tblW w:w="9026" w:type="dxa"/>
         <w:tblBorders>
-          <w:top w:val="single" w:color="auto" w:sz="4"/>
-          <w:left w:val="single" w:color="auto" w:sz="4"/>
-          <w:bottom w:val="single" w:color="auto" w:sz="4"/>
-          <w:right w:val="single" w:color="auto" w:sz="4"/>
-          <w:insideH w:val="single" w:color="auto" w:sz="4"/>
-          <w:insideV w:val="single" w:color="auto" w:sz="4"/>
+          <w:top w:val="single" w:sz="4" w:space="0" w:color="auto"/>
+          <w:left w:val="single" w:sz="4" w:space="0" w:color="auto"/>
+          <w:bottom w:val="single" w:sz="4" w:space="0" w:color="auto"/>
+          <w:right w:val="single" w:sz="4" w:space="0" w:color="auto"/>
+          <w:insideH w:val="single" w:sz="4" w:space="0" w:color="auto"/>
+          <w:insideV w:val="single" w:sz="4" w:space="0" w:color="auto"/>
         </w:tblBorders>
+        <w:tblCellMar>
+          <w:left w:w="10" w:type="dxa"/>
+          <w:right w:w="10" w:type="dxa"/>
+        </w:tblCellMar>
+        <w:tblLook w:val="04A0" w:firstRow="1" w:lastRow="0" w:firstColumn="1" w:lastColumn="0" w:noHBand="0" w:noVBand="1"/>
       </w:tblPr>
       <w:tblGrid>
         <w:gridCol w:w="1200"/>
         <w:gridCol w:w="7826"/>
       </w:tblGrid>
       <w:tr>
+        <w:tblPrEx>
+          <w:tblCellMar>
+            <w:top w:w="0" w:type="dxa"/>
+            <w:bottom w:w="0" w:type="dxa"/>
+          </w:tblCellMar>
+        </w:tblPrEx>
         <w:tc>
           <w:tcPr>
-            <w:tcW w:type="dxa" w:w="1200"/>
+            <w:tcW w:w="1200" w:type="dxa"/>
             <w:tcBorders>
-              <w:top w:val="single" w:color="CCCCCC" w:sz="1"/>
-              <w:left w:val="single" w:color="CCCCCC" w:sz="1"/>
-              <w:bottom w:val="single" w:color="CCCCCC" w:sz="1"/>
-              <w:right w:val="single" w:color="CCCCCC" w:sz="1"/>
+              <w:top w:val="single" w:sz="1" w:space="0" w:color="CCCCCC"/>
+              <w:left w:val="single" w:sz="1" w:space="0" w:color="CCCCCC"/>
+              <w:bottom w:val="single" w:sz="1" w:space="0" w:color="CCCCCC"/>
+              <w:right w:val="single" w:sz="1" w:space="0" w:color="CCCCCC"/>
             </w:tcBorders>
-            <w:shd w:fill="2E5090" w:val="clear"/>
+            <w:shd w:val="clear" w:color="auto" w:fill="2E5090"/>
             <w:tcMar>
-              <w:top w:type="dxa" w:w="60"/>
-              <w:left w:type="dxa" w:w="100"/>
-              <w:bottom w:type="dxa" w:w="60"/>
-              <w:right w:type="dxa" w:w="100"/>
+              <w:top w:w="60" w:type="dxa"/>
+              <w:left w:w="100" w:type="dxa"/>
+              <w:bottom w:w="60" w:type="dxa"/>
+              <w:right w:w="100" w:type="dxa"/>
             </w:tcMar>
             <w:vAlign w:val="center"/>
           </w:tcPr>
@@ -1008,32 +1056,30 @@
             </w:pPr>
             <w:r>
               <w:rPr>
-                <w:rFonts w:ascii="Yu Gothic UI" w:cs="Yu Gothic UI" w:eastAsia="Yu Gothic UI" w:hAnsi="Yu Gothic UI"/>
+                <w:rFonts w:eastAsia="Yu Gothic UI"/>
                 <w:b/>
                 <w:bCs/>
                 <w:color w:val="FFFFFF"/>
-                <w:sz w:val="22"/>
-                <w:szCs w:val="22"/>
-              </w:rPr>
-              <w:t xml:space="preserve">STEP 3</w:t>
+              </w:rPr>
+              <w:t>STEP 3</w:t>
             </w:r>
           </w:p>
         </w:tc>
         <w:tc>
           <w:tcPr>
-            <w:tcW w:type="dxa" w:w="7826"/>
+            <w:tcW w:w="7826" w:type="dxa"/>
             <w:tcBorders>
-              <w:top w:val="single" w:color="CCCCCC" w:sz="1"/>
-              <w:left w:val="single" w:color="CCCCCC" w:sz="1"/>
-              <w:bottom w:val="single" w:color="CCCCCC" w:sz="1"/>
-              <w:right w:val="single" w:color="CCCCCC" w:sz="1"/>
+              <w:top w:val="single" w:sz="1" w:space="0" w:color="CCCCCC"/>
+              <w:left w:val="single" w:sz="1" w:space="0" w:color="CCCCCC"/>
+              <w:bottom w:val="single" w:sz="1" w:space="0" w:color="CCCCCC"/>
+              <w:right w:val="single" w:sz="1" w:space="0" w:color="CCCCCC"/>
             </w:tcBorders>
-            <w:shd w:fill="E8EEF7" w:val="clear"/>
+            <w:shd w:val="clear" w:color="auto" w:fill="E8EEF7"/>
             <w:tcMar>
-              <w:top w:type="dxa" w:w="80"/>
-              <w:left w:type="dxa" w:w="120"/>
-              <w:bottom w:type="dxa" w:w="80"/>
-              <w:right w:type="dxa" w:w="120"/>
+              <w:top w:w="80" w:type="dxa"/>
+              <w:left w:w="120" w:type="dxa"/>
+              <w:bottom w:w="80" w:type="dxa"/>
+              <w:right w:w="120" w:type="dxa"/>
             </w:tcMar>
           </w:tcPr>
           <w:p>
@@ -1042,39 +1088,37 @@
             </w:pPr>
             <w:r>
               <w:rPr>
-                <w:rFonts w:ascii="Yu Gothic UI" w:cs="Yu Gothic UI" w:eastAsia="Yu Gothic UI" w:hAnsi="Yu Gothic UI"/>
+                <w:rFonts w:eastAsia="Yu Gothic UI"/>
                 <w:b/>
                 <w:bCs/>
-                <w:sz w:val="22"/>
-                <w:szCs w:val="22"/>
-              </w:rPr>
-              <w:t xml:space="preserve">「見積作成」ボタンを押す</w:t>
-            </w:r>
-          </w:p>
-          <w:p>
-            <w:pPr>
-              <w:spacing w:after="60" w:before="60"/>
-            </w:pPr>
-            <w:r>
-              <w:rPr>
-                <w:rFonts w:ascii="Yu Gothic UI" w:cs="Yu Gothic UI" w:eastAsia="Yu Gothic UI" w:hAnsi="Yu Gothic UI"/>
+              </w:rPr>
+              <w:t>「見積作成」ボタンを押す</w:t>
+            </w:r>
+          </w:p>
+          <w:p>
+            <w:pPr>
+              <w:spacing w:before="60" w:after="60"/>
+            </w:pPr>
+            <w:r>
+              <w:rPr>
+                <w:rFonts w:eastAsia="Yu Gothic UI"/>
                 <w:sz w:val="20"/>
                 <w:szCs w:val="20"/>
               </w:rPr>
-              <w:t xml:space="preserve">AI解析 → LED商品選定 → Excel生成まで自動で行われます。</w:t>
-            </w:r>
-          </w:p>
-          <w:p>
-            <w:pPr>
-              <w:spacing w:after="60" w:before="60"/>
-            </w:pPr>
-            <w:r>
-              <w:rPr>
-                <w:rFonts w:ascii="Yu Gothic UI" w:cs="Yu Gothic UI" w:eastAsia="Yu Gothic UI" w:hAnsi="Yu Gothic UI"/>
+              <w:t>AI解析 → LED商品選定 → Excel生成まで自動で行われます。</w:t>
+            </w:r>
+          </w:p>
+          <w:p>
+            <w:pPr>
+              <w:spacing w:before="60" w:after="60"/>
+            </w:pPr>
+            <w:r>
+              <w:rPr>
+                <w:rFonts w:eastAsia="Yu Gothic UI"/>
                 <w:sz w:val="20"/>
                 <w:szCs w:val="20"/>
               </w:rPr>
-              <w:t xml:space="preserve">処理時間: 約30秒～1分程度</w:t>
+              <w:t>処理時間: 約30秒～1分程度</w:t>
             </w:r>
           </w:p>
         </w:tc>
@@ -1082,41 +1126,52 @@
     </w:tbl>
     <w:p>
       <w:pPr>
-        <w:spacing w:after="0" w:before="200"/>
+        <w:spacing w:before="200"/>
       </w:pPr>
     </w:p>
     <w:tbl>
       <w:tblPr>
-        <w:tblW w:type="dxa" w:w="9026"/>
+        <w:tblW w:w="9026" w:type="dxa"/>
         <w:tblBorders>
-          <w:top w:val="single" w:color="auto" w:sz="4"/>
-          <w:left w:val="single" w:color="auto" w:sz="4"/>
-          <w:bottom w:val="single" w:color="auto" w:sz="4"/>
-          <w:right w:val="single" w:color="auto" w:sz="4"/>
-          <w:insideH w:val="single" w:color="auto" w:sz="4"/>
-          <w:insideV w:val="single" w:color="auto" w:sz="4"/>
+          <w:top w:val="single" w:sz="4" w:space="0" w:color="auto"/>
+          <w:left w:val="single" w:sz="4" w:space="0" w:color="auto"/>
+          <w:bottom w:val="single" w:sz="4" w:space="0" w:color="auto"/>
+          <w:right w:val="single" w:sz="4" w:space="0" w:color="auto"/>
+          <w:insideH w:val="single" w:sz="4" w:space="0" w:color="auto"/>
+          <w:insideV w:val="single" w:sz="4" w:space="0" w:color="auto"/>
         </w:tblBorders>
+        <w:tblCellMar>
+          <w:left w:w="10" w:type="dxa"/>
+          <w:right w:w="10" w:type="dxa"/>
+        </w:tblCellMar>
+        <w:tblLook w:val="04A0" w:firstRow="1" w:lastRow="0" w:firstColumn="1" w:lastColumn="0" w:noHBand="0" w:noVBand="1"/>
       </w:tblPr>
       <w:tblGrid>
         <w:gridCol w:w="1200"/>
         <w:gridCol w:w="7826"/>
       </w:tblGrid>
       <w:tr>
+        <w:tblPrEx>
+          <w:tblCellMar>
+            <w:top w:w="0" w:type="dxa"/>
+            <w:bottom w:w="0" w:type="dxa"/>
+          </w:tblCellMar>
+        </w:tblPrEx>
         <w:tc>
           <w:tcPr>
-            <w:tcW w:type="dxa" w:w="1200"/>
+            <w:tcW w:w="1200" w:type="dxa"/>
             <w:tcBorders>
-              <w:top w:val="single" w:color="CCCCCC" w:sz="1"/>
-              <w:left w:val="single" w:color="CCCCCC" w:sz="1"/>
-              <w:bottom w:val="single" w:color="CCCCCC" w:sz="1"/>
-              <w:right w:val="single" w:color="CCCCCC" w:sz="1"/>
+              <w:top w:val="single" w:sz="1" w:space="0" w:color="CCCCCC"/>
+              <w:left w:val="single" w:sz="1" w:space="0" w:color="CCCCCC"/>
+              <w:bottom w:val="single" w:sz="1" w:space="0" w:color="CCCCCC"/>
+              <w:right w:val="single" w:sz="1" w:space="0" w:color="CCCCCC"/>
             </w:tcBorders>
-            <w:shd w:fill="2E5090" w:val="clear"/>
+            <w:shd w:val="clear" w:color="auto" w:fill="2E5090"/>
             <w:tcMar>
-              <w:top w:type="dxa" w:w="60"/>
-              <w:left w:type="dxa" w:w="100"/>
-              <w:bottom w:type="dxa" w:w="60"/>
-              <w:right w:type="dxa" w:w="100"/>
+              <w:top w:w="60" w:type="dxa"/>
+              <w:left w:w="100" w:type="dxa"/>
+              <w:bottom w:w="60" w:type="dxa"/>
+              <w:right w:w="100" w:type="dxa"/>
             </w:tcMar>
             <w:vAlign w:val="center"/>
           </w:tcPr>
@@ -1126,32 +1181,30 @@
             </w:pPr>
             <w:r>
               <w:rPr>
-                <w:rFonts w:ascii="Yu Gothic UI" w:cs="Yu Gothic UI" w:eastAsia="Yu Gothic UI" w:hAnsi="Yu Gothic UI"/>
+                <w:rFonts w:eastAsia="Yu Gothic UI"/>
                 <w:b/>
                 <w:bCs/>
                 <w:color w:val="FFFFFF"/>
-                <w:sz w:val="22"/>
-                <w:szCs w:val="22"/>
-              </w:rPr>
-              <w:t xml:space="preserve">STEP 4</w:t>
+              </w:rPr>
+              <w:t>STEP 4</w:t>
             </w:r>
           </w:p>
         </w:tc>
         <w:tc>
           <w:tcPr>
-            <w:tcW w:type="dxa" w:w="7826"/>
+            <w:tcW w:w="7826" w:type="dxa"/>
             <w:tcBorders>
-              <w:top w:val="single" w:color="CCCCCC" w:sz="1"/>
-              <w:left w:val="single" w:color="CCCCCC" w:sz="1"/>
-              <w:bottom w:val="single" w:color="CCCCCC" w:sz="1"/>
-              <w:right w:val="single" w:color="CCCCCC" w:sz="1"/>
+              <w:top w:val="single" w:sz="1" w:space="0" w:color="CCCCCC"/>
+              <w:left w:val="single" w:sz="1" w:space="0" w:color="CCCCCC"/>
+              <w:bottom w:val="single" w:sz="1" w:space="0" w:color="CCCCCC"/>
+              <w:right w:val="single" w:sz="1" w:space="0" w:color="CCCCCC"/>
             </w:tcBorders>
-            <w:shd w:fill="E8EEF7" w:val="clear"/>
+            <w:shd w:val="clear" w:color="auto" w:fill="E8EEF7"/>
             <w:tcMar>
-              <w:top w:type="dxa" w:w="80"/>
-              <w:left w:type="dxa" w:w="120"/>
-              <w:bottom w:type="dxa" w:w="80"/>
-              <w:right w:type="dxa" w:w="120"/>
+              <w:top w:w="80" w:type="dxa"/>
+              <w:left w:w="120" w:type="dxa"/>
+              <w:bottom w:w="80" w:type="dxa"/>
+              <w:right w:w="120" w:type="dxa"/>
             </w:tcMar>
           </w:tcPr>
           <w:p>
@@ -1160,80 +1213,78 @@
             </w:pPr>
             <w:r>
               <w:rPr>
-                <w:rFonts w:ascii="Yu Gothic UI" w:cs="Yu Gothic UI" w:eastAsia="Yu Gothic UI" w:hAnsi="Yu Gothic UI"/>
+                <w:rFonts w:eastAsia="Yu Gothic UI"/>
                 <w:b/>
                 <w:bCs/>
-                <w:sz w:val="22"/>
-                <w:szCs w:val="22"/>
-              </w:rPr>
-              <w:t xml:space="preserve">Excelをダウンロードして確認</w:t>
-            </w:r>
-          </w:p>
-          <w:p>
-            <w:pPr>
-              <w:spacing w:after="60" w:before="60"/>
-            </w:pPr>
-            <w:r>
-              <w:rPr>
-                <w:rFonts w:ascii="Yu Gothic UI" w:cs="Yu Gothic UI" w:eastAsia="Yu Gothic UI" w:hAnsi="Yu Gothic UI"/>
+              </w:rPr>
+              <w:t>Excelをダウンロードして確認</w:t>
+            </w:r>
+          </w:p>
+          <w:p>
+            <w:pPr>
+              <w:spacing w:before="60" w:after="60"/>
+            </w:pPr>
+            <w:r>
+              <w:rPr>
+                <w:rFonts w:eastAsia="Yu Gothic UI"/>
                 <w:sz w:val="20"/>
                 <w:szCs w:val="20"/>
               </w:rPr>
-              <w:t xml:space="preserve">完了すると「Excelダウンロード」ボタンが表示されます。以下を確認:</w:t>
-            </w:r>
-          </w:p>
-          <w:p>
-            <w:pPr>
-              <w:pStyle w:val="ListParagraph"/>
+              <w:t>完了すると「Excelダウンロード」ボタンが表示されます。以下を確認:</w:t>
+            </w:r>
+          </w:p>
+          <w:p>
+            <w:pPr>
+              <w:pStyle w:val="a4"/>
               <w:numPr>
                 <w:ilvl w:val="0"/>
                 <w:numId w:val="2"/>
               </w:numPr>
-              <w:spacing w:after="40" w:before="40"/>
-            </w:pPr>
-            <w:r>
-              <w:rPr>
-                <w:rFonts w:ascii="Yu Gothic UI" w:cs="Yu Gothic UI" w:eastAsia="Yu Gothic UI" w:hAnsi="Yu Gothic UI"/>
+              <w:spacing w:before="40" w:after="40"/>
+            </w:pPr>
+            <w:r>
+              <w:rPr>
+                <w:rFonts w:eastAsia="Yu Gothic UI"/>
                 <w:sz w:val="20"/>
                 <w:szCs w:val="20"/>
               </w:rPr>
-              <w:t xml:space="preserve">☆入力シート: 器具データ、数量、除外が正しいか</w:t>
-            </w:r>
-          </w:p>
-          <w:p>
-            <w:pPr>
-              <w:pStyle w:val="ListParagraph"/>
+              <w:t>☆入力シート: 器具データ、数量、除外が正しいか</w:t>
+            </w:r>
+          </w:p>
+          <w:p>
+            <w:pPr>
+              <w:pStyle w:val="a4"/>
               <w:numPr>
                 <w:ilvl w:val="0"/>
                 <w:numId w:val="2"/>
               </w:numPr>
-              <w:spacing w:after="40" w:before="40"/>
-            </w:pPr>
-            <w:r>
-              <w:rPr>
-                <w:rFonts w:ascii="Yu Gothic UI" w:cs="Yu Gothic UI" w:eastAsia="Yu Gothic UI" w:hAnsi="Yu Gothic UI"/>
+              <w:spacing w:before="40" w:after="40"/>
+            </w:pPr>
+            <w:r>
+              <w:rPr>
+                <w:rFonts w:eastAsia="Yu Gothic UI"/>
                 <w:sz w:val="20"/>
                 <w:szCs w:val="20"/>
               </w:rPr>
-              <w:t xml:space="preserve">選定シート: LED商品の選定が適切か</w:t>
-            </w:r>
-          </w:p>
-          <w:p>
-            <w:pPr>
-              <w:pStyle w:val="ListParagraph"/>
+              <w:t>選定シート: LED商品の選定が適切か</w:t>
+            </w:r>
+          </w:p>
+          <w:p>
+            <w:pPr>
+              <w:pStyle w:val="a4"/>
               <w:numPr>
                 <w:ilvl w:val="0"/>
                 <w:numId w:val="2"/>
               </w:numPr>
-              <w:spacing w:after="40" w:before="40"/>
-            </w:pPr>
-            <w:r>
-              <w:rPr>
-                <w:rFonts w:ascii="Yu Gothic UI" w:cs="Yu Gothic UI" w:eastAsia="Yu Gothic UI" w:hAnsi="Yu Gothic UI"/>
+              <w:spacing w:before="40" w:after="40"/>
+            </w:pPr>
+            <w:r>
+              <w:rPr>
+                <w:rFonts w:eastAsia="Yu Gothic UI"/>
                 <w:sz w:val="20"/>
                 <w:szCs w:val="20"/>
               </w:rPr>
-              <w:t xml:space="preserve">各シートの数式が自動計算されているか</w:t>
+              <w:t>各シートの数式が自動計算されているか</w:t>
             </w:r>
           </w:p>
         </w:tc>
@@ -1246,75 +1297,84 @@
     </w:p>
     <w:p>
       <w:pPr>
-        <w:pStyle w:val="Heading1"/>
-        <w:spacing w:after="120" w:before="300"/>
+        <w:pStyle w:val="1"/>
+        <w:spacing w:before="300" w:after="120"/>
       </w:pPr>
       <w:r>
-        <w:rPr>
-          <w:rFonts w:ascii="Yu Gothic UI" w:cs="Yu Gothic UI" w:eastAsia="Yu Gothic UI" w:hAnsi="Yu Gothic UI"/>
-        </w:rPr>
-        <w:t xml:space="preserve">フィードバックの手順（重要）</w:t>
+        <w:lastRenderedPageBreak/>
+        <w:t>フィードバックの手順（重要）</w:t>
       </w:r>
     </w:p>
     <w:tbl>
       <w:tblPr>
-        <w:tblW w:type="dxa" w:w="9026"/>
+        <w:tblW w:w="9026" w:type="dxa"/>
         <w:tblBorders>
-          <w:top w:val="single" w:color="auto" w:sz="4"/>
-          <w:left w:val="single" w:color="auto" w:sz="4"/>
-          <w:bottom w:val="single" w:color="auto" w:sz="4"/>
-          <w:right w:val="single" w:color="auto" w:sz="4"/>
-          <w:insideH w:val="single" w:color="auto" w:sz="4"/>
-          <w:insideV w:val="single" w:color="auto" w:sz="4"/>
+          <w:top w:val="single" w:sz="4" w:space="0" w:color="auto"/>
+          <w:left w:val="single" w:sz="4" w:space="0" w:color="auto"/>
+          <w:bottom w:val="single" w:sz="4" w:space="0" w:color="auto"/>
+          <w:right w:val="single" w:sz="4" w:space="0" w:color="auto"/>
+          <w:insideH w:val="single" w:sz="4" w:space="0" w:color="auto"/>
+          <w:insideV w:val="single" w:sz="4" w:space="0" w:color="auto"/>
         </w:tblBorders>
+        <w:tblCellMar>
+          <w:left w:w="10" w:type="dxa"/>
+          <w:right w:w="10" w:type="dxa"/>
+        </w:tblCellMar>
+        <w:tblLook w:val="04A0" w:firstRow="1" w:lastRow="0" w:firstColumn="1" w:lastColumn="0" w:noHBand="0" w:noVBand="1"/>
       </w:tblPr>
       <w:tblGrid>
         <w:gridCol w:w="9026"/>
       </w:tblGrid>
       <w:tr>
+        <w:tblPrEx>
+          <w:tblCellMar>
+            <w:top w:w="0" w:type="dxa"/>
+            <w:bottom w:w="0" w:type="dxa"/>
+          </w:tblCellMar>
+        </w:tblPrEx>
         <w:tc>
           <w:tcPr>
-            <w:tcW w:type="dxa" w:w="9026"/>
+            <w:tcW w:w="9026" w:type="dxa"/>
             <w:tcBorders>
-              <w:top w:val="single" w:color="FF8C00" w:sz="2"/>
-              <w:left w:val="single" w:color="FF8C00" w:sz="2"/>
-              <w:bottom w:val="single" w:color="FF8C00" w:sz="2"/>
-              <w:right w:val="single" w:color="FF8C00" w:sz="2"/>
+              <w:top w:val="single" w:sz="2" w:space="0" w:color="FF8C00"/>
+              <w:left w:val="single" w:sz="2" w:space="0" w:color="FF8C00"/>
+              <w:bottom w:val="single" w:sz="2" w:space="0" w:color="FF8C00"/>
+              <w:right w:val="single" w:sz="2" w:space="0" w:color="FF8C00"/>
             </w:tcBorders>
-            <w:shd w:fill="FFF3E0" w:val="clear"/>
+            <w:shd w:val="clear" w:color="auto" w:fill="FFF3E0"/>
             <w:tcMar>
-              <w:top w:type="dxa" w:w="120"/>
-              <w:left w:type="dxa" w:w="200"/>
-              <w:bottom w:type="dxa" w:w="120"/>
-              <w:right w:type="dxa" w:w="200"/>
+              <w:top w:w="120" w:type="dxa"/>
+              <w:left w:w="200" w:type="dxa"/>
+              <w:bottom w:w="120" w:type="dxa"/>
+              <w:right w:w="200" w:type="dxa"/>
             </w:tcMar>
           </w:tcPr>
           <w:p>
             <w:pPr>
-              <w:spacing w:after="60" w:before="60"/>
-            </w:pPr>
-            <w:r>
-              <w:rPr>
-                <w:rFonts w:ascii="Yu Gothic UI" w:cs="Yu Gothic UI" w:eastAsia="Yu Gothic UI" w:hAnsi="Yu Gothic UI"/>
+              <w:spacing w:before="60" w:after="60"/>
+            </w:pPr>
+            <w:r>
+              <w:rPr>
+                <w:rFonts w:eastAsia="Yu Gothic UI"/>
                 <w:b/>
                 <w:bCs/>
                 <w:sz w:val="20"/>
                 <w:szCs w:val="20"/>
               </w:rPr>
-              <w:t xml:space="preserve">AIの精度を上げるために、修正したExcelをフィードバックしてください。</w:t>
-            </w:r>
-          </w:p>
-          <w:p>
-            <w:pPr>
-              <w:spacing w:after="60" w:before="60"/>
-            </w:pPr>
-            <w:r>
-              <w:rPr>
-                <w:rFonts w:ascii="Yu Gothic UI" w:cs="Yu Gothic UI" w:eastAsia="Yu Gothic UI" w:hAnsi="Yu Gothic UI"/>
+              <w:t>AIの精度を上げるために、修正したExcelをフィードバックしてください。</w:t>
+            </w:r>
+          </w:p>
+          <w:p>
+            <w:pPr>
+              <w:spacing w:before="60" w:after="60"/>
+            </w:pPr>
+            <w:r>
+              <w:rPr>
+                <w:rFonts w:eastAsia="Yu Gothic UI"/>
                 <w:sz w:val="20"/>
                 <w:szCs w:val="20"/>
               </w:rPr>
-              <w:t xml:space="preserve">同じ間違いが2回以上フィードバックされると、次回から自動的に正しい選定が適用されます。</w:t>
+              <w:t>同じ間違いが2回以上フィードバックされると、次回から自動的に正しい選定が適用されます。</w:t>
             </w:r>
           </w:p>
         </w:tc>
@@ -1322,41 +1382,52 @@
     </w:tbl>
     <w:p>
       <w:pPr>
-        <w:spacing w:after="0" w:before="200"/>
+        <w:spacing w:before="200"/>
       </w:pPr>
     </w:p>
     <w:tbl>
       <w:tblPr>
-        <w:tblW w:type="dxa" w:w="9026"/>
+        <w:tblW w:w="9026" w:type="dxa"/>
         <w:tblBorders>
-          <w:top w:val="single" w:color="auto" w:sz="4"/>
-          <w:left w:val="single" w:color="auto" w:sz="4"/>
-          <w:bottom w:val="single" w:color="auto" w:sz="4"/>
-          <w:right w:val="single" w:color="auto" w:sz="4"/>
-          <w:insideH w:val="single" w:color="auto" w:sz="4"/>
-          <w:insideV w:val="single" w:color="auto" w:sz="4"/>
+          <w:top w:val="single" w:sz="4" w:space="0" w:color="auto"/>
+          <w:left w:val="single" w:sz="4" w:space="0" w:color="auto"/>
+          <w:bottom w:val="single" w:sz="4" w:space="0" w:color="auto"/>
+          <w:right w:val="single" w:sz="4" w:space="0" w:color="auto"/>
+          <w:insideH w:val="single" w:sz="4" w:space="0" w:color="auto"/>
+          <w:insideV w:val="single" w:sz="4" w:space="0" w:color="auto"/>
         </w:tblBorders>
+        <w:tblCellMar>
+          <w:left w:w="10" w:type="dxa"/>
+          <w:right w:w="10" w:type="dxa"/>
+        </w:tblCellMar>
+        <w:tblLook w:val="04A0" w:firstRow="1" w:lastRow="0" w:firstColumn="1" w:lastColumn="0" w:noHBand="0" w:noVBand="1"/>
       </w:tblPr>
       <w:tblGrid>
         <w:gridCol w:w="1200"/>
         <w:gridCol w:w="7826"/>
       </w:tblGrid>
       <w:tr>
+        <w:tblPrEx>
+          <w:tblCellMar>
+            <w:top w:w="0" w:type="dxa"/>
+            <w:bottom w:w="0" w:type="dxa"/>
+          </w:tblCellMar>
+        </w:tblPrEx>
         <w:tc>
           <w:tcPr>
-            <w:tcW w:type="dxa" w:w="1200"/>
+            <w:tcW w:w="1200" w:type="dxa"/>
             <w:tcBorders>
-              <w:top w:val="single" w:color="CCCCCC" w:sz="1"/>
-              <w:left w:val="single" w:color="CCCCCC" w:sz="1"/>
-              <w:bottom w:val="single" w:color="CCCCCC" w:sz="1"/>
-              <w:right w:val="single" w:color="CCCCCC" w:sz="1"/>
+              <w:top w:val="single" w:sz="1" w:space="0" w:color="CCCCCC"/>
+              <w:left w:val="single" w:sz="1" w:space="0" w:color="CCCCCC"/>
+              <w:bottom w:val="single" w:sz="1" w:space="0" w:color="CCCCCC"/>
+              <w:right w:val="single" w:sz="1" w:space="0" w:color="CCCCCC"/>
             </w:tcBorders>
-            <w:shd w:fill="2E5090" w:val="clear"/>
+            <w:shd w:val="clear" w:color="auto" w:fill="2E5090"/>
             <w:tcMar>
-              <w:top w:type="dxa" w:w="60"/>
-              <w:left w:type="dxa" w:w="100"/>
-              <w:bottom w:type="dxa" w:w="60"/>
-              <w:right w:type="dxa" w:w="100"/>
+              <w:top w:w="60" w:type="dxa"/>
+              <w:left w:w="100" w:type="dxa"/>
+              <w:bottom w:w="60" w:type="dxa"/>
+              <w:right w:w="100" w:type="dxa"/>
             </w:tcMar>
             <w:vAlign w:val="center"/>
           </w:tcPr>
@@ -1366,32 +1437,30 @@
             </w:pPr>
             <w:r>
               <w:rPr>
-                <w:rFonts w:ascii="Yu Gothic UI" w:cs="Yu Gothic UI" w:eastAsia="Yu Gothic UI" w:hAnsi="Yu Gothic UI"/>
+                <w:rFonts w:eastAsia="Yu Gothic UI"/>
                 <w:b/>
                 <w:bCs/>
                 <w:color w:val="FFFFFF"/>
-                <w:sz w:val="22"/>
-                <w:szCs w:val="22"/>
-              </w:rPr>
-              <w:t xml:space="preserve">STEP 1</w:t>
+              </w:rPr>
+              <w:t>STEP 1</w:t>
             </w:r>
           </w:p>
         </w:tc>
         <w:tc>
           <w:tcPr>
-            <w:tcW w:type="dxa" w:w="7826"/>
+            <w:tcW w:w="7826" w:type="dxa"/>
             <w:tcBorders>
-              <w:top w:val="single" w:color="CCCCCC" w:sz="1"/>
-              <w:left w:val="single" w:color="CCCCCC" w:sz="1"/>
-              <w:bottom w:val="single" w:color="CCCCCC" w:sz="1"/>
-              <w:right w:val="single" w:color="CCCCCC" w:sz="1"/>
+              <w:top w:val="single" w:sz="1" w:space="0" w:color="CCCCCC"/>
+              <w:left w:val="single" w:sz="1" w:space="0" w:color="CCCCCC"/>
+              <w:bottom w:val="single" w:sz="1" w:space="0" w:color="CCCCCC"/>
+              <w:right w:val="single" w:sz="1" w:space="0" w:color="CCCCCC"/>
             </w:tcBorders>
-            <w:shd w:fill="E8EEF7" w:val="clear"/>
+            <w:shd w:val="clear" w:color="auto" w:fill="E8EEF7"/>
             <w:tcMar>
-              <w:top w:type="dxa" w:w="80"/>
-              <w:left w:type="dxa" w:w="120"/>
-              <w:bottom w:type="dxa" w:w="80"/>
-              <w:right w:type="dxa" w:w="120"/>
+              <w:top w:w="80" w:type="dxa"/>
+              <w:left w:w="120" w:type="dxa"/>
+              <w:bottom w:w="80" w:type="dxa"/>
+              <w:right w:w="120" w:type="dxa"/>
             </w:tcMar>
           </w:tcPr>
           <w:p>
@@ -1400,40 +1469,38 @@
             </w:pPr>
             <w:r>
               <w:rPr>
-                <w:rFonts w:ascii="Yu Gothic UI" w:cs="Yu Gothic UI" w:eastAsia="Yu Gothic UI" w:hAnsi="Yu Gothic UI"/>
+                <w:rFonts w:eastAsia="Yu Gothic UI"/>
                 <w:b/>
                 <w:bCs/>
-                <w:sz w:val="22"/>
-                <w:szCs w:val="22"/>
-              </w:rPr>
-              <w:t xml:space="preserve">Excelを修正する</w:t>
-            </w:r>
-          </w:p>
-          <w:p>
-            <w:pPr>
-              <w:spacing w:after="60" w:before="60"/>
-            </w:pPr>
-            <w:r>
-              <w:rPr>
-                <w:rFonts w:ascii="Yu Gothic UI" w:cs="Yu Gothic UI" w:eastAsia="Yu Gothic UI" w:hAnsi="Yu Gothic UI"/>
+              </w:rPr>
+              <w:t>Excelを修正する</w:t>
+            </w:r>
+          </w:p>
+          <w:p>
+            <w:pPr>
+              <w:spacing w:before="60" w:after="60"/>
+            </w:pPr>
+            <w:r>
+              <w:rPr>
+                <w:rFonts w:eastAsia="Yu Gothic UI"/>
                 <w:sz w:val="20"/>
                 <w:szCs w:val="20"/>
               </w:rPr>
-              <w:t xml:space="preserve">ダウンロードしたExcelをいつも通り修正してください。</w:t>
-            </w:r>
-          </w:p>
-          <w:p>
-            <w:pPr>
-              <w:spacing w:after="60" w:before="60"/>
-            </w:pPr>
-            <w:r>
-              <w:rPr>
-                <w:rFonts w:ascii="Yu Gothic UI" w:cs="Yu Gothic UI" w:eastAsia="Yu Gothic UI" w:hAnsi="Yu Gothic UI"/>
+              <w:t>ダウンロードしたExcelをいつも通り修正してください。</w:t>
+            </w:r>
+          </w:p>
+          <w:p>
+            <w:pPr>
+              <w:spacing w:before="60" w:after="60"/>
+            </w:pPr>
+            <w:r>
+              <w:rPr>
+                <w:rFonts w:eastAsia="Yu Gothic UI"/>
                 <w:color w:val="808080"/>
                 <w:sz w:val="18"/>
                 <w:szCs w:val="18"/>
               </w:rPr>
-              <w:t xml:space="preserve">（器具種別の変更、数量修正、LED商品の差し替え等）</w:t>
+              <w:t>（器具種別の変更、数量修正、LED商品の差し替え等）</w:t>
             </w:r>
           </w:p>
         </w:tc>
@@ -1441,41 +1508,52 @@
     </w:tbl>
     <w:p>
       <w:pPr>
-        <w:spacing w:after="0" w:before="200"/>
+        <w:spacing w:before="200"/>
       </w:pPr>
     </w:p>
     <w:tbl>
       <w:tblPr>
-        <w:tblW w:type="dxa" w:w="9026"/>
+        <w:tblW w:w="9026" w:type="dxa"/>
         <w:tblBorders>
-          <w:top w:val="single" w:color="auto" w:sz="4"/>
-          <w:left w:val="single" w:color="auto" w:sz="4"/>
-          <w:bottom w:val="single" w:color="auto" w:sz="4"/>
-          <w:right w:val="single" w:color="auto" w:sz="4"/>
-          <w:insideH w:val="single" w:color="auto" w:sz="4"/>
-          <w:insideV w:val="single" w:color="auto" w:sz="4"/>
+          <w:top w:val="single" w:sz="4" w:space="0" w:color="auto"/>
+          <w:left w:val="single" w:sz="4" w:space="0" w:color="auto"/>
+          <w:bottom w:val="single" w:sz="4" w:space="0" w:color="auto"/>
+          <w:right w:val="single" w:sz="4" w:space="0" w:color="auto"/>
+          <w:insideH w:val="single" w:sz="4" w:space="0" w:color="auto"/>
+          <w:insideV w:val="single" w:sz="4" w:space="0" w:color="auto"/>
         </w:tblBorders>
+        <w:tblCellMar>
+          <w:left w:w="10" w:type="dxa"/>
+          <w:right w:w="10" w:type="dxa"/>
+        </w:tblCellMar>
+        <w:tblLook w:val="04A0" w:firstRow="1" w:lastRow="0" w:firstColumn="1" w:lastColumn="0" w:noHBand="0" w:noVBand="1"/>
       </w:tblPr>
       <w:tblGrid>
         <w:gridCol w:w="1200"/>
         <w:gridCol w:w="7826"/>
       </w:tblGrid>
       <w:tr>
+        <w:tblPrEx>
+          <w:tblCellMar>
+            <w:top w:w="0" w:type="dxa"/>
+            <w:bottom w:w="0" w:type="dxa"/>
+          </w:tblCellMar>
+        </w:tblPrEx>
         <w:tc>
           <w:tcPr>
-            <w:tcW w:type="dxa" w:w="1200"/>
+            <w:tcW w:w="1200" w:type="dxa"/>
             <w:tcBorders>
-              <w:top w:val="single" w:color="CCCCCC" w:sz="1"/>
-              <w:left w:val="single" w:color="CCCCCC" w:sz="1"/>
-              <w:bottom w:val="single" w:color="CCCCCC" w:sz="1"/>
-              <w:right w:val="single" w:color="CCCCCC" w:sz="1"/>
+              <w:top w:val="single" w:sz="1" w:space="0" w:color="CCCCCC"/>
+              <w:left w:val="single" w:sz="1" w:space="0" w:color="CCCCCC"/>
+              <w:bottom w:val="single" w:sz="1" w:space="0" w:color="CCCCCC"/>
+              <w:right w:val="single" w:sz="1" w:space="0" w:color="CCCCCC"/>
             </w:tcBorders>
-            <w:shd w:fill="2E5090" w:val="clear"/>
+            <w:shd w:val="clear" w:color="auto" w:fill="2E5090"/>
             <w:tcMar>
-              <w:top w:type="dxa" w:w="60"/>
-              <w:left w:type="dxa" w:w="100"/>
-              <w:bottom w:type="dxa" w:w="60"/>
-              <w:right w:type="dxa" w:w="100"/>
+              <w:top w:w="60" w:type="dxa"/>
+              <w:left w:w="100" w:type="dxa"/>
+              <w:bottom w:w="60" w:type="dxa"/>
+              <w:right w:w="100" w:type="dxa"/>
             </w:tcMar>
             <w:vAlign w:val="center"/>
           </w:tcPr>
@@ -1485,32 +1563,30 @@
             </w:pPr>
             <w:r>
               <w:rPr>
-                <w:rFonts w:ascii="Yu Gothic UI" w:cs="Yu Gothic UI" w:eastAsia="Yu Gothic UI" w:hAnsi="Yu Gothic UI"/>
+                <w:rFonts w:eastAsia="Yu Gothic UI"/>
                 <w:b/>
                 <w:bCs/>
                 <w:color w:val="FFFFFF"/>
-                <w:sz w:val="22"/>
-                <w:szCs w:val="22"/>
-              </w:rPr>
-              <w:t xml:space="preserve">STEP 2</w:t>
+              </w:rPr>
+              <w:t>STEP 2</w:t>
             </w:r>
           </w:p>
         </w:tc>
         <w:tc>
           <w:tcPr>
-            <w:tcW w:type="dxa" w:w="7826"/>
+            <w:tcW w:w="7826" w:type="dxa"/>
             <w:tcBorders>
-              <w:top w:val="single" w:color="CCCCCC" w:sz="1"/>
-              <w:left w:val="single" w:color="CCCCCC" w:sz="1"/>
-              <w:bottom w:val="single" w:color="CCCCCC" w:sz="1"/>
-              <w:right w:val="single" w:color="CCCCCC" w:sz="1"/>
+              <w:top w:val="single" w:sz="1" w:space="0" w:color="CCCCCC"/>
+              <w:left w:val="single" w:sz="1" w:space="0" w:color="CCCCCC"/>
+              <w:bottom w:val="single" w:sz="1" w:space="0" w:color="CCCCCC"/>
+              <w:right w:val="single" w:sz="1" w:space="0" w:color="CCCCCC"/>
             </w:tcBorders>
-            <w:shd w:fill="E8EEF7" w:val="clear"/>
+            <w:shd w:val="clear" w:color="auto" w:fill="E8EEF7"/>
             <w:tcMar>
-              <w:top w:type="dxa" w:w="80"/>
-              <w:left w:type="dxa" w:w="120"/>
-              <w:bottom w:type="dxa" w:w="80"/>
-              <w:right w:type="dxa" w:w="120"/>
+              <w:top w:w="80" w:type="dxa"/>
+              <w:left w:w="120" w:type="dxa"/>
+              <w:bottom w:w="80" w:type="dxa"/>
+              <w:right w:w="120" w:type="dxa"/>
             </w:tcMar>
           </w:tcPr>
           <w:p>
@@ -1519,40 +1595,38 @@
             </w:pPr>
             <w:r>
               <w:rPr>
-                <w:rFonts w:ascii="Yu Gothic UI" w:cs="Yu Gothic UI" w:eastAsia="Yu Gothic UI" w:hAnsi="Yu Gothic UI"/>
+                <w:rFonts w:eastAsia="Yu Gothic UI"/>
                 <w:b/>
                 <w:bCs/>
-                <w:sz w:val="22"/>
-                <w:szCs w:val="22"/>
-              </w:rPr>
-              <w:t xml:space="preserve">フィードバックタブを開く</w:t>
-            </w:r>
-          </w:p>
-          <w:p>
-            <w:pPr>
-              <w:spacing w:after="60" w:before="60"/>
-            </w:pPr>
-            <w:r>
-              <w:rPr>
-                <w:rFonts w:ascii="Yu Gothic UI" w:cs="Yu Gothic UI" w:eastAsia="Yu Gothic UI" w:hAnsi="Yu Gothic UI"/>
+              </w:rPr>
+              <w:t>フィードバックタブを開く</w:t>
+            </w:r>
+          </w:p>
+          <w:p>
+            <w:pPr>
+              <w:spacing w:before="60" w:after="60"/>
+            </w:pPr>
+            <w:r>
+              <w:rPr>
+                <w:rFonts w:eastAsia="Yu Gothic UI"/>
                 <w:sz w:val="20"/>
                 <w:szCs w:val="20"/>
               </w:rPr>
-              <w:t xml:space="preserve">画面上部の「フィードバック」タブをクリック。</w:t>
-            </w:r>
-          </w:p>
-          <w:p>
-            <w:pPr>
-              <w:spacing w:after="60" w:before="60"/>
-            </w:pPr>
-            <w:r>
-              <w:rPr>
-                <w:rFonts w:ascii="Yu Gothic UI" w:cs="Yu Gothic UI" w:eastAsia="Yu Gothic UI" w:hAnsi="Yu Gothic UI"/>
+              <w:t>画面上部の「フィードバック」タブをクリック。</w:t>
+            </w:r>
+          </w:p>
+          <w:p>
+            <w:pPr>
+              <w:spacing w:before="60" w:after="60"/>
+            </w:pPr>
+            <w:r>
+              <w:rPr>
+                <w:rFonts w:eastAsia="Yu Gothic UI"/>
                 <w:color w:val="808080"/>
                 <w:sz w:val="18"/>
                 <w:szCs w:val="18"/>
               </w:rPr>
-              <w:t xml:space="preserve">AI生成Excelは自動で選択済みになっています。</w:t>
+              <w:t>AI生成Excelは自動で選択済みになっています。</w:t>
             </w:r>
           </w:p>
         </w:tc>
@@ -1560,41 +1634,52 @@
     </w:tbl>
     <w:p>
       <w:pPr>
-        <w:spacing w:after="0" w:before="200"/>
+        <w:spacing w:before="200"/>
       </w:pPr>
     </w:p>
     <w:tbl>
       <w:tblPr>
-        <w:tblW w:type="dxa" w:w="9026"/>
+        <w:tblW w:w="9026" w:type="dxa"/>
         <w:tblBorders>
-          <w:top w:val="single" w:color="auto" w:sz="4"/>
-          <w:left w:val="single" w:color="auto" w:sz="4"/>
-          <w:bottom w:val="single" w:color="auto" w:sz="4"/>
-          <w:right w:val="single" w:color="auto" w:sz="4"/>
-          <w:insideH w:val="single" w:color="auto" w:sz="4"/>
-          <w:insideV w:val="single" w:color="auto" w:sz="4"/>
+          <w:top w:val="single" w:sz="4" w:space="0" w:color="auto"/>
+          <w:left w:val="single" w:sz="4" w:space="0" w:color="auto"/>
+          <w:bottom w:val="single" w:sz="4" w:space="0" w:color="auto"/>
+          <w:right w:val="single" w:sz="4" w:space="0" w:color="auto"/>
+          <w:insideH w:val="single" w:sz="4" w:space="0" w:color="auto"/>
+          <w:insideV w:val="single" w:sz="4" w:space="0" w:color="auto"/>
         </w:tblBorders>
+        <w:tblCellMar>
+          <w:left w:w="10" w:type="dxa"/>
+          <w:right w:w="10" w:type="dxa"/>
+        </w:tblCellMar>
+        <w:tblLook w:val="04A0" w:firstRow="1" w:lastRow="0" w:firstColumn="1" w:lastColumn="0" w:noHBand="0" w:noVBand="1"/>
       </w:tblPr>
       <w:tblGrid>
         <w:gridCol w:w="1200"/>
         <w:gridCol w:w="7826"/>
       </w:tblGrid>
       <w:tr>
+        <w:tblPrEx>
+          <w:tblCellMar>
+            <w:top w:w="0" w:type="dxa"/>
+            <w:bottom w:w="0" w:type="dxa"/>
+          </w:tblCellMar>
+        </w:tblPrEx>
         <w:tc>
           <w:tcPr>
-            <w:tcW w:type="dxa" w:w="1200"/>
+            <w:tcW w:w="1200" w:type="dxa"/>
             <w:tcBorders>
-              <w:top w:val="single" w:color="CCCCCC" w:sz="1"/>
-              <w:left w:val="single" w:color="CCCCCC" w:sz="1"/>
-              <w:bottom w:val="single" w:color="CCCCCC" w:sz="1"/>
-              <w:right w:val="single" w:color="CCCCCC" w:sz="1"/>
+              <w:top w:val="single" w:sz="1" w:space="0" w:color="CCCCCC"/>
+              <w:left w:val="single" w:sz="1" w:space="0" w:color="CCCCCC"/>
+              <w:bottom w:val="single" w:sz="1" w:space="0" w:color="CCCCCC"/>
+              <w:right w:val="single" w:sz="1" w:space="0" w:color="CCCCCC"/>
             </w:tcBorders>
-            <w:shd w:fill="2E5090" w:val="clear"/>
+            <w:shd w:val="clear" w:color="auto" w:fill="2E5090"/>
             <w:tcMar>
-              <w:top w:type="dxa" w:w="60"/>
-              <w:left w:type="dxa" w:w="100"/>
-              <w:bottom w:type="dxa" w:w="60"/>
-              <w:right w:type="dxa" w:w="100"/>
+              <w:top w:w="60" w:type="dxa"/>
+              <w:left w:w="100" w:type="dxa"/>
+              <w:bottom w:w="60" w:type="dxa"/>
+              <w:right w:w="100" w:type="dxa"/>
             </w:tcMar>
             <w:vAlign w:val="center"/>
           </w:tcPr>
@@ -1604,32 +1689,30 @@
             </w:pPr>
             <w:r>
               <w:rPr>
-                <w:rFonts w:ascii="Yu Gothic UI" w:cs="Yu Gothic UI" w:eastAsia="Yu Gothic UI" w:hAnsi="Yu Gothic UI"/>
+                <w:rFonts w:eastAsia="Yu Gothic UI"/>
                 <w:b/>
                 <w:bCs/>
                 <w:color w:val="FFFFFF"/>
-                <w:sz w:val="22"/>
-                <w:szCs w:val="22"/>
-              </w:rPr>
-              <w:t xml:space="preserve">STEP 3</w:t>
+              </w:rPr>
+              <w:t>STEP 3</w:t>
             </w:r>
           </w:p>
         </w:tc>
         <w:tc>
           <w:tcPr>
-            <w:tcW w:type="dxa" w:w="7826"/>
+            <w:tcW w:w="7826" w:type="dxa"/>
             <w:tcBorders>
-              <w:top w:val="single" w:color="CCCCCC" w:sz="1"/>
-              <w:left w:val="single" w:color="CCCCCC" w:sz="1"/>
-              <w:bottom w:val="single" w:color="CCCCCC" w:sz="1"/>
-              <w:right w:val="single" w:color="CCCCCC" w:sz="1"/>
+              <w:top w:val="single" w:sz="1" w:space="0" w:color="CCCCCC"/>
+              <w:left w:val="single" w:sz="1" w:space="0" w:color="CCCCCC"/>
+              <w:bottom w:val="single" w:sz="1" w:space="0" w:color="CCCCCC"/>
+              <w:right w:val="single" w:sz="1" w:space="0" w:color="CCCCCC"/>
             </w:tcBorders>
-            <w:shd w:fill="E8EEF7" w:val="clear"/>
+            <w:shd w:val="clear" w:color="auto" w:fill="E8EEF7"/>
             <w:tcMar>
-              <w:top w:type="dxa" w:w="80"/>
-              <w:left w:type="dxa" w:w="120"/>
-              <w:bottom w:type="dxa" w:w="80"/>
-              <w:right w:type="dxa" w:w="120"/>
+              <w:top w:w="80" w:type="dxa"/>
+              <w:left w:w="120" w:type="dxa"/>
+              <w:bottom w:w="80" w:type="dxa"/>
+              <w:right w:w="120" w:type="dxa"/>
             </w:tcMar>
           </w:tcPr>
           <w:p>
@@ -1638,26 +1721,24 @@
             </w:pPr>
             <w:r>
               <w:rPr>
-                <w:rFonts w:ascii="Yu Gothic UI" w:cs="Yu Gothic UI" w:eastAsia="Yu Gothic UI" w:hAnsi="Yu Gothic UI"/>
+                <w:rFonts w:eastAsia="Yu Gothic UI"/>
                 <w:b/>
                 <w:bCs/>
-                <w:sz w:val="22"/>
-                <w:szCs w:val="22"/>
-              </w:rPr>
-              <w:t xml:space="preserve">修正済みExcelをアップロード</w:t>
-            </w:r>
-          </w:p>
-          <w:p>
-            <w:pPr>
-              <w:spacing w:after="60" w:before="60"/>
-            </w:pPr>
-            <w:r>
-              <w:rPr>
-                <w:rFonts w:ascii="Yu Gothic UI" w:cs="Yu Gothic UI" w:eastAsia="Yu Gothic UI" w:hAnsi="Yu Gothic UI"/>
+              </w:rPr>
+              <w:t>修正済みExcelをアップロード</w:t>
+            </w:r>
+          </w:p>
+          <w:p>
+            <w:pPr>
+              <w:spacing w:before="60" w:after="60"/>
+            </w:pPr>
+            <w:r>
+              <w:rPr>
+                <w:rFonts w:eastAsia="Yu Gothic UI"/>
                 <w:sz w:val="20"/>
                 <w:szCs w:val="20"/>
               </w:rPr>
-              <w:t xml:space="preserve">「修正済みExcel」に修正したファイルをアップロードしてください。</w:t>
+              <w:t>「修正済みExcel」に修正したファイルをアップロードしてください。</w:t>
             </w:r>
           </w:p>
         </w:tc>
@@ -1665,41 +1746,52 @@
     </w:tbl>
     <w:p>
       <w:pPr>
-        <w:spacing w:after="0" w:before="200"/>
+        <w:spacing w:before="200"/>
       </w:pPr>
     </w:p>
     <w:tbl>
       <w:tblPr>
-        <w:tblW w:type="dxa" w:w="9026"/>
+        <w:tblW w:w="9026" w:type="dxa"/>
         <w:tblBorders>
-          <w:top w:val="single" w:color="auto" w:sz="4"/>
-          <w:left w:val="single" w:color="auto" w:sz="4"/>
-          <w:bottom w:val="single" w:color="auto" w:sz="4"/>
-          <w:right w:val="single" w:color="auto" w:sz="4"/>
-          <w:insideH w:val="single" w:color="auto" w:sz="4"/>
-          <w:insideV w:val="single" w:color="auto" w:sz="4"/>
+          <w:top w:val="single" w:sz="4" w:space="0" w:color="auto"/>
+          <w:left w:val="single" w:sz="4" w:space="0" w:color="auto"/>
+          <w:bottom w:val="single" w:sz="4" w:space="0" w:color="auto"/>
+          <w:right w:val="single" w:sz="4" w:space="0" w:color="auto"/>
+          <w:insideH w:val="single" w:sz="4" w:space="0" w:color="auto"/>
+          <w:insideV w:val="single" w:sz="4" w:space="0" w:color="auto"/>
         </w:tblBorders>
+        <w:tblCellMar>
+          <w:left w:w="10" w:type="dxa"/>
+          <w:right w:w="10" w:type="dxa"/>
+        </w:tblCellMar>
+        <w:tblLook w:val="04A0" w:firstRow="1" w:lastRow="0" w:firstColumn="1" w:lastColumn="0" w:noHBand="0" w:noVBand="1"/>
       </w:tblPr>
       <w:tblGrid>
         <w:gridCol w:w="1200"/>
         <w:gridCol w:w="7826"/>
       </w:tblGrid>
       <w:tr>
+        <w:tblPrEx>
+          <w:tblCellMar>
+            <w:top w:w="0" w:type="dxa"/>
+            <w:bottom w:w="0" w:type="dxa"/>
+          </w:tblCellMar>
+        </w:tblPrEx>
         <w:tc>
           <w:tcPr>
-            <w:tcW w:type="dxa" w:w="1200"/>
+            <w:tcW w:w="1200" w:type="dxa"/>
             <w:tcBorders>
-              <w:top w:val="single" w:color="CCCCCC" w:sz="1"/>
-              <w:left w:val="single" w:color="CCCCCC" w:sz="1"/>
-              <w:bottom w:val="single" w:color="CCCCCC" w:sz="1"/>
-              <w:right w:val="single" w:color="CCCCCC" w:sz="1"/>
+              <w:top w:val="single" w:sz="1" w:space="0" w:color="CCCCCC"/>
+              <w:left w:val="single" w:sz="1" w:space="0" w:color="CCCCCC"/>
+              <w:bottom w:val="single" w:sz="1" w:space="0" w:color="CCCCCC"/>
+              <w:right w:val="single" w:sz="1" w:space="0" w:color="CCCCCC"/>
             </w:tcBorders>
-            <w:shd w:fill="2E5090" w:val="clear"/>
+            <w:shd w:val="clear" w:color="auto" w:fill="2E5090"/>
             <w:tcMar>
-              <w:top w:type="dxa" w:w="60"/>
-              <w:left w:type="dxa" w:w="100"/>
-              <w:bottom w:type="dxa" w:w="60"/>
-              <w:right w:type="dxa" w:w="100"/>
+              <w:top w:w="60" w:type="dxa"/>
+              <w:left w:w="100" w:type="dxa"/>
+              <w:bottom w:w="60" w:type="dxa"/>
+              <w:right w:w="100" w:type="dxa"/>
             </w:tcMar>
             <w:vAlign w:val="center"/>
           </w:tcPr>
@@ -1709,32 +1801,30 @@
             </w:pPr>
             <w:r>
               <w:rPr>
-                <w:rFonts w:ascii="Yu Gothic UI" w:cs="Yu Gothic UI" w:eastAsia="Yu Gothic UI" w:hAnsi="Yu Gothic UI"/>
+                <w:rFonts w:eastAsia="Yu Gothic UI"/>
                 <w:b/>
                 <w:bCs/>
                 <w:color w:val="FFFFFF"/>
-                <w:sz w:val="22"/>
-                <w:szCs w:val="22"/>
-              </w:rPr>
-              <w:t xml:space="preserve">STEP 4</w:t>
+              </w:rPr>
+              <w:t>STEP 4</w:t>
             </w:r>
           </w:p>
         </w:tc>
         <w:tc>
           <w:tcPr>
-            <w:tcW w:type="dxa" w:w="7826"/>
+            <w:tcW w:w="7826" w:type="dxa"/>
             <w:tcBorders>
-              <w:top w:val="single" w:color="CCCCCC" w:sz="1"/>
-              <w:left w:val="single" w:color="CCCCCC" w:sz="1"/>
-              <w:bottom w:val="single" w:color="CCCCCC" w:sz="1"/>
-              <w:right w:val="single" w:color="CCCCCC" w:sz="1"/>
+              <w:top w:val="single" w:sz="1" w:space="0" w:color="CCCCCC"/>
+              <w:left w:val="single" w:sz="1" w:space="0" w:color="CCCCCC"/>
+              <w:bottom w:val="single" w:sz="1" w:space="0" w:color="CCCCCC"/>
+              <w:right w:val="single" w:sz="1" w:space="0" w:color="CCCCCC"/>
             </w:tcBorders>
-            <w:shd w:fill="E8EEF7" w:val="clear"/>
+            <w:shd w:val="clear" w:color="auto" w:fill="E8EEF7"/>
             <w:tcMar>
-              <w:top w:type="dxa" w:w="80"/>
-              <w:left w:type="dxa" w:w="120"/>
-              <w:bottom w:type="dxa" w:w="80"/>
-              <w:right w:type="dxa" w:w="120"/>
+              <w:top w:w="80" w:type="dxa"/>
+              <w:left w:w="120" w:type="dxa"/>
+              <w:bottom w:w="80" w:type="dxa"/>
+              <w:right w:w="120" w:type="dxa"/>
             </w:tcMar>
           </w:tcPr>
           <w:p>
@@ -1743,47 +1833,56 @@
             </w:pPr>
             <w:r>
               <w:rPr>
-                <w:rFonts w:ascii="Yu Gothic UI" w:cs="Yu Gothic UI" w:eastAsia="Yu Gothic UI" w:hAnsi="Yu Gothic UI"/>
+                <w:rFonts w:eastAsia="Yu Gothic UI"/>
                 <w:b/>
                 <w:bCs/>
-                <w:sz w:val="22"/>
-                <w:szCs w:val="22"/>
-              </w:rPr>
-              <w:t xml:space="preserve">コメントを入力（任意だが推奨）</w:t>
+              </w:rPr>
+              <w:t>コメントを入力（任意だが推奨）</w:t>
             </w:r>
           </w:p>
           <w:tbl>
             <w:tblPr>
-              <w:tblW w:type="dxa" w:w="7000"/>
+              <w:tblW w:w="7000" w:type="dxa"/>
               <w:tblBorders>
-                <w:top w:val="single" w:color="auto" w:sz="4"/>
-                <w:left w:val="single" w:color="auto" w:sz="4"/>
-                <w:bottom w:val="single" w:color="auto" w:sz="4"/>
-                <w:right w:val="single" w:color="auto" w:sz="4"/>
-                <w:insideH w:val="single" w:color="auto" w:sz="4"/>
-                <w:insideV w:val="single" w:color="auto" w:sz="4"/>
+                <w:top w:val="single" w:sz="4" w:space="0" w:color="auto"/>
+                <w:left w:val="single" w:sz="4" w:space="0" w:color="auto"/>
+                <w:bottom w:val="single" w:sz="4" w:space="0" w:color="auto"/>
+                <w:right w:val="single" w:sz="4" w:space="0" w:color="auto"/>
+                <w:insideH w:val="single" w:sz="4" w:space="0" w:color="auto"/>
+                <w:insideV w:val="single" w:sz="4" w:space="0" w:color="auto"/>
               </w:tblBorders>
+              <w:tblCellMar>
+                <w:left w:w="10" w:type="dxa"/>
+                <w:right w:w="10" w:type="dxa"/>
+              </w:tblCellMar>
+              <w:tblLook w:val="04A0" w:firstRow="1" w:lastRow="0" w:firstColumn="1" w:lastColumn="0" w:noHBand="0" w:noVBand="1"/>
             </w:tblPr>
             <w:tblGrid>
               <w:gridCol w:w="2600"/>
               <w:gridCol w:w="4400"/>
             </w:tblGrid>
             <w:tr>
+              <w:tblPrEx>
+                <w:tblCellMar>
+                  <w:top w:w="0" w:type="dxa"/>
+                  <w:bottom w:w="0" w:type="dxa"/>
+                </w:tblCellMar>
+              </w:tblPrEx>
               <w:tc>
                 <w:tcPr>
-                  <w:tcW w:type="dxa" w:w="2600"/>
+                  <w:tcW w:w="2600" w:type="dxa"/>
                   <w:tcBorders>
-                    <w:top w:val="single" w:color="CCCCCC" w:sz="1"/>
-                    <w:left w:val="single" w:color="CCCCCC" w:sz="1"/>
-                    <w:bottom w:val="single" w:color="CCCCCC" w:sz="1"/>
-                    <w:right w:val="single" w:color="CCCCCC" w:sz="1"/>
+                    <w:top w:val="single" w:sz="1" w:space="0" w:color="CCCCCC"/>
+                    <w:left w:val="single" w:sz="1" w:space="0" w:color="CCCCCC"/>
+                    <w:bottom w:val="single" w:sz="1" w:space="0" w:color="CCCCCC"/>
+                    <w:right w:val="single" w:sz="1" w:space="0" w:color="CCCCCC"/>
                   </w:tcBorders>
-                  <w:shd w:fill="2E5090" w:val="clear"/>
+                  <w:shd w:val="clear" w:color="auto" w:fill="2E5090"/>
                   <w:tcMar>
-                    <w:top w:type="dxa" w:w="60"/>
-                    <w:left w:type="dxa" w:w="100"/>
-                    <w:bottom w:type="dxa" w:w="60"/>
-                    <w:right w:type="dxa" w:w="100"/>
+                    <w:top w:w="60" w:type="dxa"/>
+                    <w:left w:w="100" w:type="dxa"/>
+                    <w:bottom w:w="60" w:type="dxa"/>
+                    <w:right w:w="100" w:type="dxa"/>
                   </w:tcMar>
                   <w:vAlign w:val="center"/>
                 </w:tcPr>
@@ -1793,32 +1892,32 @@
                   </w:pPr>
                   <w:r>
                     <w:rPr>
-                      <w:rFonts w:ascii="Yu Gothic UI" w:cs="Yu Gothic UI" w:eastAsia="Yu Gothic UI" w:hAnsi="Yu Gothic UI"/>
+                      <w:rFonts w:eastAsia="Yu Gothic UI"/>
                       <w:b/>
                       <w:bCs/>
                       <w:color w:val="FFFFFF"/>
                       <w:sz w:val="20"/>
                       <w:szCs w:val="20"/>
                     </w:rPr>
-                    <w:t xml:space="preserve">欄</w:t>
+                    <w:t>欄</w:t>
                   </w:r>
                 </w:p>
               </w:tc>
               <w:tc>
                 <w:tcPr>
-                  <w:tcW w:type="dxa" w:w="4400"/>
+                  <w:tcW w:w="4400" w:type="dxa"/>
                   <w:tcBorders>
-                    <w:top w:val="single" w:color="CCCCCC" w:sz="1"/>
-                    <w:left w:val="single" w:color="CCCCCC" w:sz="1"/>
-                    <w:bottom w:val="single" w:color="CCCCCC" w:sz="1"/>
-                    <w:right w:val="single" w:color="CCCCCC" w:sz="1"/>
+                    <w:top w:val="single" w:sz="1" w:space="0" w:color="CCCCCC"/>
+                    <w:left w:val="single" w:sz="1" w:space="0" w:color="CCCCCC"/>
+                    <w:bottom w:val="single" w:sz="1" w:space="0" w:color="CCCCCC"/>
+                    <w:right w:val="single" w:sz="1" w:space="0" w:color="CCCCCC"/>
                   </w:tcBorders>
-                  <w:shd w:fill="2E5090" w:val="clear"/>
+                  <w:shd w:val="clear" w:color="auto" w:fill="2E5090"/>
                   <w:tcMar>
-                    <w:top w:type="dxa" w:w="60"/>
-                    <w:left w:type="dxa" w:w="100"/>
-                    <w:bottom w:type="dxa" w:w="60"/>
-                    <w:right w:type="dxa" w:w="100"/>
+                    <w:top w:w="60" w:type="dxa"/>
+                    <w:left w:w="100" w:type="dxa"/>
+                    <w:bottom w:w="60" w:type="dxa"/>
+                    <w:right w:w="100" w:type="dxa"/>
                   </w:tcMar>
                   <w:vAlign w:val="center"/>
                 </w:tcPr>
@@ -1828,126 +1927,138 @@
                   </w:pPr>
                   <w:r>
                     <w:rPr>
-                      <w:rFonts w:ascii="Yu Gothic UI" w:cs="Yu Gothic UI" w:eastAsia="Yu Gothic UI" w:hAnsi="Yu Gothic UI"/>
+                      <w:rFonts w:eastAsia="Yu Gothic UI"/>
                       <w:b/>
                       <w:bCs/>
                       <w:color w:val="FFFFFF"/>
                       <w:sz w:val="20"/>
                       <w:szCs w:val="20"/>
                     </w:rPr>
-                    <w:t xml:space="preserve">記入例</w:t>
+                    <w:t>記入例</w:t>
                   </w:r>
                 </w:p>
               </w:tc>
             </w:tr>
             <w:tr>
+              <w:tblPrEx>
+                <w:tblCellMar>
+                  <w:top w:w="0" w:type="dxa"/>
+                  <w:bottom w:w="0" w:type="dxa"/>
+                </w:tblCellMar>
+              </w:tblPrEx>
               <w:tc>
                 <w:tcPr>
-                  <w:tcW w:type="dxa" w:w="2600"/>
+                  <w:tcW w:w="2600" w:type="dxa"/>
                   <w:tcBorders>
-                    <w:top w:val="single" w:color="CCCCCC" w:sz="1"/>
-                    <w:left w:val="single" w:color="CCCCCC" w:sz="1"/>
-                    <w:bottom w:val="single" w:color="CCCCCC" w:sz="1"/>
-                    <w:right w:val="single" w:color="CCCCCC" w:sz="1"/>
+                    <w:top w:val="single" w:sz="1" w:space="0" w:color="CCCCCC"/>
+                    <w:left w:val="single" w:sz="1" w:space="0" w:color="CCCCCC"/>
+                    <w:bottom w:val="single" w:sz="1" w:space="0" w:color="CCCCCC"/>
+                    <w:right w:val="single" w:sz="1" w:space="0" w:color="CCCCCC"/>
                   </w:tcBorders>
                   <w:tcMar>
-                    <w:top w:type="dxa" w:w="60"/>
-                    <w:left w:type="dxa" w:w="100"/>
-                    <w:bottom w:type="dxa" w:w="60"/>
-                    <w:right w:type="dxa" w:w="100"/>
+                    <w:top w:w="60" w:type="dxa"/>
+                    <w:left w:w="100" w:type="dxa"/>
+                    <w:bottom w:w="60" w:type="dxa"/>
+                    <w:right w:w="100" w:type="dxa"/>
                   </w:tcMar>
                 </w:tcPr>
                 <w:p>
                   <w:r>
                     <w:rPr>
-                      <w:rFonts w:ascii="Yu Gothic UI" w:cs="Yu Gothic UI" w:eastAsia="Yu Gothic UI" w:hAnsi="Yu Gothic UI"/>
+                      <w:rFonts w:eastAsia="Yu Gothic UI"/>
                       <w:sz w:val="20"/>
                       <w:szCs w:val="20"/>
                     </w:rPr>
-                    <w:t xml:space="preserve">① 現調情報の読み取り</w:t>
+                    <w:t>① 現調情報の読み取り</w:t>
                   </w:r>
                 </w:p>
               </w:tc>
               <w:tc>
                 <w:tcPr>
-                  <w:tcW w:type="dxa" w:w="4400"/>
+                  <w:tcW w:w="4400" w:type="dxa"/>
                   <w:tcBorders>
-                    <w:top w:val="single" w:color="CCCCCC" w:sz="1"/>
-                    <w:left w:val="single" w:color="CCCCCC" w:sz="1"/>
-                    <w:bottom w:val="single" w:color="CCCCCC" w:sz="1"/>
-                    <w:right w:val="single" w:color="CCCCCC" w:sz="1"/>
+                    <w:top w:val="single" w:sz="1" w:space="0" w:color="CCCCCC"/>
+                    <w:left w:val="single" w:sz="1" w:space="0" w:color="CCCCCC"/>
+                    <w:bottom w:val="single" w:sz="1" w:space="0" w:color="CCCCCC"/>
+                    <w:right w:val="single" w:sz="1" w:space="0" w:color="CCCCCC"/>
                   </w:tcBorders>
                   <w:tcMar>
-                    <w:top w:type="dxa" w:w="60"/>
-                    <w:left w:type="dxa" w:w="100"/>
-                    <w:bottom w:type="dxa" w:w="60"/>
-                    <w:right w:type="dxa" w:w="100"/>
+                    <w:top w:w="60" w:type="dxa"/>
+                    <w:left w:w="100" w:type="dxa"/>
+                    <w:bottom w:w="60" w:type="dxa"/>
+                    <w:right w:w="100" w:type="dxa"/>
                   </w:tcMar>
                 </w:tcPr>
                 <w:p>
                   <w:r>
                     <w:rPr>
-                      <w:rFonts w:ascii="Yu Gothic UI" w:cs="Yu Gothic UI" w:eastAsia="Yu Gothic UI" w:hAnsi="Yu Gothic UI"/>
+                      <w:rFonts w:eastAsia="Yu Gothic UI"/>
                       <w:sz w:val="20"/>
                       <w:szCs w:val="20"/>
                     </w:rPr>
-                    <w:t xml:space="preserve">3階の逆富士が40wではなく20wだった</w:t>
+                    <w:t>3階の逆富士が40wではなく20wだった</w:t>
                   </w:r>
                 </w:p>
               </w:tc>
             </w:tr>
             <w:tr>
+              <w:tblPrEx>
+                <w:tblCellMar>
+                  <w:top w:w="0" w:type="dxa"/>
+                  <w:bottom w:w="0" w:type="dxa"/>
+                </w:tblCellMar>
+              </w:tblPrEx>
               <w:tc>
                 <w:tcPr>
-                  <w:tcW w:type="dxa" w:w="2600"/>
+                  <w:tcW w:w="2600" w:type="dxa"/>
                   <w:tcBorders>
-                    <w:top w:val="single" w:color="CCCCCC" w:sz="1"/>
-                    <w:left w:val="single" w:color="CCCCCC" w:sz="1"/>
-                    <w:bottom w:val="single" w:color="CCCCCC" w:sz="1"/>
-                    <w:right w:val="single" w:color="CCCCCC" w:sz="1"/>
+                    <w:top w:val="single" w:sz="1" w:space="0" w:color="CCCCCC"/>
+                    <w:left w:val="single" w:sz="1" w:space="0" w:color="CCCCCC"/>
+                    <w:bottom w:val="single" w:sz="1" w:space="0" w:color="CCCCCC"/>
+                    <w:right w:val="single" w:sz="1" w:space="0" w:color="CCCCCC"/>
                   </w:tcBorders>
                   <w:tcMar>
-                    <w:top w:type="dxa" w:w="60"/>
-                    <w:left w:type="dxa" w:w="100"/>
-                    <w:bottom w:type="dxa" w:w="60"/>
-                    <w:right w:type="dxa" w:w="100"/>
+                    <w:top w:w="60" w:type="dxa"/>
+                    <w:left w:w="100" w:type="dxa"/>
+                    <w:bottom w:w="60" w:type="dxa"/>
+                    <w:right w:w="100" w:type="dxa"/>
                   </w:tcMar>
                 </w:tcPr>
                 <w:p>
                   <w:r>
                     <w:rPr>
-                      <w:rFonts w:ascii="Yu Gothic UI" w:cs="Yu Gothic UI" w:eastAsia="Yu Gothic UI" w:hAnsi="Yu Gothic UI"/>
+                      <w:rFonts w:eastAsia="Yu Gothic UI"/>
                       <w:sz w:val="20"/>
                       <w:szCs w:val="20"/>
                     </w:rPr>
-                    <w:t xml:space="preserve">② LED選定</w:t>
+                    <w:t>② LED選定</w:t>
                   </w:r>
                 </w:p>
               </w:tc>
               <w:tc>
                 <w:tcPr>
-                  <w:tcW w:type="dxa" w:w="4400"/>
+                  <w:tcW w:w="4400" w:type="dxa"/>
                   <w:tcBorders>
-                    <w:top w:val="single" w:color="CCCCCC" w:sz="1"/>
-                    <w:left w:val="single" w:color="CCCCCC" w:sz="1"/>
-                    <w:bottom w:val="single" w:color="CCCCCC" w:sz="1"/>
-                    <w:right w:val="single" w:color="CCCCCC" w:sz="1"/>
+                    <w:top w:val="single" w:sz="1" w:space="0" w:color="CCCCCC"/>
+                    <w:left w:val="single" w:sz="1" w:space="0" w:color="CCCCCC"/>
+                    <w:bottom w:val="single" w:sz="1" w:space="0" w:color="CCCCCC"/>
+                    <w:right w:val="single" w:sz="1" w:space="0" w:color="CCCCCC"/>
                   </w:tcBorders>
                   <w:tcMar>
-                    <w:top w:type="dxa" w:w="60"/>
-                    <w:left w:type="dxa" w:w="100"/>
-                    <w:bottom w:type="dxa" w:w="60"/>
-                    <w:right w:type="dxa" w:w="100"/>
+                    <w:top w:w="60" w:type="dxa"/>
+                    <w:left w:w="100" w:type="dxa"/>
+                    <w:bottom w:w="60" w:type="dxa"/>
+                    <w:right w:w="100" w:type="dxa"/>
                   </w:tcMar>
                 </w:tcPr>
                 <w:p>
                   <w:r>
                     <w:rPr>
-                      <w:rFonts w:ascii="Yu Gothic UI" w:cs="Yu Gothic UI" w:eastAsia="Yu Gothic UI" w:hAnsi="Yu Gothic UI"/>
+                      <w:rFonts w:eastAsia="Yu Gothic UI"/>
                       <w:sz w:val="20"/>
                       <w:szCs w:val="20"/>
                     </w:rPr>
-                    <w:t xml:space="preserve">FHF32はmyシリーズが適切</w:t>
+                    <w:t>FHF32はmyシリーズが適切</w:t>
                   </w:r>
                 </w:p>
               </w:tc>
@@ -1959,41 +2070,52 @@
     </w:tbl>
     <w:p>
       <w:pPr>
-        <w:spacing w:after="0" w:before="200"/>
+        <w:spacing w:before="200"/>
       </w:pPr>
     </w:p>
     <w:tbl>
       <w:tblPr>
-        <w:tblW w:type="dxa" w:w="9026"/>
+        <w:tblW w:w="9026" w:type="dxa"/>
         <w:tblBorders>
-          <w:top w:val="single" w:color="auto" w:sz="4"/>
-          <w:left w:val="single" w:color="auto" w:sz="4"/>
-          <w:bottom w:val="single" w:color="auto" w:sz="4"/>
-          <w:right w:val="single" w:color="auto" w:sz="4"/>
-          <w:insideH w:val="single" w:color="auto" w:sz="4"/>
-          <w:insideV w:val="single" w:color="auto" w:sz="4"/>
+          <w:top w:val="single" w:sz="4" w:space="0" w:color="auto"/>
+          <w:left w:val="single" w:sz="4" w:space="0" w:color="auto"/>
+          <w:bottom w:val="single" w:sz="4" w:space="0" w:color="auto"/>
+          <w:right w:val="single" w:sz="4" w:space="0" w:color="auto"/>
+          <w:insideH w:val="single" w:sz="4" w:space="0" w:color="auto"/>
+          <w:insideV w:val="single" w:sz="4" w:space="0" w:color="auto"/>
         </w:tblBorders>
+        <w:tblCellMar>
+          <w:left w:w="10" w:type="dxa"/>
+          <w:right w:w="10" w:type="dxa"/>
+        </w:tblCellMar>
+        <w:tblLook w:val="04A0" w:firstRow="1" w:lastRow="0" w:firstColumn="1" w:lastColumn="0" w:noHBand="0" w:noVBand="1"/>
       </w:tblPr>
       <w:tblGrid>
         <w:gridCol w:w="1200"/>
         <w:gridCol w:w="7826"/>
       </w:tblGrid>
       <w:tr>
+        <w:tblPrEx>
+          <w:tblCellMar>
+            <w:top w:w="0" w:type="dxa"/>
+            <w:bottom w:w="0" w:type="dxa"/>
+          </w:tblCellMar>
+        </w:tblPrEx>
         <w:tc>
           <w:tcPr>
-            <w:tcW w:type="dxa" w:w="1200"/>
+            <w:tcW w:w="1200" w:type="dxa"/>
             <w:tcBorders>
-              <w:top w:val="single" w:color="CCCCCC" w:sz="1"/>
-              <w:left w:val="single" w:color="CCCCCC" w:sz="1"/>
-              <w:bottom w:val="single" w:color="CCCCCC" w:sz="1"/>
-              <w:right w:val="single" w:color="CCCCCC" w:sz="1"/>
+              <w:top w:val="single" w:sz="1" w:space="0" w:color="CCCCCC"/>
+              <w:left w:val="single" w:sz="1" w:space="0" w:color="CCCCCC"/>
+              <w:bottom w:val="single" w:sz="1" w:space="0" w:color="CCCCCC"/>
+              <w:right w:val="single" w:sz="1" w:space="0" w:color="CCCCCC"/>
             </w:tcBorders>
-            <w:shd w:fill="2E5090" w:val="clear"/>
+            <w:shd w:val="clear" w:color="auto" w:fill="2E5090"/>
             <w:tcMar>
-              <w:top w:type="dxa" w:w="60"/>
-              <w:left w:type="dxa" w:w="100"/>
-              <w:bottom w:type="dxa" w:w="60"/>
-              <w:right w:type="dxa" w:w="100"/>
+              <w:top w:w="60" w:type="dxa"/>
+              <w:left w:w="100" w:type="dxa"/>
+              <w:bottom w:w="60" w:type="dxa"/>
+              <w:right w:w="100" w:type="dxa"/>
             </w:tcMar>
             <w:vAlign w:val="center"/>
           </w:tcPr>
@@ -2003,32 +2125,30 @@
             </w:pPr>
             <w:r>
               <w:rPr>
-                <w:rFonts w:ascii="Yu Gothic UI" w:cs="Yu Gothic UI" w:eastAsia="Yu Gothic UI" w:hAnsi="Yu Gothic UI"/>
+                <w:rFonts w:eastAsia="Yu Gothic UI"/>
                 <w:b/>
                 <w:bCs/>
                 <w:color w:val="FFFFFF"/>
-                <w:sz w:val="22"/>
-                <w:szCs w:val="22"/>
-              </w:rPr>
-              <w:t xml:space="preserve">STEP 5</w:t>
+              </w:rPr>
+              <w:t>STEP 5</w:t>
             </w:r>
           </w:p>
         </w:tc>
         <w:tc>
           <w:tcPr>
-            <w:tcW w:type="dxa" w:w="7826"/>
+            <w:tcW w:w="7826" w:type="dxa"/>
             <w:tcBorders>
-              <w:top w:val="single" w:color="CCCCCC" w:sz="1"/>
-              <w:left w:val="single" w:color="CCCCCC" w:sz="1"/>
-              <w:bottom w:val="single" w:color="CCCCCC" w:sz="1"/>
-              <w:right w:val="single" w:color="CCCCCC" w:sz="1"/>
+              <w:top w:val="single" w:sz="1" w:space="0" w:color="CCCCCC"/>
+              <w:left w:val="single" w:sz="1" w:space="0" w:color="CCCCCC"/>
+              <w:bottom w:val="single" w:sz="1" w:space="0" w:color="CCCCCC"/>
+              <w:right w:val="single" w:sz="1" w:space="0" w:color="CCCCCC"/>
             </w:tcBorders>
-            <w:shd w:fill="E8EEF7" w:val="clear"/>
+            <w:shd w:val="clear" w:color="auto" w:fill="E8EEF7"/>
             <w:tcMar>
-              <w:top w:type="dxa" w:w="80"/>
-              <w:left w:type="dxa" w:w="120"/>
-              <w:bottom w:type="dxa" w:w="80"/>
-              <w:right w:type="dxa" w:w="120"/>
+              <w:top w:w="80" w:type="dxa"/>
+              <w:left w:w="120" w:type="dxa"/>
+              <w:bottom w:w="80" w:type="dxa"/>
+              <w:right w:w="120" w:type="dxa"/>
             </w:tcMar>
           </w:tcPr>
           <w:p>
@@ -2037,26 +2157,24 @@
             </w:pPr>
             <w:r>
               <w:rPr>
-                <w:rFonts w:ascii="Yu Gothic UI" w:cs="Yu Gothic UI" w:eastAsia="Yu Gothic UI" w:hAnsi="Yu Gothic UI"/>
+                <w:rFonts w:eastAsia="Yu Gothic UI"/>
                 <w:b/>
                 <w:bCs/>
-                <w:sz w:val="22"/>
-                <w:szCs w:val="22"/>
-              </w:rPr>
-              <w:t xml:space="preserve">「比較実行」→「フィードバック送信」</w:t>
-            </w:r>
-          </w:p>
-          <w:p>
-            <w:pPr>
-              <w:spacing w:after="60" w:before="60"/>
-            </w:pPr>
-            <w:r>
-              <w:rPr>
-                <w:rFonts w:ascii="Yu Gothic UI" w:cs="Yu Gothic UI" w:eastAsia="Yu Gothic UI" w:hAnsi="Yu Gothic UI"/>
+              </w:rPr>
+              <w:t>「比較実行」→「フィードバック送信」</w:t>
+            </w:r>
+          </w:p>
+          <w:p>
+            <w:pPr>
+              <w:spacing w:before="60" w:after="60"/>
+            </w:pPr>
+            <w:r>
+              <w:rPr>
+                <w:rFonts w:eastAsia="Yu Gothic UI"/>
                 <w:sz w:val="20"/>
                 <w:szCs w:val="20"/>
               </w:rPr>
-              <w:t xml:space="preserve">比較結果が表示されたら「フィードバック送信」を押して完了です。</w:t>
+              <w:t>比較結果が表示されたら「フィードバック送信」を押して完了です。</w:t>
             </w:r>
           </w:p>
         </w:tc>
@@ -2069,48 +2187,56 @@
     </w:p>
     <w:p>
       <w:pPr>
-        <w:pStyle w:val="Heading1"/>
-        <w:spacing w:after="120" w:before="300"/>
+        <w:pStyle w:val="1"/>
+        <w:spacing w:before="300" w:after="120"/>
       </w:pPr>
       <w:r>
-        <w:rPr>
-          <w:rFonts w:ascii="Yu Gothic UI" w:cs="Yu Gothic UI" w:eastAsia="Yu Gothic UI" w:hAnsi="Yu Gothic UI"/>
-        </w:rPr>
-        <w:t xml:space="preserve">よくある質問</w:t>
+        <w:lastRenderedPageBreak/>
+        <w:t>よくある質問</w:t>
       </w:r>
     </w:p>
     <w:tbl>
       <w:tblPr>
-        <w:tblW w:type="dxa" w:w="9026"/>
+        <w:tblW w:w="9026" w:type="dxa"/>
         <w:tblBorders>
-          <w:top w:val="single" w:color="auto" w:sz="4"/>
-          <w:left w:val="single" w:color="auto" w:sz="4"/>
-          <w:bottom w:val="single" w:color="auto" w:sz="4"/>
-          <w:right w:val="single" w:color="auto" w:sz="4"/>
-          <w:insideH w:val="single" w:color="auto" w:sz="4"/>
-          <w:insideV w:val="single" w:color="auto" w:sz="4"/>
+          <w:top w:val="single" w:sz="4" w:space="0" w:color="auto"/>
+          <w:left w:val="single" w:sz="4" w:space="0" w:color="auto"/>
+          <w:bottom w:val="single" w:sz="4" w:space="0" w:color="auto"/>
+          <w:right w:val="single" w:sz="4" w:space="0" w:color="auto"/>
+          <w:insideH w:val="single" w:sz="4" w:space="0" w:color="auto"/>
+          <w:insideV w:val="single" w:sz="4" w:space="0" w:color="auto"/>
         </w:tblBorders>
+        <w:tblCellMar>
+          <w:left w:w="10" w:type="dxa"/>
+          <w:right w:w="10" w:type="dxa"/>
+        </w:tblCellMar>
+        <w:tblLook w:val="04A0" w:firstRow="1" w:lastRow="0" w:firstColumn="1" w:lastColumn="0" w:noHBand="0" w:noVBand="1"/>
       </w:tblPr>
       <w:tblGrid>
         <w:gridCol w:w="900"/>
         <w:gridCol w:w="8126"/>
       </w:tblGrid>
       <w:tr>
+        <w:tblPrEx>
+          <w:tblCellMar>
+            <w:top w:w="0" w:type="dxa"/>
+            <w:bottom w:w="0" w:type="dxa"/>
+          </w:tblCellMar>
+        </w:tblPrEx>
         <w:tc>
           <w:tcPr>
-            <w:tcW w:type="dxa" w:w="900"/>
+            <w:tcW w:w="900" w:type="dxa"/>
             <w:tcBorders>
-              <w:top w:val="single" w:color="CCCCCC" w:sz="1"/>
-              <w:left w:val="single" w:color="CCCCCC" w:sz="1"/>
-              <w:bottom w:val="single" w:color="CCCCCC" w:sz="1"/>
-              <w:right w:val="none"/>
+              <w:top w:val="single" w:sz="1" w:space="0" w:color="CCCCCC"/>
+              <w:left w:val="single" w:sz="1" w:space="0" w:color="CCCCCC"/>
+              <w:bottom w:val="single" w:sz="1" w:space="0" w:color="CCCCCC"/>
             </w:tcBorders>
-            <w:shd w:fill="E8EEF7" w:val="clear"/>
+            <w:shd w:val="clear" w:color="auto" w:fill="E8EEF7"/>
             <w:tcMar>
-              <w:top w:type="dxa" w:w="60"/>
-              <w:left w:type="dxa" w:w="100"/>
-              <w:bottom w:type="dxa" w:w="60"/>
-              <w:right w:type="dxa" w:w="100"/>
+              <w:top w:w="60" w:type="dxa"/>
+              <w:left w:w="100" w:type="dxa"/>
+              <w:bottom w:w="60" w:type="dxa"/>
+              <w:right w:w="100" w:type="dxa"/>
             </w:tcMar>
           </w:tcPr>
           <w:p>
@@ -2119,63 +2245,67 @@
             </w:pPr>
             <w:r>
               <w:rPr>
-                <w:rFonts w:ascii="Yu Gothic UI" w:cs="Yu Gothic UI" w:eastAsia="Yu Gothic UI" w:hAnsi="Yu Gothic UI"/>
+                <w:rFonts w:eastAsia="Yu Gothic UI"/>
                 <w:b/>
                 <w:bCs/>
                 <w:color w:val="2E5090"/>
                 <w:sz w:val="24"/>
                 <w:szCs w:val="24"/>
               </w:rPr>
-              <w:t xml:space="preserve">Q</w:t>
+              <w:t>Q</w:t>
             </w:r>
           </w:p>
         </w:tc>
         <w:tc>
           <w:tcPr>
-            <w:tcW w:type="dxa" w:w="8126"/>
+            <w:tcW w:w="8126" w:type="dxa"/>
             <w:tcBorders>
-              <w:top w:val="single" w:color="CCCCCC" w:sz="1"/>
-              <w:left w:val="none"/>
-              <w:bottom w:val="single" w:color="CCCCCC" w:sz="1"/>
-              <w:right w:val="single" w:color="CCCCCC" w:sz="1"/>
+              <w:top w:val="single" w:sz="1" w:space="0" w:color="CCCCCC"/>
+              <w:bottom w:val="single" w:sz="1" w:space="0" w:color="CCCCCC"/>
+              <w:right w:val="single" w:sz="1" w:space="0" w:color="CCCCCC"/>
             </w:tcBorders>
-            <w:shd w:fill="E8EEF7" w:val="clear"/>
+            <w:shd w:val="clear" w:color="auto" w:fill="E8EEF7"/>
             <w:tcMar>
-              <w:top w:type="dxa" w:w="60"/>
-              <w:left w:type="dxa" w:w="100"/>
-              <w:bottom w:type="dxa" w:w="60"/>
-              <w:right w:type="dxa" w:w="100"/>
+              <w:top w:w="60" w:type="dxa"/>
+              <w:left w:w="100" w:type="dxa"/>
+              <w:bottom w:w="60" w:type="dxa"/>
+              <w:right w:w="100" w:type="dxa"/>
             </w:tcMar>
           </w:tcPr>
           <w:p>
             <w:r>
               <w:rPr>
-                <w:rFonts w:ascii="Yu Gothic UI" w:cs="Yu Gothic UI" w:eastAsia="Yu Gothic UI" w:hAnsi="Yu Gothic UI"/>
+                <w:rFonts w:eastAsia="Yu Gothic UI"/>
                 <w:b/>
                 <w:bCs/>
                 <w:sz w:val="20"/>
                 <w:szCs w:val="20"/>
               </w:rPr>
-              <w:t xml:space="preserve">テンプレートはどれを選べばいい？</w:t>
+              <w:t>テンプレートはどれを選べばいい？</w:t>
             </w:r>
           </w:p>
         </w:tc>
       </w:tr>
       <w:tr>
+        <w:tblPrEx>
+          <w:tblCellMar>
+            <w:top w:w="0" w:type="dxa"/>
+            <w:bottom w:w="0" w:type="dxa"/>
+          </w:tblCellMar>
+        </w:tblPrEx>
         <w:tc>
           <w:tcPr>
-            <w:tcW w:type="dxa" w:w="900"/>
+            <w:tcW w:w="900" w:type="dxa"/>
             <w:tcBorders>
-              <w:top w:val="single" w:color="CCCCCC" w:sz="1"/>
-              <w:left w:val="single" w:color="CCCCCC" w:sz="1"/>
-              <w:bottom w:val="single" w:color="CCCCCC" w:sz="1"/>
-              <w:right w:val="none"/>
+              <w:top w:val="single" w:sz="1" w:space="0" w:color="CCCCCC"/>
+              <w:left w:val="single" w:sz="1" w:space="0" w:color="CCCCCC"/>
+              <w:bottom w:val="single" w:sz="1" w:space="0" w:color="CCCCCC"/>
             </w:tcBorders>
             <w:tcMar>
-              <w:top w:type="dxa" w:w="60"/>
-              <w:left w:type="dxa" w:w="100"/>
-              <w:bottom w:type="dxa" w:w="60"/>
-              <w:right w:type="dxa" w:w="100"/>
+              <w:top w:w="60" w:type="dxa"/>
+              <w:left w:w="100" w:type="dxa"/>
+              <w:bottom w:w="60" w:type="dxa"/>
+              <w:right w:w="100" w:type="dxa"/>
             </w:tcMar>
           </w:tcPr>
           <w:p>
@@ -2184,41 +2314,40 @@
             </w:pPr>
             <w:r>
               <w:rPr>
-                <w:rFonts w:ascii="Yu Gothic UI" w:cs="Yu Gothic UI" w:eastAsia="Yu Gothic UI" w:hAnsi="Yu Gothic UI"/>
+                <w:rFonts w:eastAsia="Yu Gothic UI"/>
                 <w:b/>
                 <w:bCs/>
                 <w:color w:val="FF8C00"/>
                 <w:sz w:val="24"/>
                 <w:szCs w:val="24"/>
               </w:rPr>
-              <w:t xml:space="preserve">A</w:t>
+              <w:t>A</w:t>
             </w:r>
           </w:p>
         </w:tc>
         <w:tc>
           <w:tcPr>
-            <w:tcW w:type="dxa" w:w="8126"/>
+            <w:tcW w:w="8126" w:type="dxa"/>
             <w:tcBorders>
-              <w:top w:val="single" w:color="CCCCCC" w:sz="1"/>
-              <w:left w:val="none"/>
-              <w:bottom w:val="single" w:color="CCCCCC" w:sz="1"/>
-              <w:right w:val="single" w:color="CCCCCC" w:sz="1"/>
+              <w:top w:val="single" w:sz="1" w:space="0" w:color="CCCCCC"/>
+              <w:bottom w:val="single" w:sz="1" w:space="0" w:color="CCCCCC"/>
+              <w:right w:val="single" w:sz="1" w:space="0" w:color="CCCCCC"/>
             </w:tcBorders>
             <w:tcMar>
-              <w:top w:type="dxa" w:w="60"/>
-              <w:left w:type="dxa" w:w="100"/>
-              <w:bottom w:type="dxa" w:w="60"/>
-              <w:right w:type="dxa" w:w="100"/>
+              <w:top w:w="60" w:type="dxa"/>
+              <w:left w:w="100" w:type="dxa"/>
+              <w:bottom w:w="60" w:type="dxa"/>
+              <w:right w:w="100" w:type="dxa"/>
             </w:tcMar>
           </w:tcPr>
           <w:p>
             <w:r>
               <w:rPr>
-                <w:rFonts w:ascii="Yu Gothic UI" w:cs="Yu Gothic UI" w:eastAsia="Yu Gothic UI" w:hAnsi="Yu Gothic UI"/>
+                <w:rFonts w:eastAsia="Yu Gothic UI"/>
                 <w:sz w:val="20"/>
                 <w:szCs w:val="20"/>
               </w:rPr>
-              <w:t xml:space="preserve">管理会社ごとに専用テンプレートがあります。該当するものがなければ「田村基本形」を選択してください。</w:t>
+              <w:t>管理会社ごとに専用テンプレートがあります。該当するものがなければ「田村基本形」を選択してください。</w:t>
             </w:r>
           </w:p>
         </w:tc>
@@ -2226,41 +2355,51 @@
     </w:tbl>
     <w:p>
       <w:pPr>
-        <w:spacing w:after="0" w:before="120"/>
+        <w:spacing w:before="120"/>
       </w:pPr>
     </w:p>
     <w:tbl>
       <w:tblPr>
-        <w:tblW w:type="dxa" w:w="9026"/>
+        <w:tblW w:w="9026" w:type="dxa"/>
         <w:tblBorders>
-          <w:top w:val="single" w:color="auto" w:sz="4"/>
-          <w:left w:val="single" w:color="auto" w:sz="4"/>
-          <w:bottom w:val="single" w:color="auto" w:sz="4"/>
-          <w:right w:val="single" w:color="auto" w:sz="4"/>
-          <w:insideH w:val="single" w:color="auto" w:sz="4"/>
-          <w:insideV w:val="single" w:color="auto" w:sz="4"/>
+          <w:top w:val="single" w:sz="4" w:space="0" w:color="auto"/>
+          <w:left w:val="single" w:sz="4" w:space="0" w:color="auto"/>
+          <w:bottom w:val="single" w:sz="4" w:space="0" w:color="auto"/>
+          <w:right w:val="single" w:sz="4" w:space="0" w:color="auto"/>
+          <w:insideH w:val="single" w:sz="4" w:space="0" w:color="auto"/>
+          <w:insideV w:val="single" w:sz="4" w:space="0" w:color="auto"/>
         </w:tblBorders>
+        <w:tblCellMar>
+          <w:left w:w="10" w:type="dxa"/>
+          <w:right w:w="10" w:type="dxa"/>
+        </w:tblCellMar>
+        <w:tblLook w:val="04A0" w:firstRow="1" w:lastRow="0" w:firstColumn="1" w:lastColumn="0" w:noHBand="0" w:noVBand="1"/>
       </w:tblPr>
       <w:tblGrid>
         <w:gridCol w:w="900"/>
         <w:gridCol w:w="8126"/>
       </w:tblGrid>
       <w:tr>
+        <w:tblPrEx>
+          <w:tblCellMar>
+            <w:top w:w="0" w:type="dxa"/>
+            <w:bottom w:w="0" w:type="dxa"/>
+          </w:tblCellMar>
+        </w:tblPrEx>
         <w:tc>
           <w:tcPr>
-            <w:tcW w:type="dxa" w:w="900"/>
+            <w:tcW w:w="900" w:type="dxa"/>
             <w:tcBorders>
-              <w:top w:val="single" w:color="CCCCCC" w:sz="1"/>
-              <w:left w:val="single" w:color="CCCCCC" w:sz="1"/>
-              <w:bottom w:val="single" w:color="CCCCCC" w:sz="1"/>
-              <w:right w:val="none"/>
+              <w:top w:val="single" w:sz="1" w:space="0" w:color="CCCCCC"/>
+              <w:left w:val="single" w:sz="1" w:space="0" w:color="CCCCCC"/>
+              <w:bottom w:val="single" w:sz="1" w:space="0" w:color="CCCCCC"/>
             </w:tcBorders>
-            <w:shd w:fill="E8EEF7" w:val="clear"/>
+            <w:shd w:val="clear" w:color="auto" w:fill="E8EEF7"/>
             <w:tcMar>
-              <w:top w:type="dxa" w:w="60"/>
-              <w:left w:type="dxa" w:w="100"/>
-              <w:bottom w:type="dxa" w:w="60"/>
-              <w:right w:type="dxa" w:w="100"/>
+              <w:top w:w="60" w:type="dxa"/>
+              <w:left w:w="100" w:type="dxa"/>
+              <w:bottom w:w="60" w:type="dxa"/>
+              <w:right w:w="100" w:type="dxa"/>
             </w:tcMar>
           </w:tcPr>
           <w:p>
@@ -2269,63 +2408,67 @@
             </w:pPr>
             <w:r>
               <w:rPr>
-                <w:rFonts w:ascii="Yu Gothic UI" w:cs="Yu Gothic UI" w:eastAsia="Yu Gothic UI" w:hAnsi="Yu Gothic UI"/>
+                <w:rFonts w:eastAsia="Yu Gothic UI"/>
                 <w:b/>
                 <w:bCs/>
                 <w:color w:val="2E5090"/>
                 <w:sz w:val="24"/>
                 <w:szCs w:val="24"/>
               </w:rPr>
-              <w:t xml:space="preserve">Q</w:t>
+              <w:t>Q</w:t>
             </w:r>
           </w:p>
         </w:tc>
         <w:tc>
           <w:tcPr>
-            <w:tcW w:type="dxa" w:w="8126"/>
+            <w:tcW w:w="8126" w:type="dxa"/>
             <w:tcBorders>
-              <w:top w:val="single" w:color="CCCCCC" w:sz="1"/>
-              <w:left w:val="none"/>
-              <w:bottom w:val="single" w:color="CCCCCC" w:sz="1"/>
-              <w:right w:val="single" w:color="CCCCCC" w:sz="1"/>
+              <w:top w:val="single" w:sz="1" w:space="0" w:color="CCCCCC"/>
+              <w:bottom w:val="single" w:sz="1" w:space="0" w:color="CCCCCC"/>
+              <w:right w:val="single" w:sz="1" w:space="0" w:color="CCCCCC"/>
             </w:tcBorders>
-            <w:shd w:fill="E8EEF7" w:val="clear"/>
+            <w:shd w:val="clear" w:color="auto" w:fill="E8EEF7"/>
             <w:tcMar>
-              <w:top w:type="dxa" w:w="60"/>
-              <w:left w:type="dxa" w:w="100"/>
-              <w:bottom w:type="dxa" w:w="60"/>
-              <w:right w:type="dxa" w:w="100"/>
+              <w:top w:w="60" w:type="dxa"/>
+              <w:left w:w="100" w:type="dxa"/>
+              <w:bottom w:w="60" w:type="dxa"/>
+              <w:right w:w="100" w:type="dxa"/>
             </w:tcMar>
           </w:tcPr>
           <w:p>
             <w:r>
               <w:rPr>
-                <w:rFonts w:ascii="Yu Gothic UI" w:cs="Yu Gothic UI" w:eastAsia="Yu Gothic UI" w:hAnsi="Yu Gothic UI"/>
+                <w:rFonts w:eastAsia="Yu Gothic UI"/>
                 <w:b/>
                 <w:bCs/>
                 <w:sz w:val="20"/>
                 <w:szCs w:val="20"/>
               </w:rPr>
-              <w:t xml:space="preserve">テキスト入力と写真、両方入れたらどうなる？</w:t>
+              <w:t>テキスト入力と写真、両方入れたらどうなる？</w:t>
             </w:r>
           </w:p>
         </w:tc>
       </w:tr>
       <w:tr>
+        <w:tblPrEx>
+          <w:tblCellMar>
+            <w:top w:w="0" w:type="dxa"/>
+            <w:bottom w:w="0" w:type="dxa"/>
+          </w:tblCellMar>
+        </w:tblPrEx>
         <w:tc>
           <w:tcPr>
-            <w:tcW w:type="dxa" w:w="900"/>
+            <w:tcW w:w="900" w:type="dxa"/>
             <w:tcBorders>
-              <w:top w:val="single" w:color="CCCCCC" w:sz="1"/>
-              <w:left w:val="single" w:color="CCCCCC" w:sz="1"/>
-              <w:bottom w:val="single" w:color="CCCCCC" w:sz="1"/>
-              <w:right w:val="none"/>
+              <w:top w:val="single" w:sz="1" w:space="0" w:color="CCCCCC"/>
+              <w:left w:val="single" w:sz="1" w:space="0" w:color="CCCCCC"/>
+              <w:bottom w:val="single" w:sz="1" w:space="0" w:color="CCCCCC"/>
             </w:tcBorders>
             <w:tcMar>
-              <w:top w:type="dxa" w:w="60"/>
-              <w:left w:type="dxa" w:w="100"/>
-              <w:bottom w:type="dxa" w:w="60"/>
-              <w:right w:type="dxa" w:w="100"/>
+              <w:top w:w="60" w:type="dxa"/>
+              <w:left w:w="100" w:type="dxa"/>
+              <w:bottom w:w="60" w:type="dxa"/>
+              <w:right w:w="100" w:type="dxa"/>
             </w:tcMar>
           </w:tcPr>
           <w:p>
@@ -2334,41 +2477,40 @@
             </w:pPr>
             <w:r>
               <w:rPr>
-                <w:rFonts w:ascii="Yu Gothic UI" w:cs="Yu Gothic UI" w:eastAsia="Yu Gothic UI" w:hAnsi="Yu Gothic UI"/>
+                <w:rFonts w:eastAsia="Yu Gothic UI"/>
                 <w:b/>
                 <w:bCs/>
                 <w:color w:val="FF8C00"/>
                 <w:sz w:val="24"/>
                 <w:szCs w:val="24"/>
               </w:rPr>
-              <w:t xml:space="preserve">A</w:t>
+              <w:t>A</w:t>
             </w:r>
           </w:p>
         </w:tc>
         <w:tc>
           <w:tcPr>
-            <w:tcW w:type="dxa" w:w="8126"/>
+            <w:tcW w:w="8126" w:type="dxa"/>
             <w:tcBorders>
-              <w:top w:val="single" w:color="CCCCCC" w:sz="1"/>
-              <w:left w:val="none"/>
-              <w:bottom w:val="single" w:color="CCCCCC" w:sz="1"/>
-              <w:right w:val="single" w:color="CCCCCC" w:sz="1"/>
+              <w:top w:val="single" w:sz="1" w:space="0" w:color="CCCCCC"/>
+              <w:bottom w:val="single" w:sz="1" w:space="0" w:color="CCCCCC"/>
+              <w:right w:val="single" w:sz="1" w:space="0" w:color="CCCCCC"/>
             </w:tcBorders>
             <w:tcMar>
-              <w:top w:type="dxa" w:w="60"/>
-              <w:left w:type="dxa" w:w="100"/>
-              <w:bottom w:type="dxa" w:w="60"/>
-              <w:right w:type="dxa" w:w="100"/>
+              <w:top w:w="60" w:type="dxa"/>
+              <w:left w:w="100" w:type="dxa"/>
+              <w:bottom w:w="60" w:type="dxa"/>
+              <w:right w:w="100" w:type="dxa"/>
             </w:tcMar>
           </w:tcPr>
           <w:p>
             <w:r>
               <w:rPr>
-                <w:rFonts w:ascii="Yu Gothic UI" w:cs="Yu Gothic UI" w:eastAsia="Yu Gothic UI" w:hAnsi="Yu Gothic UI"/>
+                <w:rFonts w:eastAsia="Yu Gothic UI"/>
                 <w:sz w:val="20"/>
                 <w:szCs w:val="20"/>
               </w:rPr>
-              <w:t xml:space="preserve">両方を組み合わせて処理します。テキストがメインの情報源となり、写真は補足として使われます。最も正確なのは「テキスト入力 + 現場写真」の組み合わせです。</w:t>
+              <w:t>両方を組み合わせて処理します。テキストがメインの情報源となり、写真は補足として使われます。最も正確なのは「テキスト入力 + 現場写真」の組み合わせです。</w:t>
             </w:r>
           </w:p>
         </w:tc>
@@ -2376,41 +2518,51 @@
     </w:tbl>
     <w:p>
       <w:pPr>
-        <w:spacing w:after="0" w:before="120"/>
+        <w:spacing w:before="120"/>
       </w:pPr>
     </w:p>
     <w:tbl>
       <w:tblPr>
-        <w:tblW w:type="dxa" w:w="9026"/>
+        <w:tblW w:w="9026" w:type="dxa"/>
         <w:tblBorders>
-          <w:top w:val="single" w:color="auto" w:sz="4"/>
-          <w:left w:val="single" w:color="auto" w:sz="4"/>
-          <w:bottom w:val="single" w:color="auto" w:sz="4"/>
-          <w:right w:val="single" w:color="auto" w:sz="4"/>
-          <w:insideH w:val="single" w:color="auto" w:sz="4"/>
-          <w:insideV w:val="single" w:color="auto" w:sz="4"/>
+          <w:top w:val="single" w:sz="4" w:space="0" w:color="auto"/>
+          <w:left w:val="single" w:sz="4" w:space="0" w:color="auto"/>
+          <w:bottom w:val="single" w:sz="4" w:space="0" w:color="auto"/>
+          <w:right w:val="single" w:sz="4" w:space="0" w:color="auto"/>
+          <w:insideH w:val="single" w:sz="4" w:space="0" w:color="auto"/>
+          <w:insideV w:val="single" w:sz="4" w:space="0" w:color="auto"/>
         </w:tblBorders>
+        <w:tblCellMar>
+          <w:left w:w="10" w:type="dxa"/>
+          <w:right w:w="10" w:type="dxa"/>
+        </w:tblCellMar>
+        <w:tblLook w:val="04A0" w:firstRow="1" w:lastRow="0" w:firstColumn="1" w:lastColumn="0" w:noHBand="0" w:noVBand="1"/>
       </w:tblPr>
       <w:tblGrid>
         <w:gridCol w:w="900"/>
         <w:gridCol w:w="8126"/>
       </w:tblGrid>
       <w:tr>
+        <w:tblPrEx>
+          <w:tblCellMar>
+            <w:top w:w="0" w:type="dxa"/>
+            <w:bottom w:w="0" w:type="dxa"/>
+          </w:tblCellMar>
+        </w:tblPrEx>
         <w:tc>
           <w:tcPr>
-            <w:tcW w:type="dxa" w:w="900"/>
+            <w:tcW w:w="900" w:type="dxa"/>
             <w:tcBorders>
-              <w:top w:val="single" w:color="CCCCCC" w:sz="1"/>
-              <w:left w:val="single" w:color="CCCCCC" w:sz="1"/>
-              <w:bottom w:val="single" w:color="CCCCCC" w:sz="1"/>
-              <w:right w:val="none"/>
+              <w:top w:val="single" w:sz="1" w:space="0" w:color="CCCCCC"/>
+              <w:left w:val="single" w:sz="1" w:space="0" w:color="CCCCCC"/>
+              <w:bottom w:val="single" w:sz="1" w:space="0" w:color="CCCCCC"/>
             </w:tcBorders>
-            <w:shd w:fill="E8EEF7" w:val="clear"/>
+            <w:shd w:val="clear" w:color="auto" w:fill="E8EEF7"/>
             <w:tcMar>
-              <w:top w:type="dxa" w:w="60"/>
-              <w:left w:type="dxa" w:w="100"/>
-              <w:bottom w:type="dxa" w:w="60"/>
-              <w:right w:type="dxa" w:w="100"/>
+              <w:top w:w="60" w:type="dxa"/>
+              <w:left w:w="100" w:type="dxa"/>
+              <w:bottom w:w="60" w:type="dxa"/>
+              <w:right w:w="100" w:type="dxa"/>
             </w:tcMar>
           </w:tcPr>
           <w:p>
@@ -2419,63 +2571,67 @@
             </w:pPr>
             <w:r>
               <w:rPr>
-                <w:rFonts w:ascii="Yu Gothic UI" w:cs="Yu Gothic UI" w:eastAsia="Yu Gothic UI" w:hAnsi="Yu Gothic UI"/>
+                <w:rFonts w:eastAsia="Yu Gothic UI"/>
                 <w:b/>
                 <w:bCs/>
                 <w:color w:val="2E5090"/>
                 <w:sz w:val="24"/>
                 <w:szCs w:val="24"/>
               </w:rPr>
-              <w:t xml:space="preserve">Q</w:t>
+              <w:t>Q</w:t>
             </w:r>
           </w:p>
         </w:tc>
         <w:tc>
           <w:tcPr>
-            <w:tcW w:type="dxa" w:w="8126"/>
+            <w:tcW w:w="8126" w:type="dxa"/>
             <w:tcBorders>
-              <w:top w:val="single" w:color="CCCCCC" w:sz="1"/>
-              <w:left w:val="none"/>
-              <w:bottom w:val="single" w:color="CCCCCC" w:sz="1"/>
-              <w:right w:val="single" w:color="CCCCCC" w:sz="1"/>
+              <w:top w:val="single" w:sz="1" w:space="0" w:color="CCCCCC"/>
+              <w:bottom w:val="single" w:sz="1" w:space="0" w:color="CCCCCC"/>
+              <w:right w:val="single" w:sz="1" w:space="0" w:color="CCCCCC"/>
             </w:tcBorders>
-            <w:shd w:fill="E8EEF7" w:val="clear"/>
+            <w:shd w:val="clear" w:color="auto" w:fill="E8EEF7"/>
             <w:tcMar>
-              <w:top w:type="dxa" w:w="60"/>
-              <w:left w:type="dxa" w:w="100"/>
-              <w:bottom w:type="dxa" w:w="60"/>
-              <w:right w:type="dxa" w:w="100"/>
+              <w:top w:w="60" w:type="dxa"/>
+              <w:left w:w="100" w:type="dxa"/>
+              <w:bottom w:w="60" w:type="dxa"/>
+              <w:right w:w="100" w:type="dxa"/>
             </w:tcMar>
           </w:tcPr>
           <w:p>
             <w:r>
               <w:rPr>
-                <w:rFonts w:ascii="Yu Gothic UI" w:cs="Yu Gothic UI" w:eastAsia="Yu Gothic UI" w:hAnsi="Yu Gothic UI"/>
+                <w:rFonts w:eastAsia="Yu Gothic UI"/>
                 <w:b/>
                 <w:bCs/>
                 <w:sz w:val="20"/>
                 <w:szCs w:val="20"/>
               </w:rPr>
-              <w:t xml:space="preserve">LED済みの器具はどうすればいい？</w:t>
+              <w:t>LED済みの器具はどうすればいい？</w:t>
             </w:r>
           </w:p>
         </w:tc>
       </w:tr>
       <w:tr>
+        <w:tblPrEx>
+          <w:tblCellMar>
+            <w:top w:w="0" w:type="dxa"/>
+            <w:bottom w:w="0" w:type="dxa"/>
+          </w:tblCellMar>
+        </w:tblPrEx>
         <w:tc>
           <w:tcPr>
-            <w:tcW w:type="dxa" w:w="900"/>
+            <w:tcW w:w="900" w:type="dxa"/>
             <w:tcBorders>
-              <w:top w:val="single" w:color="CCCCCC" w:sz="1"/>
-              <w:left w:val="single" w:color="CCCCCC" w:sz="1"/>
-              <w:bottom w:val="single" w:color="CCCCCC" w:sz="1"/>
-              <w:right w:val="none"/>
+              <w:top w:val="single" w:sz="1" w:space="0" w:color="CCCCCC"/>
+              <w:left w:val="single" w:sz="1" w:space="0" w:color="CCCCCC"/>
+              <w:bottom w:val="single" w:sz="1" w:space="0" w:color="CCCCCC"/>
             </w:tcBorders>
             <w:tcMar>
-              <w:top w:type="dxa" w:w="60"/>
-              <w:left w:type="dxa" w:w="100"/>
-              <w:bottom w:type="dxa" w:w="60"/>
-              <w:right w:type="dxa" w:w="100"/>
+              <w:top w:w="60" w:type="dxa"/>
+              <w:left w:w="100" w:type="dxa"/>
+              <w:bottom w:w="60" w:type="dxa"/>
+              <w:right w:w="100" w:type="dxa"/>
             </w:tcMar>
           </w:tcPr>
           <w:p>
@@ -2484,41 +2640,40 @@
             </w:pPr>
             <w:r>
               <w:rPr>
-                <w:rFonts w:ascii="Yu Gothic UI" w:cs="Yu Gothic UI" w:eastAsia="Yu Gothic UI" w:hAnsi="Yu Gothic UI"/>
+                <w:rFonts w:eastAsia="Yu Gothic UI"/>
                 <w:b/>
                 <w:bCs/>
                 <w:color w:val="FF8C00"/>
                 <w:sz w:val="24"/>
                 <w:szCs w:val="24"/>
               </w:rPr>
-              <w:t xml:space="preserve">A</w:t>
+              <w:t>A</w:t>
             </w:r>
           </w:p>
         </w:tc>
         <w:tc>
           <w:tcPr>
-            <w:tcW w:type="dxa" w:w="8126"/>
+            <w:tcW w:w="8126" w:type="dxa"/>
             <w:tcBorders>
-              <w:top w:val="single" w:color="CCCCCC" w:sz="1"/>
-              <w:left w:val="none"/>
-              <w:bottom w:val="single" w:color="CCCCCC" w:sz="1"/>
-              <w:right w:val="single" w:color="CCCCCC" w:sz="1"/>
+              <w:top w:val="single" w:sz="1" w:space="0" w:color="CCCCCC"/>
+              <w:bottom w:val="single" w:sz="1" w:space="0" w:color="CCCCCC"/>
+              <w:right w:val="single" w:sz="1" w:space="0" w:color="CCCCCC"/>
             </w:tcBorders>
             <w:tcMar>
-              <w:top w:type="dxa" w:w="60"/>
-              <w:left w:type="dxa" w:w="100"/>
-              <w:bottom w:type="dxa" w:w="60"/>
-              <w:right w:type="dxa" w:w="100"/>
+              <w:top w:w="60" w:type="dxa"/>
+              <w:left w:w="100" w:type="dxa"/>
+              <w:bottom w:w="60" w:type="dxa"/>
+              <w:right w:w="100" w:type="dxa"/>
             </w:tcMar>
           </w:tcPr>
           <w:p>
             <w:r>
               <w:rPr>
-                <w:rFonts w:ascii="Yu Gothic UI" w:cs="Yu Gothic UI" w:eastAsia="Yu Gothic UI" w:hAnsi="Yu Gothic UI"/>
+                <w:rFonts w:eastAsia="Yu Gothic UI"/>
                 <w:sz w:val="20"/>
                 <w:szCs w:val="20"/>
               </w:rPr>
-              <w:t xml:space="preserve">テキストに「LED更新済」「LED済」と書けば、自動的に除外セクション（Row 49以降）に振り分けられます。</w:t>
+              <w:t>テキストに「LED更新済」「LED済」と書けば、自動的に除外セクション（Row 49以降）に振り分けられます。</w:t>
             </w:r>
           </w:p>
         </w:tc>
@@ -2526,41 +2681,51 @@
     </w:tbl>
     <w:p>
       <w:pPr>
-        <w:spacing w:after="0" w:before="120"/>
+        <w:spacing w:before="120"/>
       </w:pPr>
     </w:p>
     <w:tbl>
       <w:tblPr>
-        <w:tblW w:type="dxa" w:w="9026"/>
+        <w:tblW w:w="9026" w:type="dxa"/>
         <w:tblBorders>
-          <w:top w:val="single" w:color="auto" w:sz="4"/>
-          <w:left w:val="single" w:color="auto" w:sz="4"/>
-          <w:bottom w:val="single" w:color="auto" w:sz="4"/>
-          <w:right w:val="single" w:color="auto" w:sz="4"/>
-          <w:insideH w:val="single" w:color="auto" w:sz="4"/>
-          <w:insideV w:val="single" w:color="auto" w:sz="4"/>
+          <w:top w:val="single" w:sz="4" w:space="0" w:color="auto"/>
+          <w:left w:val="single" w:sz="4" w:space="0" w:color="auto"/>
+          <w:bottom w:val="single" w:sz="4" w:space="0" w:color="auto"/>
+          <w:right w:val="single" w:sz="4" w:space="0" w:color="auto"/>
+          <w:insideH w:val="single" w:sz="4" w:space="0" w:color="auto"/>
+          <w:insideV w:val="single" w:sz="4" w:space="0" w:color="auto"/>
         </w:tblBorders>
+        <w:tblCellMar>
+          <w:left w:w="10" w:type="dxa"/>
+          <w:right w:w="10" w:type="dxa"/>
+        </w:tblCellMar>
+        <w:tblLook w:val="04A0" w:firstRow="1" w:lastRow="0" w:firstColumn="1" w:lastColumn="0" w:noHBand="0" w:noVBand="1"/>
       </w:tblPr>
       <w:tblGrid>
         <w:gridCol w:w="900"/>
         <w:gridCol w:w="8126"/>
       </w:tblGrid>
       <w:tr>
+        <w:tblPrEx>
+          <w:tblCellMar>
+            <w:top w:w="0" w:type="dxa"/>
+            <w:bottom w:w="0" w:type="dxa"/>
+          </w:tblCellMar>
+        </w:tblPrEx>
         <w:tc>
           <w:tcPr>
-            <w:tcW w:type="dxa" w:w="900"/>
+            <w:tcW w:w="900" w:type="dxa"/>
             <w:tcBorders>
-              <w:top w:val="single" w:color="CCCCCC" w:sz="1"/>
-              <w:left w:val="single" w:color="CCCCCC" w:sz="1"/>
-              <w:bottom w:val="single" w:color="CCCCCC" w:sz="1"/>
-              <w:right w:val="none"/>
+              <w:top w:val="single" w:sz="1" w:space="0" w:color="CCCCCC"/>
+              <w:left w:val="single" w:sz="1" w:space="0" w:color="CCCCCC"/>
+              <w:bottom w:val="single" w:sz="1" w:space="0" w:color="CCCCCC"/>
             </w:tcBorders>
-            <w:shd w:fill="E8EEF7" w:val="clear"/>
+            <w:shd w:val="clear" w:color="auto" w:fill="E8EEF7"/>
             <w:tcMar>
-              <w:top w:type="dxa" w:w="60"/>
-              <w:left w:type="dxa" w:w="100"/>
-              <w:bottom w:type="dxa" w:w="60"/>
-              <w:right w:type="dxa" w:w="100"/>
+              <w:top w:w="60" w:type="dxa"/>
+              <w:left w:w="100" w:type="dxa"/>
+              <w:bottom w:w="60" w:type="dxa"/>
+              <w:right w:w="100" w:type="dxa"/>
             </w:tcMar>
           </w:tcPr>
           <w:p>
@@ -2569,63 +2734,67 @@
             </w:pPr>
             <w:r>
               <w:rPr>
-                <w:rFonts w:ascii="Yu Gothic UI" w:cs="Yu Gothic UI" w:eastAsia="Yu Gothic UI" w:hAnsi="Yu Gothic UI"/>
+                <w:rFonts w:eastAsia="Yu Gothic UI"/>
                 <w:b/>
                 <w:bCs/>
                 <w:color w:val="2E5090"/>
                 <w:sz w:val="24"/>
                 <w:szCs w:val="24"/>
               </w:rPr>
-              <w:t xml:space="preserve">Q</w:t>
+              <w:t>Q</w:t>
             </w:r>
           </w:p>
         </w:tc>
         <w:tc>
           <w:tcPr>
-            <w:tcW w:type="dxa" w:w="8126"/>
+            <w:tcW w:w="8126" w:type="dxa"/>
             <w:tcBorders>
-              <w:top w:val="single" w:color="CCCCCC" w:sz="1"/>
-              <w:left w:val="none"/>
-              <w:bottom w:val="single" w:color="CCCCCC" w:sz="1"/>
-              <w:right w:val="single" w:color="CCCCCC" w:sz="1"/>
+              <w:top w:val="single" w:sz="1" w:space="0" w:color="CCCCCC"/>
+              <w:bottom w:val="single" w:sz="1" w:space="0" w:color="CCCCCC"/>
+              <w:right w:val="single" w:sz="1" w:space="0" w:color="CCCCCC"/>
             </w:tcBorders>
-            <w:shd w:fill="E8EEF7" w:val="clear"/>
+            <w:shd w:val="clear" w:color="auto" w:fill="E8EEF7"/>
             <w:tcMar>
-              <w:top w:type="dxa" w:w="60"/>
-              <w:left w:type="dxa" w:w="100"/>
-              <w:bottom w:type="dxa" w:w="60"/>
-              <w:right w:type="dxa" w:w="100"/>
+              <w:top w:w="60" w:type="dxa"/>
+              <w:left w:w="100" w:type="dxa"/>
+              <w:bottom w:w="60" w:type="dxa"/>
+              <w:right w:w="100" w:type="dxa"/>
             </w:tcMar>
           </w:tcPr>
           <w:p>
             <w:r>
               <w:rPr>
-                <w:rFonts w:ascii="Yu Gothic UI" w:cs="Yu Gothic UI" w:eastAsia="Yu Gothic UI" w:hAnsi="Yu Gothic UI"/>
+                <w:rFonts w:eastAsia="Yu Gothic UI"/>
                 <w:b/>
                 <w:bCs/>
                 <w:sz w:val="20"/>
                 <w:szCs w:val="20"/>
               </w:rPr>
-              <w:t xml:space="preserve">処理に時間がかかる</w:t>
+              <w:t>処理に時間がかかる</w:t>
             </w:r>
           </w:p>
         </w:tc>
       </w:tr>
       <w:tr>
+        <w:tblPrEx>
+          <w:tblCellMar>
+            <w:top w:w="0" w:type="dxa"/>
+            <w:bottom w:w="0" w:type="dxa"/>
+          </w:tblCellMar>
+        </w:tblPrEx>
         <w:tc>
           <w:tcPr>
-            <w:tcW w:type="dxa" w:w="900"/>
+            <w:tcW w:w="900" w:type="dxa"/>
             <w:tcBorders>
-              <w:top w:val="single" w:color="CCCCCC" w:sz="1"/>
-              <w:left w:val="single" w:color="CCCCCC" w:sz="1"/>
-              <w:bottom w:val="single" w:color="CCCCCC" w:sz="1"/>
-              <w:right w:val="none"/>
+              <w:top w:val="single" w:sz="1" w:space="0" w:color="CCCCCC"/>
+              <w:left w:val="single" w:sz="1" w:space="0" w:color="CCCCCC"/>
+              <w:bottom w:val="single" w:sz="1" w:space="0" w:color="CCCCCC"/>
             </w:tcBorders>
             <w:tcMar>
-              <w:top w:type="dxa" w:w="60"/>
-              <w:left w:type="dxa" w:w="100"/>
-              <w:bottom w:type="dxa" w:w="60"/>
-              <w:right w:type="dxa" w:w="100"/>
+              <w:top w:w="60" w:type="dxa"/>
+              <w:left w:w="100" w:type="dxa"/>
+              <w:bottom w:w="60" w:type="dxa"/>
+              <w:right w:w="100" w:type="dxa"/>
             </w:tcMar>
           </w:tcPr>
           <w:p>
@@ -2634,41 +2803,40 @@
             </w:pPr>
             <w:r>
               <w:rPr>
-                <w:rFonts w:ascii="Yu Gothic UI" w:cs="Yu Gothic UI" w:eastAsia="Yu Gothic UI" w:hAnsi="Yu Gothic UI"/>
+                <w:rFonts w:eastAsia="Yu Gothic UI"/>
                 <w:b/>
                 <w:bCs/>
                 <w:color w:val="FF8C00"/>
                 <w:sz w:val="24"/>
                 <w:szCs w:val="24"/>
               </w:rPr>
-              <w:t xml:space="preserve">A</w:t>
+              <w:t>A</w:t>
             </w:r>
           </w:p>
         </w:tc>
         <w:tc>
           <w:tcPr>
-            <w:tcW w:type="dxa" w:w="8126"/>
+            <w:tcW w:w="8126" w:type="dxa"/>
             <w:tcBorders>
-              <w:top w:val="single" w:color="CCCCCC" w:sz="1"/>
-              <w:left w:val="none"/>
-              <w:bottom w:val="single" w:color="CCCCCC" w:sz="1"/>
-              <w:right w:val="single" w:color="CCCCCC" w:sz="1"/>
+              <w:top w:val="single" w:sz="1" w:space="0" w:color="CCCCCC"/>
+              <w:bottom w:val="single" w:sz="1" w:space="0" w:color="CCCCCC"/>
+              <w:right w:val="single" w:sz="1" w:space="0" w:color="CCCCCC"/>
             </w:tcBorders>
             <w:tcMar>
-              <w:top w:type="dxa" w:w="60"/>
-              <w:left w:type="dxa" w:w="100"/>
-              <w:bottom w:type="dxa" w:w="60"/>
-              <w:right w:type="dxa" w:w="100"/>
+              <w:top w:w="60" w:type="dxa"/>
+              <w:left w:w="100" w:type="dxa"/>
+              <w:bottom w:w="60" w:type="dxa"/>
+              <w:right w:w="100" w:type="dxa"/>
             </w:tcMar>
           </w:tcPr>
           <w:p>
             <w:r>
               <w:rPr>
-                <w:rFonts w:ascii="Yu Gothic UI" w:cs="Yu Gothic UI" w:eastAsia="Yu Gothic UI" w:hAnsi="Yu Gothic UI"/>
+                <w:rFonts w:eastAsia="Yu Gothic UI"/>
                 <w:sz w:val="20"/>
                 <w:szCs w:val="20"/>
               </w:rPr>
-              <w:t xml:space="preserve">AI解析に30秒～1分程度かかります。画像が多い場合はさらに時間がかかります。エラーが出た場合はスクリーンショットを報告してください。</w:t>
+              <w:t>AI解析に30秒～1分程度かかります。画像が多い場合はさらに時間がかかります。エラーが出た場合はスクリーンショットを報告してください。</w:t>
             </w:r>
           </w:p>
         </w:tc>
@@ -2676,41 +2844,51 @@
     </w:tbl>
     <w:p>
       <w:pPr>
-        <w:spacing w:after="0" w:before="120"/>
+        <w:spacing w:before="120"/>
       </w:pPr>
     </w:p>
     <w:tbl>
       <w:tblPr>
-        <w:tblW w:type="dxa" w:w="9026"/>
+        <w:tblW w:w="9026" w:type="dxa"/>
         <w:tblBorders>
-          <w:top w:val="single" w:color="auto" w:sz="4"/>
-          <w:left w:val="single" w:color="auto" w:sz="4"/>
-          <w:bottom w:val="single" w:color="auto" w:sz="4"/>
-          <w:right w:val="single" w:color="auto" w:sz="4"/>
-          <w:insideH w:val="single" w:color="auto" w:sz="4"/>
-          <w:insideV w:val="single" w:color="auto" w:sz="4"/>
+          <w:top w:val="single" w:sz="4" w:space="0" w:color="auto"/>
+          <w:left w:val="single" w:sz="4" w:space="0" w:color="auto"/>
+          <w:bottom w:val="single" w:sz="4" w:space="0" w:color="auto"/>
+          <w:right w:val="single" w:sz="4" w:space="0" w:color="auto"/>
+          <w:insideH w:val="single" w:sz="4" w:space="0" w:color="auto"/>
+          <w:insideV w:val="single" w:sz="4" w:space="0" w:color="auto"/>
         </w:tblBorders>
+        <w:tblCellMar>
+          <w:left w:w="10" w:type="dxa"/>
+          <w:right w:w="10" w:type="dxa"/>
+        </w:tblCellMar>
+        <w:tblLook w:val="04A0" w:firstRow="1" w:lastRow="0" w:firstColumn="1" w:lastColumn="0" w:noHBand="0" w:noVBand="1"/>
       </w:tblPr>
       <w:tblGrid>
         <w:gridCol w:w="900"/>
         <w:gridCol w:w="8126"/>
       </w:tblGrid>
       <w:tr>
+        <w:tblPrEx>
+          <w:tblCellMar>
+            <w:top w:w="0" w:type="dxa"/>
+            <w:bottom w:w="0" w:type="dxa"/>
+          </w:tblCellMar>
+        </w:tblPrEx>
         <w:tc>
           <w:tcPr>
-            <w:tcW w:type="dxa" w:w="900"/>
+            <w:tcW w:w="900" w:type="dxa"/>
             <w:tcBorders>
-              <w:top w:val="single" w:color="CCCCCC" w:sz="1"/>
-              <w:left w:val="single" w:color="CCCCCC" w:sz="1"/>
-              <w:bottom w:val="single" w:color="CCCCCC" w:sz="1"/>
-              <w:right w:val="none"/>
+              <w:top w:val="single" w:sz="1" w:space="0" w:color="CCCCCC"/>
+              <w:left w:val="single" w:sz="1" w:space="0" w:color="CCCCCC"/>
+              <w:bottom w:val="single" w:sz="1" w:space="0" w:color="CCCCCC"/>
             </w:tcBorders>
-            <w:shd w:fill="E8EEF7" w:val="clear"/>
+            <w:shd w:val="clear" w:color="auto" w:fill="E8EEF7"/>
             <w:tcMar>
-              <w:top w:type="dxa" w:w="60"/>
-              <w:left w:type="dxa" w:w="100"/>
-              <w:bottom w:type="dxa" w:w="60"/>
-              <w:right w:type="dxa" w:w="100"/>
+              <w:top w:w="60" w:type="dxa"/>
+              <w:left w:w="100" w:type="dxa"/>
+              <w:bottom w:w="60" w:type="dxa"/>
+              <w:right w:w="100" w:type="dxa"/>
             </w:tcMar>
           </w:tcPr>
           <w:p>
@@ -2719,63 +2897,67 @@
             </w:pPr>
             <w:r>
               <w:rPr>
-                <w:rFonts w:ascii="Yu Gothic UI" w:cs="Yu Gothic UI" w:eastAsia="Yu Gothic UI" w:hAnsi="Yu Gothic UI"/>
+                <w:rFonts w:eastAsia="Yu Gothic UI"/>
                 <w:b/>
                 <w:bCs/>
                 <w:color w:val="2E5090"/>
                 <w:sz w:val="24"/>
                 <w:szCs w:val="24"/>
               </w:rPr>
-              <w:t xml:space="preserve">Q</w:t>
+              <w:t>Q</w:t>
             </w:r>
           </w:p>
         </w:tc>
         <w:tc>
           <w:tcPr>
-            <w:tcW w:type="dxa" w:w="8126"/>
+            <w:tcW w:w="8126" w:type="dxa"/>
             <w:tcBorders>
-              <w:top w:val="single" w:color="CCCCCC" w:sz="1"/>
-              <w:left w:val="none"/>
-              <w:bottom w:val="single" w:color="CCCCCC" w:sz="1"/>
-              <w:right w:val="single" w:color="CCCCCC" w:sz="1"/>
+              <w:top w:val="single" w:sz="1" w:space="0" w:color="CCCCCC"/>
+              <w:bottom w:val="single" w:sz="1" w:space="0" w:color="CCCCCC"/>
+              <w:right w:val="single" w:sz="1" w:space="0" w:color="CCCCCC"/>
             </w:tcBorders>
-            <w:shd w:fill="E8EEF7" w:val="clear"/>
+            <w:shd w:val="clear" w:color="auto" w:fill="E8EEF7"/>
             <w:tcMar>
-              <w:top w:type="dxa" w:w="60"/>
-              <w:left w:type="dxa" w:w="100"/>
-              <w:bottom w:type="dxa" w:w="60"/>
-              <w:right w:type="dxa" w:w="100"/>
+              <w:top w:w="60" w:type="dxa"/>
+              <w:left w:w="100" w:type="dxa"/>
+              <w:bottom w:w="60" w:type="dxa"/>
+              <w:right w:w="100" w:type="dxa"/>
             </w:tcMar>
           </w:tcPr>
           <w:p>
             <w:r>
               <w:rPr>
-                <w:rFonts w:ascii="Yu Gothic UI" w:cs="Yu Gothic UI" w:eastAsia="Yu Gothic UI" w:hAnsi="Yu Gothic UI"/>
+                <w:rFonts w:eastAsia="Yu Gothic UI"/>
                 <w:b/>
                 <w:bCs/>
                 <w:sz w:val="20"/>
                 <w:szCs w:val="20"/>
               </w:rPr>
-              <w:t xml:space="preserve">フィードバックは毎回やるべき？</w:t>
+              <w:t>フィードバックは毎回やるべき？</w:t>
             </w:r>
           </w:p>
         </w:tc>
       </w:tr>
       <w:tr>
+        <w:tblPrEx>
+          <w:tblCellMar>
+            <w:top w:w="0" w:type="dxa"/>
+            <w:bottom w:w="0" w:type="dxa"/>
+          </w:tblCellMar>
+        </w:tblPrEx>
         <w:tc>
           <w:tcPr>
-            <w:tcW w:type="dxa" w:w="900"/>
+            <w:tcW w:w="900" w:type="dxa"/>
             <w:tcBorders>
-              <w:top w:val="single" w:color="CCCCCC" w:sz="1"/>
-              <w:left w:val="single" w:color="CCCCCC" w:sz="1"/>
-              <w:bottom w:val="single" w:color="CCCCCC" w:sz="1"/>
-              <w:right w:val="none"/>
+              <w:top w:val="single" w:sz="1" w:space="0" w:color="CCCCCC"/>
+              <w:left w:val="single" w:sz="1" w:space="0" w:color="CCCCCC"/>
+              <w:bottom w:val="single" w:sz="1" w:space="0" w:color="CCCCCC"/>
             </w:tcBorders>
             <w:tcMar>
-              <w:top w:type="dxa" w:w="60"/>
-              <w:left w:type="dxa" w:w="100"/>
-              <w:bottom w:type="dxa" w:w="60"/>
-              <w:right w:type="dxa" w:w="100"/>
+              <w:top w:w="60" w:type="dxa"/>
+              <w:left w:w="100" w:type="dxa"/>
+              <w:bottom w:w="60" w:type="dxa"/>
+              <w:right w:w="100" w:type="dxa"/>
             </w:tcMar>
           </w:tcPr>
           <w:p>
@@ -2784,41 +2966,40 @@
             </w:pPr>
             <w:r>
               <w:rPr>
-                <w:rFonts w:ascii="Yu Gothic UI" w:cs="Yu Gothic UI" w:eastAsia="Yu Gothic UI" w:hAnsi="Yu Gothic UI"/>
+                <w:rFonts w:eastAsia="Yu Gothic UI"/>
                 <w:b/>
                 <w:bCs/>
                 <w:color w:val="FF8C00"/>
                 <w:sz w:val="24"/>
                 <w:szCs w:val="24"/>
               </w:rPr>
-              <w:t xml:space="preserve">A</w:t>
+              <w:t>A</w:t>
             </w:r>
           </w:p>
         </w:tc>
         <w:tc>
           <w:tcPr>
-            <w:tcW w:type="dxa" w:w="8126"/>
+            <w:tcW w:w="8126" w:type="dxa"/>
             <w:tcBorders>
-              <w:top w:val="single" w:color="CCCCCC" w:sz="1"/>
-              <w:left w:val="none"/>
-              <w:bottom w:val="single" w:color="CCCCCC" w:sz="1"/>
-              <w:right w:val="single" w:color="CCCCCC" w:sz="1"/>
+              <w:top w:val="single" w:sz="1" w:space="0" w:color="CCCCCC"/>
+              <w:bottom w:val="single" w:sz="1" w:space="0" w:color="CCCCCC"/>
+              <w:right w:val="single" w:sz="1" w:space="0" w:color="CCCCCC"/>
             </w:tcBorders>
             <w:tcMar>
-              <w:top w:type="dxa" w:w="60"/>
-              <w:left w:type="dxa" w:w="100"/>
-              <w:bottom w:type="dxa" w:w="60"/>
-              <w:right w:type="dxa" w:w="100"/>
+              <w:top w:w="60" w:type="dxa"/>
+              <w:left w:w="100" w:type="dxa"/>
+              <w:bottom w:w="60" w:type="dxa"/>
+              <w:right w:w="100" w:type="dxa"/>
             </w:tcMar>
           </w:tcPr>
           <w:p>
             <w:r>
               <w:rPr>
-                <w:rFonts w:ascii="Yu Gothic UI" w:cs="Yu Gothic UI" w:eastAsia="Yu Gothic UI" w:hAnsi="Yu Gothic UI"/>
+                <w:rFonts w:eastAsia="Yu Gothic UI"/>
                 <w:sz w:val="20"/>
                 <w:szCs w:val="20"/>
               </w:rPr>
-              <w:t xml:space="preserve">理想は毎回です。特にAIの選定が間違っていた場合は必ずフィードバックしてください。同じ間違いが2回以上フィードバックされると、次回から自動で正しい選定が適用されます。</w:t>
+              <w:t>理想は毎回です。特にAIの選定が間違っていた場合は必ずフィードバックしてください。同じ間違いが2回以上フィードバックされると、次回から自動で正しい選定が適用されます。</w:t>
             </w:r>
           </w:p>
         </w:tc>
@@ -2826,38 +3007,25 @@
     </w:tbl>
     <w:p>
       <w:pPr>
-        <w:spacing w:after="0" w:before="120"/>
+        <w:spacing w:before="120"/>
       </w:pPr>
     </w:p>
     <w:sectPr>
       <w:headerReference w:type="default" r:id="rId7"/>
       <w:footerReference w:type="default" r:id="rId8"/>
-      <w:pgSz w:w="11906" w:h="16838" w:orient="portrait"/>
+      <w:pgSz w:w="11906" w:h="16838"/>
       <w:pgMar w:top="1440" w:right="1440" w:bottom="1440" w:left="1440" w:header="708" w:footer="708" w:gutter="0"/>
-      <w:pgNumType/>
+      <w:cols w:space="720"/>
       <w:docGrid w:linePitch="360"/>
     </w:sectPr>
   </w:body>
 </w:document>
 </file>
 
-<file path=word/comments.xml><?xml version="1.0" encoding="utf-8"?>
-<w:comments xmlns:cx="http://schemas.microsoft.com/office/drawing/2014/chartex" xmlns:cx1="http://schemas.microsoft.com/office/drawing/2015/9/8/chartex" xmlns:cx2="http://schemas.microsoft.com/office/drawing/2015/10/21/chartex" xmlns:cx3="http://schemas.microsoft.com/office/drawing/2016/5/9/chartex" xmlns:cx4="http://schemas.microsoft.com/office/drawing/2016/5/10/chartex" xmlns:cx5="http://schemas.microsoft.com/office/drawing/2016/5/11/chartex" xmlns:cx6="http://schemas.microsoft.com/office/drawing/2016/5/12/chartex" xmlns:cx7="http://schemas.microsoft.com/office/drawing/2016/5/13/chartex" xmlns:cx8="http://schemas.microsoft.com/office/drawing/2016/5/14/chartex" xmlns:mc="http://schemas.openxmlformats.org/markup-compatibility/2006" xmlns:aink="http://schemas.microsoft.com/office/drawing/2016/ink" xmlns:am3d="http://schemas.microsoft.com/office/drawing/2017/model3d" xmlns:o="urn:schemas-microsoft-com:office:office" xmlns:r="http://schemas.openxmlformats.org/officeDocument/2006/relationships" xmlns:m="http://schemas.openxmlformats.org/officeDocument/2006/math" xmlns:v="urn:schemas-microsoft-com:vml" xmlns:wp14="http://schemas.microsoft.com/office/word/2010/wordprocessingDrawing" xmlns:wp="http://schemas.openxmlformats.org/drawingml/2006/wordprocessingDrawing" xmlns:w10="urn:schemas-microsoft-com:office:word" xmlns:w="http://schemas.openxmlformats.org/wordprocessingml/2006/main" xmlns:w14="http://schemas.microsoft.com/office/word/2010/wordml" xmlns:w15="http://schemas.microsoft.com/office/word/2012/wordml" xmlns:w16cex="http://schemas.microsoft.com/office/word/2018/wordml/cex" xmlns:w16cid="http://schemas.microsoft.com/office/word/2016/wordml/cid" xmlns:w16="http://schemas.microsoft.com/office/word/2018/wordml" xmlns:w16sdtdh="http://schemas.microsoft.com/office/word/2020/wordml/sdtdatahash" xmlns:w16se="http://schemas.microsoft.com/office/word/2015/wordml/symex" xmlns:wpg="http://schemas.microsoft.com/office/word/2010/wordprocessingGroup" xmlns:wpi="http://schemas.microsoft.com/office/word/2010/wordprocessingInk" xmlns:wne="http://schemas.microsoft.com/office/word/2006/wordml" xmlns:wps="http://schemas.microsoft.com/office/word/2010/wordprocessingShape"/>
-</file>
-
 <file path=word/endnotes.xml><?xml version="1.0" encoding="utf-8"?>
-<w:endnotes xmlns:wpc="http://schemas.microsoft.com/office/word/2010/wordprocessingCanvas" xmlns:mc="http://schemas.openxmlformats.org/markup-compatibility/2006" xmlns:o="urn:schemas-microsoft-com:office:office" xmlns:r="http://schemas.openxmlformats.org/officeDocument/2006/relationships" xmlns:m="http://schemas.openxmlformats.org/officeDocument/2006/math" xmlns:v="urn:schemas-microsoft-com:vml" xmlns:wp14="http://schemas.microsoft.com/office/word/2010/wordprocessingDrawing" xmlns:wp="http://schemas.openxmlformats.org/drawingml/2006/wordprocessingDrawing" xmlns:w10="urn:schemas-microsoft-com:office:word" xmlns:w="http://schemas.openxmlformats.org/wordprocessingml/2006/main" xmlns:w14="http://schemas.microsoft.com/office/word/2010/wordml" xmlns:w15="http://schemas.microsoft.com/office/word/2012/wordml" xmlns:wpg="http://schemas.microsoft.com/office/word/2010/wordprocessingGroup" xmlns:wpi="http://schemas.microsoft.com/office/word/2010/wordprocessingInk" xmlns:wne="http://schemas.microsoft.com/office/word/2006/wordml" xmlns:wps="http://schemas.microsoft.com/office/word/2010/wordprocessingShape" mc:Ignorable="w14 w15 wp14">
+<w:endnotes xmlns:wpc="http://schemas.microsoft.com/office/word/2010/wordprocessingCanvas" xmlns:cx="http://schemas.microsoft.com/office/drawing/2014/chartex" xmlns:cx1="http://schemas.microsoft.com/office/drawing/2015/9/8/chartex" xmlns:cx2="http://schemas.microsoft.com/office/drawing/2015/10/21/chartex" xmlns:cx3="http://schemas.microsoft.com/office/drawing/2016/5/9/chartex" xmlns:cx4="http://schemas.microsoft.com/office/drawing/2016/5/10/chartex" xmlns:cx5="http://schemas.microsoft.com/office/drawing/2016/5/11/chartex" xmlns:cx6="http://schemas.microsoft.com/office/drawing/2016/5/12/chartex" xmlns:cx7="http://schemas.microsoft.com/office/drawing/2016/5/13/chartex" xmlns:cx8="http://schemas.microsoft.com/office/drawing/2016/5/14/chartex" xmlns:mc="http://schemas.openxmlformats.org/markup-compatibility/2006" xmlns:aink="http://schemas.microsoft.com/office/drawing/2016/ink" xmlns:am3d="http://schemas.microsoft.com/office/drawing/2017/model3d" xmlns:o="urn:schemas-microsoft-com:office:office" xmlns:oel="http://schemas.microsoft.com/office/2019/extlst" xmlns:r="http://schemas.openxmlformats.org/officeDocument/2006/relationships" xmlns:m="http://schemas.openxmlformats.org/officeDocument/2006/math" xmlns:v="urn:schemas-microsoft-com:vml" xmlns:wp14="http://schemas.microsoft.com/office/word/2010/wordprocessingDrawing" xmlns:wp="http://schemas.openxmlformats.org/drawingml/2006/wordprocessingDrawing" xmlns:w10="urn:schemas-microsoft-com:office:word" xmlns:w="http://schemas.openxmlformats.org/wordprocessingml/2006/main" xmlns:w14="http://schemas.microsoft.com/office/word/2010/wordml" xmlns:w15="http://schemas.microsoft.com/office/word/2012/wordml" xmlns:w16cex="http://schemas.microsoft.com/office/word/2018/wordml/cex" xmlns:w16cid="http://schemas.microsoft.com/office/word/2016/wordml/cid" xmlns:w16="http://schemas.microsoft.com/office/word/2018/wordml" xmlns:w16du="http://schemas.microsoft.com/office/word/2023/wordml/word16du" xmlns:w16sdtdh="http://schemas.microsoft.com/office/word/2020/wordml/sdtdatahash" xmlns:w16sdtfl="http://schemas.microsoft.com/office/word/2024/wordml/sdtformatlock" xmlns:w16se="http://schemas.microsoft.com/office/word/2015/wordml/symex" xmlns:wpg="http://schemas.microsoft.com/office/word/2010/wordprocessingGroup" xmlns:wpi="http://schemas.microsoft.com/office/word/2010/wordprocessingInk" xmlns:wne="http://schemas.microsoft.com/office/word/2006/wordml" xmlns:wps="http://schemas.microsoft.com/office/word/2010/wordprocessingShape" mc:Ignorable="w14 w15 w16se w16cid w16 w16cex w16sdtdh w16sdtfl w16du wp14">
   <w:endnote w:type="separator" w:id="-1">
     <w:p>
-      <w:pPr>
-        <w:spacing w:after="0" w:line="240" w:lineRule="auto"/>
-      </w:pPr>
-      <w:r>
-        <w:rPr>
-          <w:rStyle w:val="EndnoteReference"/>
-        </w:rPr>
-        <w:endnoteRef/>
-      </w:r>
       <w:r>
         <w:separator/>
       </w:r>
@@ -2865,15 +3033,6 @@
   </w:endnote>
   <w:endnote w:type="continuationSeparator" w:id="0">
     <w:p>
-      <w:pPr>
-        <w:spacing w:after="0" w:line="240" w:lineRule="auto"/>
-      </w:pPr>
-      <w:r>
-        <w:rPr>
-          <w:rStyle w:val="EndnoteReference"/>
-        </w:rPr>
-        <w:endnoteRef/>
-      </w:r>
       <w:r>
         <w:continuationSeparator/>
       </w:r>
@@ -2883,21 +3042,52 @@
 </file>
 
 <file path=word/footer1.xml><?xml version="1.0" encoding="utf-8"?>
-<w:ftr xmlns:wpc="http://schemas.microsoft.com/office/word/2010/wordprocessingCanvas" xmlns:mc="http://schemas.openxmlformats.org/markup-compatibility/2006" xmlns:o="urn:schemas-microsoft-com:office:office" xmlns:r="http://schemas.openxmlformats.org/officeDocument/2006/relationships" xmlns:m="http://schemas.openxmlformats.org/officeDocument/2006/math" xmlns:v="urn:schemas-microsoft-com:vml" xmlns:wp14="http://schemas.microsoft.com/office/word/2010/wordprocessingDrawing" xmlns:wp="http://schemas.openxmlformats.org/drawingml/2006/wordprocessingDrawing" xmlns:w10="urn:schemas-microsoft-com:office:word" xmlns:w="http://schemas.openxmlformats.org/wordprocessingml/2006/main" xmlns:w14="http://schemas.microsoft.com/office/word/2010/wordml" xmlns:w15="http://schemas.microsoft.com/office/word/2012/wordml" xmlns:wpg="http://schemas.microsoft.com/office/word/2010/wordprocessingGroup" xmlns:wpi="http://schemas.microsoft.com/office/word/2010/wordprocessingInk" xmlns:wne="http://schemas.microsoft.com/office/word/2006/wordml" xmlns:wps="http://schemas.microsoft.com/office/word/2010/wordprocessingShape">
+<w:ftr xmlns:wpc="http://schemas.microsoft.com/office/word/2010/wordprocessingCanvas" xmlns:cx="http://schemas.microsoft.com/office/drawing/2014/chartex" xmlns:cx1="http://schemas.microsoft.com/office/drawing/2015/9/8/chartex" xmlns:cx2="http://schemas.microsoft.com/office/drawing/2015/10/21/chartex" xmlns:cx3="http://schemas.microsoft.com/office/drawing/2016/5/9/chartex" xmlns:cx4="http://schemas.microsoft.com/office/drawing/2016/5/10/chartex" xmlns:cx5="http://schemas.microsoft.com/office/drawing/2016/5/11/chartex" xmlns:cx6="http://schemas.microsoft.com/office/drawing/2016/5/12/chartex" xmlns:cx7="http://schemas.microsoft.com/office/drawing/2016/5/13/chartex" xmlns:cx8="http://schemas.microsoft.com/office/drawing/2016/5/14/chartex" xmlns:mc="http://schemas.openxmlformats.org/markup-compatibility/2006" xmlns:aink="http://schemas.microsoft.com/office/drawing/2016/ink" xmlns:am3d="http://schemas.microsoft.com/office/drawing/2017/model3d" xmlns:o="urn:schemas-microsoft-com:office:office" xmlns:oel="http://schemas.microsoft.com/office/2019/extlst" xmlns:r="http://schemas.openxmlformats.org/officeDocument/2006/relationships" xmlns:m="http://schemas.openxmlformats.org/officeDocument/2006/math" xmlns:v="urn:schemas-microsoft-com:vml" xmlns:wp14="http://schemas.microsoft.com/office/word/2010/wordprocessingDrawing" xmlns:wp="http://schemas.openxmlformats.org/drawingml/2006/wordprocessingDrawing" xmlns:w10="urn:schemas-microsoft-com:office:word" xmlns:w="http://schemas.openxmlformats.org/wordprocessingml/2006/main" xmlns:w14="http://schemas.microsoft.com/office/word/2010/wordml" xmlns:w15="http://schemas.microsoft.com/office/word/2012/wordml" xmlns:w16cex="http://schemas.microsoft.com/office/word/2018/wordml/cex" xmlns:w16cid="http://schemas.microsoft.com/office/word/2016/wordml/cid" xmlns:w16="http://schemas.microsoft.com/office/word/2018/wordml" xmlns:w16du="http://schemas.microsoft.com/office/word/2023/wordml/word16du" xmlns:w16sdtdh="http://schemas.microsoft.com/office/word/2020/wordml/sdtdatahash" xmlns:w16sdtfl="http://schemas.microsoft.com/office/word/2024/wordml/sdtformatlock" xmlns:w16se="http://schemas.microsoft.com/office/word/2015/wordml/symex" xmlns:wpg="http://schemas.microsoft.com/office/word/2010/wordprocessingGroup" xmlns:wpi="http://schemas.microsoft.com/office/word/2010/wordprocessingInk" xmlns:wne="http://schemas.microsoft.com/office/word/2006/wordml" xmlns:wps="http://schemas.microsoft.com/office/word/2010/wordprocessingShape" mc:Ignorable="w14 w15 w16se w16cid w16 w16cex w16sdtdh w16sdtfl w16du wp14">
   <w:p>
     <w:pPr>
       <w:jc w:val="center"/>
     </w:pPr>
     <w:r>
       <w:rPr>
-        <w:rFonts w:ascii="Yu Gothic UI" w:cs="Yu Gothic UI" w:eastAsia="Yu Gothic UI" w:hAnsi="Yu Gothic UI"/>
         <w:color w:val="808080"/>
         <w:sz w:val="16"/>
         <w:szCs w:val="16"/>
       </w:rPr>
       <w:fldChar w:fldCharType="begin"/>
-      <w:instrText xml:space="preserve">PAGE</w:instrText>
+    </w:r>
+    <w:r>
+      <w:rPr>
+        <w:rFonts w:eastAsia="Yu Gothic UI"/>
+        <w:color w:val="808080"/>
+        <w:sz w:val="16"/>
+        <w:szCs w:val="16"/>
+      </w:rPr>
+      <w:instrText>PAGE</w:instrText>
+    </w:r>
+    <w:r>
+      <w:rPr>
+        <w:color w:val="808080"/>
+        <w:sz w:val="16"/>
+        <w:szCs w:val="16"/>
+      </w:rPr>
       <w:fldChar w:fldCharType="separate"/>
+    </w:r>
+    <w:r>
+      <w:rPr>
+        <w:rFonts w:eastAsia="Yu Gothic UI"/>
+        <w:noProof/>
+        <w:color w:val="808080"/>
+        <w:sz w:val="16"/>
+        <w:szCs w:val="16"/>
+      </w:rPr>
+      <w:t>2</w:t>
+    </w:r>
+    <w:r>
+      <w:rPr>
+        <w:color w:val="808080"/>
+        <w:sz w:val="16"/>
+        <w:szCs w:val="16"/>
+      </w:rPr>
       <w:fldChar w:fldCharType="end"/>
     </w:r>
   </w:p>
@@ -2905,18 +3095,9 @@
 </file>
 
 <file path=word/footnotes.xml><?xml version="1.0" encoding="utf-8"?>
-<w:footnotes xmlns:wpc="http://schemas.microsoft.com/office/word/2010/wordprocessingCanvas" xmlns:mc="http://schemas.openxmlformats.org/markup-compatibility/2006" xmlns:o="urn:schemas-microsoft-com:office:office" xmlns:r="http://schemas.openxmlformats.org/officeDocument/2006/relationships" xmlns:m="http://schemas.openxmlformats.org/officeDocument/2006/math" xmlns:v="urn:schemas-microsoft-com:vml" xmlns:wp14="http://schemas.microsoft.com/office/word/2010/wordprocessingDrawing" xmlns:wp="http://schemas.openxmlformats.org/drawingml/2006/wordprocessingDrawing" xmlns:w10="urn:schemas-microsoft-com:office:word" xmlns:w="http://schemas.openxmlformats.org/wordprocessingml/2006/main" xmlns:w14="http://schemas.microsoft.com/office/word/2010/wordml" xmlns:w15="http://schemas.microsoft.com/office/word/2012/wordml" xmlns:wpg="http://schemas.microsoft.com/office/word/2010/wordprocessingGroup" xmlns:wpi="http://schemas.microsoft.com/office/word/2010/wordprocessingInk" xmlns:wne="http://schemas.microsoft.com/office/word/2006/wordml" xmlns:wps="http://schemas.microsoft.com/office/word/2010/wordprocessingShape" mc:Ignorable="w14 w15 wp14">
+<w:footnotes xmlns:wpc="http://schemas.microsoft.com/office/word/2010/wordprocessingCanvas" xmlns:cx="http://schemas.microsoft.com/office/drawing/2014/chartex" xmlns:cx1="http://schemas.microsoft.com/office/drawing/2015/9/8/chartex" xmlns:cx2="http://schemas.microsoft.com/office/drawing/2015/10/21/chartex" xmlns:cx3="http://schemas.microsoft.com/office/drawing/2016/5/9/chartex" xmlns:cx4="http://schemas.microsoft.com/office/drawing/2016/5/10/chartex" xmlns:cx5="http://schemas.microsoft.com/office/drawing/2016/5/11/chartex" xmlns:cx6="http://schemas.microsoft.com/office/drawing/2016/5/12/chartex" xmlns:cx7="http://schemas.microsoft.com/office/drawing/2016/5/13/chartex" xmlns:cx8="http://schemas.microsoft.com/office/drawing/2016/5/14/chartex" xmlns:mc="http://schemas.openxmlformats.org/markup-compatibility/2006" xmlns:aink="http://schemas.microsoft.com/office/drawing/2016/ink" xmlns:am3d="http://schemas.microsoft.com/office/drawing/2017/model3d" xmlns:o="urn:schemas-microsoft-com:office:office" xmlns:oel="http://schemas.microsoft.com/office/2019/extlst" xmlns:r="http://schemas.openxmlformats.org/officeDocument/2006/relationships" xmlns:m="http://schemas.openxmlformats.org/officeDocument/2006/math" xmlns:v="urn:schemas-microsoft-com:vml" xmlns:wp14="http://schemas.microsoft.com/office/word/2010/wordprocessingDrawing" xmlns:wp="http://schemas.openxmlformats.org/drawingml/2006/wordprocessingDrawing" xmlns:w10="urn:schemas-microsoft-com:office:word" xmlns:w="http://schemas.openxmlformats.org/wordprocessingml/2006/main" xmlns:w14="http://schemas.microsoft.com/office/word/2010/wordml" xmlns:w15="http://schemas.microsoft.com/office/word/2012/wordml" xmlns:w16cex="http://schemas.microsoft.com/office/word/2018/wordml/cex" xmlns:w16cid="http://schemas.microsoft.com/office/word/2016/wordml/cid" xmlns:w16="http://schemas.microsoft.com/office/word/2018/wordml" xmlns:w16du="http://schemas.microsoft.com/office/word/2023/wordml/word16du" xmlns:w16sdtdh="http://schemas.microsoft.com/office/word/2020/wordml/sdtdatahash" xmlns:w16sdtfl="http://schemas.microsoft.com/office/word/2024/wordml/sdtformatlock" xmlns:w16se="http://schemas.microsoft.com/office/word/2015/wordml/symex" xmlns:wpg="http://schemas.microsoft.com/office/word/2010/wordprocessingGroup" xmlns:wpi="http://schemas.microsoft.com/office/word/2010/wordprocessingInk" xmlns:wne="http://schemas.microsoft.com/office/word/2006/wordml" xmlns:wps="http://schemas.microsoft.com/office/word/2010/wordprocessingShape" mc:Ignorable="w14 w15 w16se w16cid w16 w16cex w16sdtdh w16sdtfl w16du wp14">
   <w:footnote w:type="separator" w:id="-1">
     <w:p>
-      <w:pPr>
-        <w:spacing w:after="0" w:line="240" w:lineRule="auto"/>
-      </w:pPr>
-      <w:r>
-        <w:rPr>
-          <w:rStyle w:val="FootnoteReference"/>
-        </w:rPr>
-        <w:footnoteRef/>
-      </w:r>
       <w:r>
         <w:separator/>
       </w:r>
@@ -2924,15 +3105,6 @@
   </w:footnote>
   <w:footnote w:type="continuationSeparator" w:id="0">
     <w:p>
-      <w:pPr>
-        <w:spacing w:after="0" w:line="240" w:lineRule="auto"/>
-      </w:pPr>
-      <w:r>
-        <w:rPr>
-          <w:rStyle w:val="FootnoteReference"/>
-        </w:rPr>
-        <w:footnoteRef/>
-      </w:r>
       <w:r>
         <w:continuationSeparator/>
       </w:r>
@@ -2942,49 +3114,163 @@
 </file>
 
 <file path=word/header1.xml><?xml version="1.0" encoding="utf-8"?>
-<w:hdr xmlns:wpc="http://schemas.microsoft.com/office/word/2010/wordprocessingCanvas" xmlns:mc="http://schemas.openxmlformats.org/markup-compatibility/2006" xmlns:o="urn:schemas-microsoft-com:office:office" xmlns:r="http://schemas.openxmlformats.org/officeDocument/2006/relationships" xmlns:m="http://schemas.openxmlformats.org/officeDocument/2006/math" xmlns:v="urn:schemas-microsoft-com:vml" xmlns:wp14="http://schemas.microsoft.com/office/word/2010/wordprocessingDrawing" xmlns:wp="http://schemas.openxmlformats.org/drawingml/2006/wordprocessingDrawing" xmlns:w10="urn:schemas-microsoft-com:office:word" xmlns:w="http://schemas.openxmlformats.org/wordprocessingml/2006/main" xmlns:w14="http://schemas.microsoft.com/office/word/2010/wordml" xmlns:w15="http://schemas.microsoft.com/office/word/2012/wordml" xmlns:wpg="http://schemas.microsoft.com/office/word/2010/wordprocessingGroup" xmlns:wpi="http://schemas.microsoft.com/office/word/2010/wordprocessingInk" xmlns:wne="http://schemas.microsoft.com/office/word/2006/wordml" xmlns:wps="http://schemas.microsoft.com/office/word/2010/wordprocessingShape" xmlns:cx="http://schemas.microsoft.com/office/drawing/2014/chartex" xmlns:cx1="http://schemas.microsoft.com/office/drawing/2015/9/8/chartex" xmlns:cx2="http://schemas.microsoft.com/office/drawing/2015/10/21/chartex" xmlns:cx3="http://schemas.microsoft.com/office/drawing/2016/5/9/chartex" xmlns:cx4="http://schemas.microsoft.com/office/drawing/2016/5/10/chartex" xmlns:cx5="http://schemas.microsoft.com/office/drawing/2016/5/11/chartex" xmlns:cx6="http://schemas.microsoft.com/office/drawing/2016/5/12/chartex" xmlns:cx7="http://schemas.microsoft.com/office/drawing/2016/5/13/chartex" xmlns:cx8="http://schemas.microsoft.com/office/drawing/2016/5/14/chartex" xmlns:w16cid="http://schemas.microsoft.com/office/word/2016/wordml/cid" xmlns:w16se="http://schemas.microsoft.com/office/word/2015/wordml/symex">
+<w:hdr xmlns:wpc="http://schemas.microsoft.com/office/word/2010/wordprocessingCanvas" xmlns:cx="http://schemas.microsoft.com/office/drawing/2014/chartex" xmlns:cx1="http://schemas.microsoft.com/office/drawing/2015/9/8/chartex" xmlns:cx2="http://schemas.microsoft.com/office/drawing/2015/10/21/chartex" xmlns:cx3="http://schemas.microsoft.com/office/drawing/2016/5/9/chartex" xmlns:cx4="http://schemas.microsoft.com/office/drawing/2016/5/10/chartex" xmlns:cx5="http://schemas.microsoft.com/office/drawing/2016/5/11/chartex" xmlns:cx6="http://schemas.microsoft.com/office/drawing/2016/5/12/chartex" xmlns:cx7="http://schemas.microsoft.com/office/drawing/2016/5/13/chartex" xmlns:cx8="http://schemas.microsoft.com/office/drawing/2016/5/14/chartex" xmlns:mc="http://schemas.openxmlformats.org/markup-compatibility/2006" xmlns:aink="http://schemas.microsoft.com/office/drawing/2016/ink" xmlns:am3d="http://schemas.microsoft.com/office/drawing/2017/model3d" xmlns:o="urn:schemas-microsoft-com:office:office" xmlns:oel="http://schemas.microsoft.com/office/2019/extlst" xmlns:r="http://schemas.openxmlformats.org/officeDocument/2006/relationships" xmlns:m="http://schemas.openxmlformats.org/officeDocument/2006/math" xmlns:v="urn:schemas-microsoft-com:vml" xmlns:wp14="http://schemas.microsoft.com/office/word/2010/wordprocessingDrawing" xmlns:wp="http://schemas.openxmlformats.org/drawingml/2006/wordprocessingDrawing" xmlns:w10="urn:schemas-microsoft-com:office:word" xmlns:w="http://schemas.openxmlformats.org/wordprocessingml/2006/main" xmlns:w14="http://schemas.microsoft.com/office/word/2010/wordml" xmlns:w15="http://schemas.microsoft.com/office/word/2012/wordml" xmlns:w16cex="http://schemas.microsoft.com/office/word/2018/wordml/cex" xmlns:w16cid="http://schemas.microsoft.com/office/word/2016/wordml/cid" xmlns:w16="http://schemas.microsoft.com/office/word/2018/wordml" xmlns:w16du="http://schemas.microsoft.com/office/word/2023/wordml/word16du" xmlns:w16sdtdh="http://schemas.microsoft.com/office/word/2020/wordml/sdtdatahash" xmlns:w16sdtfl="http://schemas.microsoft.com/office/word/2024/wordml/sdtformatlock" xmlns:w16se="http://schemas.microsoft.com/office/word/2015/wordml/symex" xmlns:wpg="http://schemas.microsoft.com/office/word/2010/wordprocessingGroup" xmlns:wpi="http://schemas.microsoft.com/office/word/2010/wordprocessingInk" xmlns:wne="http://schemas.microsoft.com/office/word/2006/wordml" xmlns:wps="http://schemas.microsoft.com/office/word/2010/wordprocessingShape" mc:Ignorable="w14 w15 w16se w16cid w16 w16cex w16sdtdh w16sdtfl w16du wp14">
   <w:p>
     <w:pPr>
       <w:pBdr>
-        <w:bottom w:val="single" w:color="2E5090" w:sz="4" w:space="4"/>
+        <w:bottom w:val="single" w:sz="4" w:space="4" w:color="2E5090"/>
       </w:pBdr>
     </w:pPr>
     <w:r>
       <w:rPr>
-        <w:rFonts w:ascii="Yu Gothic UI" w:cs="Yu Gothic UI" w:eastAsia="Yu Gothic UI" w:hAnsi="Yu Gothic UI"/>
+        <w:rFonts w:eastAsia="Yu Gothic UI"/>
         <w:color w:val="808080"/>
         <w:sz w:val="16"/>
         <w:szCs w:val="16"/>
       </w:rPr>
-      <w:t xml:space="preserve">LED見積シミュレーション 運用マニュアル</w:t>
+      <w:t>LED見積シミュレーション 運用マニュアル</w:t>
     </w:r>
   </w:p>
 </w:hdr>
 </file>
 
 <file path=word/numbering.xml><?xml version="1.0" encoding="utf-8"?>
-<w:numbering xmlns:wpc="http://schemas.microsoft.com/office/word/2010/wordprocessingCanvas" xmlns:mc="http://schemas.openxmlformats.org/markup-compatibility/2006" xmlns:o="urn:schemas-microsoft-com:office:office" xmlns:r="http://schemas.openxmlformats.org/officeDocument/2006/relationships" xmlns:m="http://schemas.openxmlformats.org/officeDocument/2006/math" xmlns:v="urn:schemas-microsoft-com:vml" xmlns:wp14="http://schemas.microsoft.com/office/word/2010/wordprocessingDrawing" xmlns:wp="http://schemas.openxmlformats.org/drawingml/2006/wordprocessingDrawing" xmlns:w10="urn:schemas-microsoft-com:office:word" xmlns:w="http://schemas.openxmlformats.org/wordprocessingml/2006/main" xmlns:w14="http://schemas.microsoft.com/office/word/2010/wordml" xmlns:w15="http://schemas.microsoft.com/office/word/2012/wordml" xmlns:wpg="http://schemas.microsoft.com/office/word/2010/wordprocessingGroup" xmlns:wpi="http://schemas.microsoft.com/office/word/2010/wordprocessingInk" xmlns:wne="http://schemas.microsoft.com/office/word/2006/wordml" xmlns:wps="http://schemas.microsoft.com/office/word/2010/wordprocessingShape" mc:Ignorable="w14 w15 wp14">
-  <w:abstractNum w:abstractNumId="1" w15:restartNumberingAfterBreak="0">
+<w:numbering xmlns:wpc="http://schemas.microsoft.com/office/word/2010/wordprocessingCanvas" xmlns:cx="http://schemas.microsoft.com/office/drawing/2014/chartex" xmlns:cx1="http://schemas.microsoft.com/office/drawing/2015/9/8/chartex" xmlns:cx2="http://schemas.microsoft.com/office/drawing/2015/10/21/chartex" xmlns:cx3="http://schemas.microsoft.com/office/drawing/2016/5/9/chartex" xmlns:cx4="http://schemas.microsoft.com/office/drawing/2016/5/10/chartex" xmlns:cx5="http://schemas.microsoft.com/office/drawing/2016/5/11/chartex" xmlns:cx6="http://schemas.microsoft.com/office/drawing/2016/5/12/chartex" xmlns:cx7="http://schemas.microsoft.com/office/drawing/2016/5/13/chartex" xmlns:cx8="http://schemas.microsoft.com/office/drawing/2016/5/14/chartex" xmlns:mc="http://schemas.openxmlformats.org/markup-compatibility/2006" xmlns:aink="http://schemas.microsoft.com/office/drawing/2016/ink" xmlns:am3d="http://schemas.microsoft.com/office/drawing/2017/model3d" xmlns:o="urn:schemas-microsoft-com:office:office" xmlns:oel="http://schemas.microsoft.com/office/2019/extlst" xmlns:r="http://schemas.openxmlformats.org/officeDocument/2006/relationships" xmlns:m="http://schemas.openxmlformats.org/officeDocument/2006/math" xmlns:v="urn:schemas-microsoft-com:vml" xmlns:wp14="http://schemas.microsoft.com/office/word/2010/wordprocessingDrawing" xmlns:wp="http://schemas.openxmlformats.org/drawingml/2006/wordprocessingDrawing" xmlns:w10="urn:schemas-microsoft-com:office:word" xmlns:w="http://schemas.openxmlformats.org/wordprocessingml/2006/main" xmlns:w14="http://schemas.microsoft.com/office/word/2010/wordml" xmlns:w15="http://schemas.microsoft.com/office/word/2012/wordml" xmlns:w16cex="http://schemas.microsoft.com/office/word/2018/wordml/cex" xmlns:w16cid="http://schemas.microsoft.com/office/word/2016/wordml/cid" xmlns:w16="http://schemas.microsoft.com/office/word/2018/wordml" xmlns:w16du="http://schemas.microsoft.com/office/word/2023/wordml/word16du" xmlns:w16sdtdh="http://schemas.microsoft.com/office/word/2020/wordml/sdtdatahash" xmlns:w16sdtfl="http://schemas.microsoft.com/office/word/2024/wordml/sdtformatlock" xmlns:w16se="http://schemas.microsoft.com/office/word/2015/wordml/symex" xmlns:wpg="http://schemas.microsoft.com/office/word/2010/wordprocessingGroup" xmlns:wpi="http://schemas.microsoft.com/office/word/2010/wordprocessingInk" xmlns:wne="http://schemas.microsoft.com/office/word/2006/wordml" xmlns:wps="http://schemas.microsoft.com/office/word/2010/wordprocessingShape" mc:Ignorable="w14 w15 w16se w16cid w16 w16cex w16sdtdh w16sdtfl w16du wp14">
+  <w:abstractNum w:abstractNumId="0" w15:restartNumberingAfterBreak="0">
+    <w:nsid w:val="296822F3"/>
     <w:multiLevelType w:val="hybridMultilevel"/>
-    <w:lvl w:ilvl="0" w15:tentative="1">
+    <w:tmpl w:val="EC565738"/>
+    <w:lvl w:ilvl="0" w:tplc="55CA915E">
       <w:start w:val="1"/>
       <w:numFmt w:val="bullet"/>
       <w:lvlText w:val="●"/>
       <w:lvlJc w:val="left"/>
       <w:pPr>
-        <w:ind w:left="720" w:hanging="360"/>
+        <w:ind w:left="540" w:hanging="360"/>
       </w:pPr>
     </w:lvl>
-    <w:lvl w:ilvl="1" w15:tentative="1">
+    <w:lvl w:ilvl="1" w:tplc="4A00377A">
       <w:start w:val="1"/>
       <w:numFmt w:val="bullet"/>
       <w:lvlText w:val="○"/>
       <w:lvlJc w:val="left"/>
       <w:pPr>
+        <w:ind w:left="900" w:hanging="360"/>
+      </w:pPr>
+    </w:lvl>
+    <w:lvl w:ilvl="2" w:tplc="C7A0BED6">
+      <w:numFmt w:val="decimal"/>
+      <w:lvlText w:val=""/>
+      <w:lvlJc w:val="left"/>
+    </w:lvl>
+    <w:lvl w:ilvl="3" w:tplc="CACA49EE">
+      <w:numFmt w:val="decimal"/>
+      <w:lvlText w:val=""/>
+      <w:lvlJc w:val="left"/>
+    </w:lvl>
+    <w:lvl w:ilvl="4" w:tplc="A540F8F8">
+      <w:numFmt w:val="decimal"/>
+      <w:lvlText w:val=""/>
+      <w:lvlJc w:val="left"/>
+    </w:lvl>
+    <w:lvl w:ilvl="5" w:tplc="D6947F98">
+      <w:numFmt w:val="decimal"/>
+      <w:lvlText w:val=""/>
+      <w:lvlJc w:val="left"/>
+    </w:lvl>
+    <w:lvl w:ilvl="6" w:tplc="5A421C2A">
+      <w:numFmt w:val="decimal"/>
+      <w:lvlText w:val=""/>
+      <w:lvlJc w:val="left"/>
+    </w:lvl>
+    <w:lvl w:ilvl="7" w:tplc="ED06B224">
+      <w:numFmt w:val="decimal"/>
+      <w:lvlText w:val=""/>
+      <w:lvlJc w:val="left"/>
+    </w:lvl>
+    <w:lvl w:ilvl="8" w:tplc="B1F82E56">
+      <w:numFmt w:val="decimal"/>
+      <w:lvlText w:val=""/>
+      <w:lvlJc w:val="left"/>
+    </w:lvl>
+  </w:abstractNum>
+  <w:abstractNum w:abstractNumId="1" w15:restartNumberingAfterBreak="0">
+    <w:nsid w:val="2AB05004"/>
+    <w:multiLevelType w:val="hybridMultilevel"/>
+    <w:tmpl w:val="E924C696"/>
+    <w:lvl w:ilvl="0" w:tplc="E8C440B8">
+      <w:start w:val="1"/>
+      <w:numFmt w:val="decimal"/>
+      <w:lvlText w:val="%1."/>
+      <w:lvlJc w:val="left"/>
+      <w:pPr>
+        <w:ind w:left="540" w:hanging="360"/>
+      </w:pPr>
+    </w:lvl>
+    <w:lvl w:ilvl="1" w:tplc="1E3097F6">
+      <w:numFmt w:val="decimal"/>
+      <w:lvlText w:val=""/>
+      <w:lvlJc w:val="left"/>
+    </w:lvl>
+    <w:lvl w:ilvl="2" w:tplc="37EA7BF8">
+      <w:numFmt w:val="decimal"/>
+      <w:lvlText w:val=""/>
+      <w:lvlJc w:val="left"/>
+    </w:lvl>
+    <w:lvl w:ilvl="3" w:tplc="5A525E1E">
+      <w:numFmt w:val="decimal"/>
+      <w:lvlText w:val=""/>
+      <w:lvlJc w:val="left"/>
+    </w:lvl>
+    <w:lvl w:ilvl="4" w:tplc="23A6E020">
+      <w:numFmt w:val="decimal"/>
+      <w:lvlText w:val=""/>
+      <w:lvlJc w:val="left"/>
+    </w:lvl>
+    <w:lvl w:ilvl="5" w:tplc="CDFCEAE8">
+      <w:numFmt w:val="decimal"/>
+      <w:lvlText w:val=""/>
+      <w:lvlJc w:val="left"/>
+    </w:lvl>
+    <w:lvl w:ilvl="6" w:tplc="85C2D526">
+      <w:numFmt w:val="decimal"/>
+      <w:lvlText w:val=""/>
+      <w:lvlJc w:val="left"/>
+    </w:lvl>
+    <w:lvl w:ilvl="7" w:tplc="BBB81CE2">
+      <w:numFmt w:val="decimal"/>
+      <w:lvlText w:val=""/>
+      <w:lvlJc w:val="left"/>
+    </w:lvl>
+    <w:lvl w:ilvl="8" w:tplc="78F85646">
+      <w:numFmt w:val="decimal"/>
+      <w:lvlText w:val=""/>
+      <w:lvlJc w:val="left"/>
+    </w:lvl>
+  </w:abstractNum>
+  <w:abstractNum w:abstractNumId="2" w15:restartNumberingAfterBreak="0">
+    <w:nsid w:val="414003B1"/>
+    <w:multiLevelType w:val="hybridMultilevel"/>
+    <w:tmpl w:val="762266E6"/>
+    <w:lvl w:ilvl="0" w:tplc="ECDC5070">
+      <w:start w:val="1"/>
+      <w:numFmt w:val="bullet"/>
+      <w:lvlText w:val="●"/>
+      <w:lvlJc w:val="left"/>
+      <w:pPr>
+        <w:ind w:left="720" w:hanging="360"/>
+      </w:pPr>
+    </w:lvl>
+    <w:lvl w:ilvl="1" w:tplc="3E001A58">
+      <w:start w:val="1"/>
+      <w:numFmt w:val="bullet"/>
+      <w:lvlText w:val="○"/>
+      <w:lvlJc w:val="left"/>
+      <w:pPr>
         <w:ind w:left="1440" w:hanging="360"/>
       </w:pPr>
     </w:lvl>
-    <w:lvl w:ilvl="2" w15:tentative="1">
+    <w:lvl w:ilvl="2" w:tplc="02805FF2">
       <w:start w:val="1"/>
       <w:numFmt w:val="bullet"/>
       <w:lvlText w:val="■"/>
@@ -2993,7 +3279,7 @@
         <w:ind w:left="2160" w:hanging="360"/>
       </w:pPr>
     </w:lvl>
-    <w:lvl w:ilvl="3" w15:tentative="1">
+    <w:lvl w:ilvl="3" w:tplc="5DDAEA52">
       <w:start w:val="1"/>
       <w:numFmt w:val="bullet"/>
       <w:lvlText w:val="●"/>
@@ -3002,7 +3288,7 @@
         <w:ind w:left="2880" w:hanging="360"/>
       </w:pPr>
     </w:lvl>
-    <w:lvl w:ilvl="4" w15:tentative="1">
+    <w:lvl w:ilvl="4" w:tplc="E23495E4">
       <w:start w:val="1"/>
       <w:numFmt w:val="bullet"/>
       <w:lvlText w:val="○"/>
@@ -3011,7 +3297,7 @@
         <w:ind w:left="3600" w:hanging="360"/>
       </w:pPr>
     </w:lvl>
-    <w:lvl w:ilvl="5" w15:tentative="1">
+    <w:lvl w:ilvl="5" w:tplc="E8CA09D4">
       <w:start w:val="1"/>
       <w:numFmt w:val="bullet"/>
       <w:lvlText w:val="■"/>
@@ -3020,7 +3306,7 @@
         <w:ind w:left="4320" w:hanging="360"/>
       </w:pPr>
     </w:lvl>
-    <w:lvl w:ilvl="6" w15:tentative="1">
+    <w:lvl w:ilvl="6" w:tplc="5922CEA8">
       <w:start w:val="1"/>
       <w:numFmt w:val="bullet"/>
       <w:lvlText w:val="●"/>
@@ -3029,7 +3315,7 @@
         <w:ind w:left="5040" w:hanging="360"/>
       </w:pPr>
     </w:lvl>
-    <w:lvl w:ilvl="7" w15:tentative="1">
+    <w:lvl w:ilvl="7" w:tplc="AC804B1E">
       <w:start w:val="1"/>
       <w:numFmt w:val="bullet"/>
       <w:lvlText w:val="●"/>
@@ -3038,7 +3324,7 @@
         <w:ind w:left="5760" w:hanging="360"/>
       </w:pPr>
     </w:lvl>
-    <w:lvl w:ilvl="8" w15:tentative="1">
+    <w:lvl w:ilvl="8" w:tplc="293A1E48">
       <w:start w:val="1"/>
       <w:numFmt w:val="bullet"/>
       <w:lvlText w:val="●"/>
@@ -3048,47 +3334,14 @@
       </w:pPr>
     </w:lvl>
   </w:abstractNum>
-  <w:abstractNum w:abstractNumId="2" w15:restartNumberingAfterBreak="0">
-    <w:multiLevelType w:val="hybridMultilevel"/>
-    <w:lvl w:ilvl="0" w15:tentative="1">
-      <w:start w:val="1"/>
-      <w:numFmt w:val="bullet"/>
-      <w:lvlText w:val="●"/>
-      <w:lvlJc w:val="left"/>
-      <w:pPr>
-        <w:ind w:left="540" w:hanging="360"/>
-      </w:pPr>
-    </w:lvl>
-    <w:lvl w:ilvl="1" w15:tentative="1">
-      <w:start w:val="1"/>
-      <w:numFmt w:val="bullet"/>
-      <w:lvlText w:val="○"/>
-      <w:lvlJc w:val="left"/>
-      <w:pPr>
-        <w:ind w:left="900" w:hanging="360"/>
-      </w:pPr>
-    </w:lvl>
-  </w:abstractNum>
-  <w:abstractNum w:abstractNumId="3" w15:restartNumberingAfterBreak="0">
-    <w:multiLevelType w:val="hybridMultilevel"/>
-    <w:lvl w:ilvl="0" w15:tentative="1">
-      <w:start w:val="1"/>
-      <w:numFmt w:val="decimal"/>
-      <w:lvlText w:val="%1."/>
-      <w:lvlJc w:val="left"/>
-      <w:pPr>
-        <w:ind w:left="540" w:hanging="360"/>
-      </w:pPr>
-    </w:lvl>
-  </w:abstractNum>
-  <w:num w:numId="1">
-    <w:abstractNumId w:val="1"/>
+  <w:num w:numId="1" w16cid:durableId="851183540">
+    <w:abstractNumId w:val="2"/>
     <w:lvlOverride w:ilvl="0">
       <w:startOverride w:val="1"/>
     </w:lvlOverride>
   </w:num>
-  <w:num w:numId="2">
-    <w:abstractNumId w:val="2"/>
+  <w:num w:numId="2" w16cid:durableId="1849173100">
+    <w:abstractNumId w:val="0"/>
     <w:lvlOverride w:ilvl="0">
       <w:startOverride w:val="1"/>
     </w:lvlOverride>
@@ -3097,107 +3350,545 @@
 </file>
 
 <file path=word/styles.xml><?xml version="1.0" encoding="utf-8"?>
-<w:styles xmlns:mc="http://schemas.openxmlformats.org/markup-compatibility/2006" xmlns:r="http://schemas.openxmlformats.org/officeDocument/2006/relationships" xmlns:w="http://schemas.openxmlformats.org/wordprocessingml/2006/main" xmlns:w14="http://schemas.microsoft.com/office/word/2010/wordml" xmlns:w15="http://schemas.microsoft.com/office/word/2012/wordml" mc:Ignorable="w14 w15">
+<w:styles xmlns:mc="http://schemas.openxmlformats.org/markup-compatibility/2006" xmlns:r="http://schemas.openxmlformats.org/officeDocument/2006/relationships" xmlns:w="http://schemas.openxmlformats.org/wordprocessingml/2006/main" xmlns:w14="http://schemas.microsoft.com/office/word/2010/wordml" xmlns:w15="http://schemas.microsoft.com/office/word/2012/wordml" xmlns:w16cex="http://schemas.microsoft.com/office/word/2018/wordml/cex" xmlns:w16cid="http://schemas.microsoft.com/office/word/2016/wordml/cid" xmlns:w16="http://schemas.microsoft.com/office/word/2018/wordml" xmlns:w16du="http://schemas.microsoft.com/office/word/2023/wordml/word16du" xmlns:w16sdtdh="http://schemas.microsoft.com/office/word/2020/wordml/sdtdatahash" xmlns:w16sdtfl="http://schemas.microsoft.com/office/word/2024/wordml/sdtformatlock" xmlns:w16se="http://schemas.microsoft.com/office/word/2015/wordml/symex" mc:Ignorable="w14 w15 w16se w16cid w16 w16cex w16sdtdh w16sdtfl w16du">
   <w:docDefaults>
     <w:rPrDefault>
       <w:rPr>
-        <w:rFonts w:ascii="Yu Gothic UI" w:cs="Yu Gothic UI" w:eastAsia="Yu Gothic UI" w:hAnsi="Yu Gothic UI"/>
+        <w:rFonts w:ascii="Yu Gothic UI" w:eastAsiaTheme="minorEastAsia" w:hAnsi="Yu Gothic UI" w:cs="Yu Gothic UI"/>
         <w:sz w:val="22"/>
         <w:szCs w:val="22"/>
+        <w:lang w:val="en-US" w:eastAsia="ja-JP" w:bidi="ar-SA"/>
       </w:rPr>
     </w:rPrDefault>
     <w:pPrDefault/>
   </w:docDefaults>
-  <w:style w:type="paragraph" w:styleId="Title">
+  <w:latentStyles w:defLockedState="0" w:defUIPriority="99" w:defSemiHidden="0" w:defUnhideWhenUsed="0" w:defQFormat="0" w:count="376">
+    <w:lsdException w:name="Normal" w:uiPriority="0" w:qFormat="1"/>
+    <w:lsdException w:name="heading 1" w:uiPriority="9" w:qFormat="1"/>
+    <w:lsdException w:name="heading 2" w:semiHidden="1" w:uiPriority="9" w:unhideWhenUsed="1" w:qFormat="1"/>
+    <w:lsdException w:name="heading 3" w:semiHidden="1" w:uiPriority="9" w:unhideWhenUsed="1" w:qFormat="1"/>
+    <w:lsdException w:name="heading 4" w:semiHidden="1" w:uiPriority="9" w:unhideWhenUsed="1" w:qFormat="1"/>
+    <w:lsdException w:name="heading 5" w:semiHidden="1" w:uiPriority="9" w:unhideWhenUsed="1" w:qFormat="1"/>
+    <w:lsdException w:name="heading 6" w:semiHidden="1" w:uiPriority="9" w:unhideWhenUsed="1" w:qFormat="1"/>
+    <w:lsdException w:name="heading 7" w:semiHidden="1" w:uiPriority="9" w:unhideWhenUsed="1" w:qFormat="1"/>
+    <w:lsdException w:name="heading 8" w:semiHidden="1" w:uiPriority="9" w:unhideWhenUsed="1" w:qFormat="1"/>
+    <w:lsdException w:name="heading 9" w:semiHidden="1" w:uiPriority="9" w:unhideWhenUsed="1" w:qFormat="1"/>
+    <w:lsdException w:name="index 1" w:semiHidden="1" w:unhideWhenUsed="1"/>
+    <w:lsdException w:name="index 2" w:semiHidden="1" w:unhideWhenUsed="1"/>
+    <w:lsdException w:name="index 3" w:semiHidden="1" w:unhideWhenUsed="1"/>
+    <w:lsdException w:name="index 4" w:semiHidden="1" w:unhideWhenUsed="1"/>
+    <w:lsdException w:name="index 5" w:semiHidden="1" w:unhideWhenUsed="1"/>
+    <w:lsdException w:name="index 6" w:semiHidden="1" w:unhideWhenUsed="1"/>
+    <w:lsdException w:name="index 7" w:semiHidden="1" w:unhideWhenUsed="1"/>
+    <w:lsdException w:name="index 8" w:semiHidden="1" w:unhideWhenUsed="1"/>
+    <w:lsdException w:name="index 9" w:semiHidden="1" w:unhideWhenUsed="1"/>
+    <w:lsdException w:name="toc 1" w:semiHidden="1" w:uiPriority="39" w:unhideWhenUsed="1"/>
+    <w:lsdException w:name="toc 2" w:semiHidden="1" w:uiPriority="39" w:unhideWhenUsed="1"/>
+    <w:lsdException w:name="toc 3" w:semiHidden="1" w:uiPriority="39" w:unhideWhenUsed="1"/>
+    <w:lsdException w:name="toc 4" w:semiHidden="1" w:uiPriority="39" w:unhideWhenUsed="1"/>
+    <w:lsdException w:name="toc 5" w:semiHidden="1" w:uiPriority="39" w:unhideWhenUsed="1"/>
+    <w:lsdException w:name="toc 6" w:semiHidden="1" w:uiPriority="39" w:unhideWhenUsed="1"/>
+    <w:lsdException w:name="toc 7" w:semiHidden="1" w:uiPriority="39" w:unhideWhenUsed="1"/>
+    <w:lsdException w:name="toc 8" w:semiHidden="1" w:uiPriority="39" w:unhideWhenUsed="1"/>
+    <w:lsdException w:name="toc 9" w:semiHidden="1" w:uiPriority="39" w:unhideWhenUsed="1"/>
+    <w:lsdException w:name="Normal Indent" w:semiHidden="1" w:unhideWhenUsed="1"/>
+    <w:lsdException w:name="footnote text" w:semiHidden="1" w:unhideWhenUsed="1"/>
+    <w:lsdException w:name="annotation text" w:semiHidden="1" w:unhideWhenUsed="1"/>
+    <w:lsdException w:name="header" w:semiHidden="1" w:unhideWhenUsed="1"/>
+    <w:lsdException w:name="footer" w:semiHidden="1" w:unhideWhenUsed="1"/>
+    <w:lsdException w:name="index heading" w:semiHidden="1" w:unhideWhenUsed="1"/>
+    <w:lsdException w:name="caption" w:semiHidden="1" w:uiPriority="35" w:unhideWhenUsed="1" w:qFormat="1"/>
+    <w:lsdException w:name="table of figures" w:semiHidden="1" w:unhideWhenUsed="1"/>
+    <w:lsdException w:name="envelope address" w:semiHidden="1" w:unhideWhenUsed="1"/>
+    <w:lsdException w:name="envelope return" w:semiHidden="1" w:unhideWhenUsed="1"/>
+    <w:lsdException w:name="footnote reference" w:semiHidden="1" w:unhideWhenUsed="1"/>
+    <w:lsdException w:name="annotation reference" w:semiHidden="1" w:unhideWhenUsed="1"/>
+    <w:lsdException w:name="line number" w:semiHidden="1" w:unhideWhenUsed="1"/>
+    <w:lsdException w:name="page number" w:semiHidden="1" w:unhideWhenUsed="1"/>
+    <w:lsdException w:name="endnote reference" w:semiHidden="1" w:unhideWhenUsed="1"/>
+    <w:lsdException w:name="endnote text" w:semiHidden="1" w:unhideWhenUsed="1"/>
+    <w:lsdException w:name="table of authorities" w:semiHidden="1" w:unhideWhenUsed="1"/>
+    <w:lsdException w:name="macro" w:semiHidden="1" w:unhideWhenUsed="1"/>
+    <w:lsdException w:name="toa heading" w:semiHidden="1" w:unhideWhenUsed="1"/>
+    <w:lsdException w:name="List" w:semiHidden="1" w:unhideWhenUsed="1"/>
+    <w:lsdException w:name="List Bullet" w:semiHidden="1" w:unhideWhenUsed="1"/>
+    <w:lsdException w:name="List Number" w:semiHidden="1" w:unhideWhenUsed="1"/>
+    <w:lsdException w:name="List 2" w:semiHidden="1" w:unhideWhenUsed="1"/>
+    <w:lsdException w:name="List 3" w:semiHidden="1" w:unhideWhenUsed="1"/>
+    <w:lsdException w:name="List 4" w:semiHidden="1" w:unhideWhenUsed="1"/>
+    <w:lsdException w:name="List 5" w:semiHidden="1" w:unhideWhenUsed="1"/>
+    <w:lsdException w:name="List Bullet 2" w:semiHidden="1" w:unhideWhenUsed="1"/>
+    <w:lsdException w:name="List Bullet 3" w:semiHidden="1" w:unhideWhenUsed="1"/>
+    <w:lsdException w:name="List Bullet 4" w:semiHidden="1" w:unhideWhenUsed="1"/>
+    <w:lsdException w:name="List Bullet 5" w:semiHidden="1" w:unhideWhenUsed="1"/>
+    <w:lsdException w:name="List Number 2" w:semiHidden="1" w:unhideWhenUsed="1"/>
+    <w:lsdException w:name="List Number 3" w:semiHidden="1" w:unhideWhenUsed="1"/>
+    <w:lsdException w:name="List Number 4" w:semiHidden="1" w:unhideWhenUsed="1"/>
+    <w:lsdException w:name="List Number 5" w:semiHidden="1" w:unhideWhenUsed="1"/>
+    <w:lsdException w:name="Title" w:uiPriority="10" w:qFormat="1"/>
+    <w:lsdException w:name="Closing" w:semiHidden="1" w:unhideWhenUsed="1"/>
+    <w:lsdException w:name="Signature" w:semiHidden="1" w:unhideWhenUsed="1"/>
+    <w:lsdException w:name="Default Paragraph Font" w:semiHidden="1" w:uiPriority="1" w:unhideWhenUsed="1"/>
+    <w:lsdException w:name="Body Text" w:semiHidden="1" w:unhideWhenUsed="1"/>
+    <w:lsdException w:name="Body Text Indent" w:semiHidden="1" w:unhideWhenUsed="1"/>
+    <w:lsdException w:name="List Continue" w:semiHidden="1" w:unhideWhenUsed="1"/>
+    <w:lsdException w:name="List Continue 2" w:semiHidden="1" w:unhideWhenUsed="1"/>
+    <w:lsdException w:name="List Continue 3" w:semiHidden="1" w:unhideWhenUsed="1"/>
+    <w:lsdException w:name="List Continue 4" w:semiHidden="1" w:unhideWhenUsed="1"/>
+    <w:lsdException w:name="List Continue 5" w:semiHidden="1" w:unhideWhenUsed="1"/>
+    <w:lsdException w:name="Message Header" w:semiHidden="1" w:unhideWhenUsed="1"/>
+    <w:lsdException w:name="Subtitle" w:uiPriority="11" w:qFormat="1"/>
+    <w:lsdException w:name="Salutation" w:semiHidden="1" w:unhideWhenUsed="1"/>
+    <w:lsdException w:name="Date" w:semiHidden="1" w:unhideWhenUsed="1"/>
+    <w:lsdException w:name="Body Text First Indent" w:semiHidden="1" w:unhideWhenUsed="1"/>
+    <w:lsdException w:name="Body Text First Indent 2" w:semiHidden="1" w:unhideWhenUsed="1"/>
+    <w:lsdException w:name="Note Heading" w:semiHidden="1" w:unhideWhenUsed="1"/>
+    <w:lsdException w:name="Body Text 2" w:semiHidden="1" w:unhideWhenUsed="1"/>
+    <w:lsdException w:name="Body Text 3" w:semiHidden="1" w:unhideWhenUsed="1"/>
+    <w:lsdException w:name="Body Text Indent 2" w:semiHidden="1" w:unhideWhenUsed="1"/>
+    <w:lsdException w:name="Body Text Indent 3" w:semiHidden="1" w:unhideWhenUsed="1"/>
+    <w:lsdException w:name="Block Text" w:semiHidden="1" w:unhideWhenUsed="1"/>
+    <w:lsdException w:name="Hyperlink" w:semiHidden="1" w:unhideWhenUsed="1"/>
+    <w:lsdException w:name="FollowedHyperlink" w:semiHidden="1" w:unhideWhenUsed="1"/>
+    <w:lsdException w:name="Strong" w:uiPriority="22" w:qFormat="1"/>
+    <w:lsdException w:name="Emphasis" w:uiPriority="20" w:qFormat="1"/>
+    <w:lsdException w:name="Document Map" w:semiHidden="1" w:unhideWhenUsed="1"/>
+    <w:lsdException w:name="Plain Text" w:semiHidden="1" w:unhideWhenUsed="1"/>
+    <w:lsdException w:name="E-mail Signature" w:semiHidden="1" w:unhideWhenUsed="1"/>
+    <w:lsdException w:name="HTML Top of Form" w:semiHidden="1" w:unhideWhenUsed="1"/>
+    <w:lsdException w:name="HTML Bottom of Form" w:semiHidden="1" w:unhideWhenUsed="1"/>
+    <w:lsdException w:name="Normal (Web)" w:semiHidden="1" w:unhideWhenUsed="1"/>
+    <w:lsdException w:name="HTML Acronym" w:semiHidden="1" w:unhideWhenUsed="1"/>
+    <w:lsdException w:name="HTML Address" w:semiHidden="1" w:unhideWhenUsed="1"/>
+    <w:lsdException w:name="HTML Cite" w:semiHidden="1" w:unhideWhenUsed="1"/>
+    <w:lsdException w:name="HTML Code" w:semiHidden="1" w:unhideWhenUsed="1"/>
+    <w:lsdException w:name="HTML Definition" w:semiHidden="1" w:unhideWhenUsed="1"/>
+    <w:lsdException w:name="HTML Keyboard" w:semiHidden="1" w:unhideWhenUsed="1"/>
+    <w:lsdException w:name="HTML Preformatted" w:semiHidden="1" w:unhideWhenUsed="1"/>
+    <w:lsdException w:name="HTML Sample" w:semiHidden="1" w:unhideWhenUsed="1"/>
+    <w:lsdException w:name="HTML Typewriter" w:semiHidden="1" w:unhideWhenUsed="1"/>
+    <w:lsdException w:name="HTML Variable" w:semiHidden="1" w:unhideWhenUsed="1"/>
+    <w:lsdException w:name="Normal Table" w:semiHidden="1" w:unhideWhenUsed="1"/>
+    <w:lsdException w:name="annotation subject" w:semiHidden="1" w:unhideWhenUsed="1"/>
+    <w:lsdException w:name="No List" w:semiHidden="1" w:unhideWhenUsed="1"/>
+    <w:lsdException w:name="Outline List 1" w:semiHidden="1" w:unhideWhenUsed="1"/>
+    <w:lsdException w:name="Outline List 2" w:semiHidden="1" w:unhideWhenUsed="1"/>
+    <w:lsdException w:name="Outline List 3" w:semiHidden="1" w:unhideWhenUsed="1"/>
+    <w:lsdException w:name="Table Simple 1" w:semiHidden="1" w:unhideWhenUsed="1"/>
+    <w:lsdException w:name="Table Simple 2" w:semiHidden="1" w:unhideWhenUsed="1"/>
+    <w:lsdException w:name="Table Simple 3" w:semiHidden="1" w:unhideWhenUsed="1"/>
+    <w:lsdException w:name="Table Classic 1" w:semiHidden="1" w:unhideWhenUsed="1"/>
+    <w:lsdException w:name="Table Classic 2" w:semiHidden="1" w:unhideWhenUsed="1"/>
+    <w:lsdException w:name="Table Classic 3" w:semiHidden="1" w:unhideWhenUsed="1"/>
+    <w:lsdException w:name="Table Classic 4" w:semiHidden="1" w:unhideWhenUsed="1"/>
+    <w:lsdException w:name="Table Colorful 1" w:semiHidden="1" w:unhideWhenUsed="1"/>
+    <w:lsdException w:name="Table Colorful 2" w:semiHidden="1" w:unhideWhenUsed="1"/>
+    <w:lsdException w:name="Table Colorful 3" w:semiHidden="1" w:unhideWhenUsed="1"/>
+    <w:lsdException w:name="Table Columns 1" w:semiHidden="1" w:unhideWhenUsed="1"/>
+    <w:lsdException w:name="Table Columns 2" w:semiHidden="1" w:unhideWhenUsed="1"/>
+    <w:lsdException w:name="Table Columns 3" w:semiHidden="1" w:unhideWhenUsed="1"/>
+    <w:lsdException w:name="Table Columns 4" w:semiHidden="1" w:unhideWhenUsed="1"/>
+    <w:lsdException w:name="Table Columns 5" w:semiHidden="1" w:unhideWhenUsed="1"/>
+    <w:lsdException w:name="Table Grid 1" w:semiHidden="1" w:unhideWhenUsed="1"/>
+    <w:lsdException w:name="Table Grid 2" w:semiHidden="1" w:unhideWhenUsed="1"/>
+    <w:lsdException w:name="Table Grid 3" w:semiHidden="1" w:unhideWhenUsed="1"/>
+    <w:lsdException w:name="Table Grid 4" w:semiHidden="1" w:unhideWhenUsed="1"/>
+    <w:lsdException w:name="Table Grid 5" w:semiHidden="1" w:unhideWhenUsed="1"/>
+    <w:lsdException w:name="Table Grid 6" w:semiHidden="1" w:unhideWhenUsed="1"/>
+    <w:lsdException w:name="Table Grid 7" w:semiHidden="1" w:unhideWhenUsed="1"/>
+    <w:lsdException w:name="Table Grid 8" w:semiHidden="1" w:unhideWhenUsed="1"/>
+    <w:lsdException w:name="Table List 1" w:semiHidden="1" w:unhideWhenUsed="1"/>
+    <w:lsdException w:name="Table List 2" w:semiHidden="1" w:unhideWhenUsed="1"/>
+    <w:lsdException w:name="Table List 3" w:semiHidden="1" w:unhideWhenUsed="1"/>
+    <w:lsdException w:name="Table List 4" w:semiHidden="1" w:unhideWhenUsed="1"/>
+    <w:lsdException w:name="Table List 5" w:semiHidden="1" w:unhideWhenUsed="1"/>
+    <w:lsdException w:name="Table List 6" w:semiHidden="1" w:unhideWhenUsed="1"/>
+    <w:lsdException w:name="Table List 7" w:semiHidden="1" w:unhideWhenUsed="1"/>
+    <w:lsdException w:name="Table List 8" w:semiHidden="1" w:unhideWhenUsed="1"/>
+    <w:lsdException w:name="Table 3D effects 1" w:semiHidden="1" w:unhideWhenUsed="1"/>
+    <w:lsdException w:name="Table 3D effects 2" w:semiHidden="1" w:unhideWhenUsed="1"/>
+    <w:lsdException w:name="Table 3D effects 3" w:semiHidden="1" w:unhideWhenUsed="1"/>
+    <w:lsdException w:name="Table Contemporary" w:semiHidden="1" w:unhideWhenUsed="1"/>
+    <w:lsdException w:name="Table Elegant" w:semiHidden="1" w:unhideWhenUsed="1"/>
+    <w:lsdException w:name="Table Professional" w:semiHidden="1" w:unhideWhenUsed="1"/>
+    <w:lsdException w:name="Table Subtle 1" w:semiHidden="1" w:unhideWhenUsed="1"/>
+    <w:lsdException w:name="Table Subtle 2" w:semiHidden="1" w:unhideWhenUsed="1"/>
+    <w:lsdException w:name="Table Web 1" w:semiHidden="1" w:unhideWhenUsed="1"/>
+    <w:lsdException w:name="Table Web 2" w:semiHidden="1" w:unhideWhenUsed="1"/>
+    <w:lsdException w:name="Table Web 3" w:semiHidden="1" w:unhideWhenUsed="1"/>
+    <w:lsdException w:name="Balloon Text" w:semiHidden="1" w:unhideWhenUsed="1"/>
+    <w:lsdException w:name="Table Grid" w:uiPriority="39"/>
+    <w:lsdException w:name="Table Theme" w:semiHidden="1" w:unhideWhenUsed="1"/>
+    <w:lsdException w:name="Placeholder Text" w:semiHidden="1"/>
+    <w:lsdException w:name="No Spacing" w:uiPriority="1" w:qFormat="1"/>
+    <w:lsdException w:name="Light Shading" w:uiPriority="60"/>
+    <w:lsdException w:name="Light List" w:uiPriority="61"/>
+    <w:lsdException w:name="Light Grid" w:uiPriority="62"/>
+    <w:lsdException w:name="Medium Shading 1" w:uiPriority="63"/>
+    <w:lsdException w:name="Medium Shading 2" w:uiPriority="64"/>
+    <w:lsdException w:name="Medium List 1" w:uiPriority="65"/>
+    <w:lsdException w:name="Medium List 2" w:uiPriority="66"/>
+    <w:lsdException w:name="Medium Grid 1" w:uiPriority="67"/>
+    <w:lsdException w:name="Medium Grid 2" w:uiPriority="68"/>
+    <w:lsdException w:name="Medium Grid 3" w:uiPriority="69"/>
+    <w:lsdException w:name="Dark List" w:uiPriority="70"/>
+    <w:lsdException w:name="Colorful Shading" w:uiPriority="71"/>
+    <w:lsdException w:name="Colorful List" w:uiPriority="72"/>
+    <w:lsdException w:name="Colorful Grid" w:uiPriority="73"/>
+    <w:lsdException w:name="Light Shading Accent 1" w:uiPriority="60"/>
+    <w:lsdException w:name="Light List Accent 1" w:uiPriority="61"/>
+    <w:lsdException w:name="Light Grid Accent 1" w:uiPriority="62"/>
+    <w:lsdException w:name="Medium Shading 1 Accent 1" w:uiPriority="63"/>
+    <w:lsdException w:name="Medium Shading 2 Accent 1" w:uiPriority="64"/>
+    <w:lsdException w:name="Medium List 1 Accent 1" w:uiPriority="65"/>
+    <w:lsdException w:name="Revision" w:semiHidden="1"/>
+    <w:lsdException w:name="List Paragraph" w:uiPriority="34" w:qFormat="1"/>
+    <w:lsdException w:name="Quote" w:uiPriority="29" w:qFormat="1"/>
+    <w:lsdException w:name="Intense Quote" w:uiPriority="30" w:qFormat="1"/>
+    <w:lsdException w:name="Medium List 2 Accent 1" w:uiPriority="66"/>
+    <w:lsdException w:name="Medium Grid 1 Accent 1" w:uiPriority="67"/>
+    <w:lsdException w:name="Medium Grid 2 Accent 1" w:uiPriority="68"/>
+    <w:lsdException w:name="Medium Grid 3 Accent 1" w:uiPriority="69"/>
+    <w:lsdException w:name="Dark List Accent 1" w:uiPriority="70"/>
+    <w:lsdException w:name="Colorful Shading Accent 1" w:uiPriority="71"/>
+    <w:lsdException w:name="Colorful List Accent 1" w:uiPriority="72"/>
+    <w:lsdException w:name="Colorful Grid Accent 1" w:uiPriority="73"/>
+    <w:lsdException w:name="Light Shading Accent 2" w:uiPriority="60"/>
+    <w:lsdException w:name="Light List Accent 2" w:uiPriority="61"/>
+    <w:lsdException w:name="Light Grid Accent 2" w:uiPriority="62"/>
+    <w:lsdException w:name="Medium Shading 1 Accent 2" w:uiPriority="63"/>
+    <w:lsdException w:name="Medium Shading 2 Accent 2" w:uiPriority="64"/>
+    <w:lsdException w:name="Medium List 1 Accent 2" w:uiPriority="65"/>
+    <w:lsdException w:name="Medium List 2 Accent 2" w:uiPriority="66"/>
+    <w:lsdException w:name="Medium Grid 1 Accent 2" w:uiPriority="67"/>
+    <w:lsdException w:name="Medium Grid 2 Accent 2" w:uiPriority="68"/>
+    <w:lsdException w:name="Medium Grid 3 Accent 2" w:uiPriority="69"/>
+    <w:lsdException w:name="Dark List Accent 2" w:uiPriority="70"/>
+    <w:lsdException w:name="Colorful Shading Accent 2" w:uiPriority="71"/>
+    <w:lsdException w:name="Colorful List Accent 2" w:uiPriority="72"/>
+    <w:lsdException w:name="Colorful Grid Accent 2" w:uiPriority="73"/>
+    <w:lsdException w:name="Light Shading Accent 3" w:uiPriority="60"/>
+    <w:lsdException w:name="Light List Accent 3" w:uiPriority="61"/>
+    <w:lsdException w:name="Light Grid Accent 3" w:uiPriority="62"/>
+    <w:lsdException w:name="Medium Shading 1 Accent 3" w:uiPriority="63"/>
+    <w:lsdException w:name="Medium Shading 2 Accent 3" w:uiPriority="64"/>
+    <w:lsdException w:name="Medium List 1 Accent 3" w:uiPriority="65"/>
+    <w:lsdException w:name="Medium List 2 Accent 3" w:uiPriority="66"/>
+    <w:lsdException w:name="Medium Grid 1 Accent 3" w:uiPriority="67"/>
+    <w:lsdException w:name="Medium Grid 2 Accent 3" w:uiPriority="68"/>
+    <w:lsdException w:name="Medium Grid 3 Accent 3" w:uiPriority="69"/>
+    <w:lsdException w:name="Dark List Accent 3" w:uiPriority="70"/>
+    <w:lsdException w:name="Colorful Shading Accent 3" w:uiPriority="71"/>
+    <w:lsdException w:name="Colorful List Accent 3" w:uiPriority="72"/>
+    <w:lsdException w:name="Colorful Grid Accent 3" w:uiPriority="73"/>
+    <w:lsdException w:name="Light Shading Accent 4" w:uiPriority="60"/>
+    <w:lsdException w:name="Light List Accent 4" w:uiPriority="61"/>
+    <w:lsdException w:name="Light Grid Accent 4" w:uiPriority="62"/>
+    <w:lsdException w:name="Medium Shading 1 Accent 4" w:uiPriority="63"/>
+    <w:lsdException w:name="Medium Shading 2 Accent 4" w:uiPriority="64"/>
+    <w:lsdException w:name="Medium List 1 Accent 4" w:uiPriority="65"/>
+    <w:lsdException w:name="Medium List 2 Accent 4" w:uiPriority="66"/>
+    <w:lsdException w:name="Medium Grid 1 Accent 4" w:uiPriority="67"/>
+    <w:lsdException w:name="Medium Grid 2 Accent 4" w:uiPriority="68"/>
+    <w:lsdException w:name="Medium Grid 3 Accent 4" w:uiPriority="69"/>
+    <w:lsdException w:name="Dark List Accent 4" w:uiPriority="70"/>
+    <w:lsdException w:name="Colorful Shading Accent 4" w:uiPriority="71"/>
+    <w:lsdException w:name="Colorful List Accent 4" w:uiPriority="72"/>
+    <w:lsdException w:name="Colorful Grid Accent 4" w:uiPriority="73"/>
+    <w:lsdException w:name="Light Shading Accent 5" w:uiPriority="60"/>
+    <w:lsdException w:name="Light List Accent 5" w:uiPriority="61"/>
+    <w:lsdException w:name="Light Grid Accent 5" w:uiPriority="62"/>
+    <w:lsdException w:name="Medium Shading 1 Accent 5" w:uiPriority="63"/>
+    <w:lsdException w:name="Medium Shading 2 Accent 5" w:uiPriority="64"/>
+    <w:lsdException w:name="Medium List 1 Accent 5" w:uiPriority="65"/>
+    <w:lsdException w:name="Medium List 2 Accent 5" w:uiPriority="66"/>
+    <w:lsdException w:name="Medium Grid 1 Accent 5" w:uiPriority="67"/>
+    <w:lsdException w:name="Medium Grid 2 Accent 5" w:uiPriority="68"/>
+    <w:lsdException w:name="Medium Grid 3 Accent 5" w:uiPriority="69"/>
+    <w:lsdException w:name="Dark List Accent 5" w:uiPriority="70"/>
+    <w:lsdException w:name="Colorful Shading Accent 5" w:uiPriority="71"/>
+    <w:lsdException w:name="Colorful List Accent 5" w:uiPriority="72"/>
+    <w:lsdException w:name="Colorful Grid Accent 5" w:uiPriority="73"/>
+    <w:lsdException w:name="Light Shading Accent 6" w:uiPriority="60"/>
+    <w:lsdException w:name="Light List Accent 6" w:uiPriority="61"/>
+    <w:lsdException w:name="Light Grid Accent 6" w:uiPriority="62"/>
+    <w:lsdException w:name="Medium Shading 1 Accent 6" w:uiPriority="63"/>
+    <w:lsdException w:name="Medium Shading 2 Accent 6" w:uiPriority="64"/>
+    <w:lsdException w:name="Medium List 1 Accent 6" w:uiPriority="65"/>
+    <w:lsdException w:name="Medium List 2 Accent 6" w:uiPriority="66"/>
+    <w:lsdException w:name="Medium Grid 1 Accent 6" w:uiPriority="67"/>
+    <w:lsdException w:name="Medium Grid 2 Accent 6" w:uiPriority="68"/>
+    <w:lsdException w:name="Medium Grid 3 Accent 6" w:uiPriority="69"/>
+    <w:lsdException w:name="Dark List Accent 6" w:uiPriority="70"/>
+    <w:lsdException w:name="Colorful Shading Accent 6" w:uiPriority="71"/>
+    <w:lsdException w:name="Colorful List Accent 6" w:uiPriority="72"/>
+    <w:lsdException w:name="Colorful Grid Accent 6" w:uiPriority="73"/>
+    <w:lsdException w:name="Subtle Emphasis" w:uiPriority="19" w:qFormat="1"/>
+    <w:lsdException w:name="Intense Emphasis" w:uiPriority="21" w:qFormat="1"/>
+    <w:lsdException w:name="Subtle Reference" w:uiPriority="31" w:qFormat="1"/>
+    <w:lsdException w:name="Intense Reference" w:uiPriority="32" w:qFormat="1"/>
+    <w:lsdException w:name="Book Title" w:uiPriority="33" w:qFormat="1"/>
+    <w:lsdException w:name="Bibliography" w:semiHidden="1" w:uiPriority="37" w:unhideWhenUsed="1"/>
+    <w:lsdException w:name="TOC Heading" w:semiHidden="1" w:uiPriority="39" w:unhideWhenUsed="1" w:qFormat="1"/>
+    <w:lsdException w:name="Plain Table 1" w:uiPriority="41"/>
+    <w:lsdException w:name="Plain Table 2" w:uiPriority="42"/>
+    <w:lsdException w:name="Plain Table 3" w:uiPriority="43"/>
+    <w:lsdException w:name="Plain Table 4" w:uiPriority="44"/>
+    <w:lsdException w:name="Plain Table 5" w:uiPriority="45"/>
+    <w:lsdException w:name="Grid Table Light" w:uiPriority="40"/>
+    <w:lsdException w:name="Grid Table 1 Light" w:uiPriority="46"/>
+    <w:lsdException w:name="Grid Table 2" w:uiPriority="47"/>
+    <w:lsdException w:name="Grid Table 3" w:uiPriority="48"/>
+    <w:lsdException w:name="Grid Table 4" w:uiPriority="49"/>
+    <w:lsdException w:name="Grid Table 5 Dark" w:uiPriority="50"/>
+    <w:lsdException w:name="Grid Table 6 Colorful" w:uiPriority="51"/>
+    <w:lsdException w:name="Grid Table 7 Colorful" w:uiPriority="52"/>
+    <w:lsdException w:name="Grid Table 1 Light Accent 1" w:uiPriority="46"/>
+    <w:lsdException w:name="Grid Table 2 Accent 1" w:uiPriority="47"/>
+    <w:lsdException w:name="Grid Table 3 Accent 1" w:uiPriority="48"/>
+    <w:lsdException w:name="Grid Table 4 Accent 1" w:uiPriority="49"/>
+    <w:lsdException w:name="Grid Table 5 Dark Accent 1" w:uiPriority="50"/>
+    <w:lsdException w:name="Grid Table 6 Colorful Accent 1" w:uiPriority="51"/>
+    <w:lsdException w:name="Grid Table 7 Colorful Accent 1" w:uiPriority="52"/>
+    <w:lsdException w:name="Grid Table 1 Light Accent 2" w:uiPriority="46"/>
+    <w:lsdException w:name="Grid Table 2 Accent 2" w:uiPriority="47"/>
+    <w:lsdException w:name="Grid Table 3 Accent 2" w:uiPriority="48"/>
+    <w:lsdException w:name="Grid Table 4 Accent 2" w:uiPriority="49"/>
+    <w:lsdException w:name="Grid Table 5 Dark Accent 2" w:uiPriority="50"/>
+    <w:lsdException w:name="Grid Table 6 Colorful Accent 2" w:uiPriority="51"/>
+    <w:lsdException w:name="Grid Table 7 Colorful Accent 2" w:uiPriority="52"/>
+    <w:lsdException w:name="Grid Table 1 Light Accent 3" w:uiPriority="46"/>
+    <w:lsdException w:name="Grid Table 2 Accent 3" w:uiPriority="47"/>
+    <w:lsdException w:name="Grid Table 3 Accent 3" w:uiPriority="48"/>
+    <w:lsdException w:name="Grid Table 4 Accent 3" w:uiPriority="49"/>
+    <w:lsdException w:name="Grid Table 5 Dark Accent 3" w:uiPriority="50"/>
+    <w:lsdException w:name="Grid Table 6 Colorful Accent 3" w:uiPriority="51"/>
+    <w:lsdException w:name="Grid Table 7 Colorful Accent 3" w:uiPriority="52"/>
+    <w:lsdException w:name="Grid Table 1 Light Accent 4" w:uiPriority="46"/>
+    <w:lsdException w:name="Grid Table 2 Accent 4" w:uiPriority="47"/>
+    <w:lsdException w:name="Grid Table 3 Accent 4" w:uiPriority="48"/>
+    <w:lsdException w:name="Grid Table 4 Accent 4" w:uiPriority="49"/>
+    <w:lsdException w:name="Grid Table 5 Dark Accent 4" w:uiPriority="50"/>
+    <w:lsdException w:name="Grid Table 6 Colorful Accent 4" w:uiPriority="51"/>
+    <w:lsdException w:name="Grid Table 7 Colorful Accent 4" w:uiPriority="52"/>
+    <w:lsdException w:name="Grid Table 1 Light Accent 5" w:uiPriority="46"/>
+    <w:lsdException w:name="Grid Table 2 Accent 5" w:uiPriority="47"/>
+    <w:lsdException w:name="Grid Table 3 Accent 5" w:uiPriority="48"/>
+    <w:lsdException w:name="Grid Table 4 Accent 5" w:uiPriority="49"/>
+    <w:lsdException w:name="Grid Table 5 Dark Accent 5" w:uiPriority="50"/>
+    <w:lsdException w:name="Grid Table 6 Colorful Accent 5" w:uiPriority="51"/>
+    <w:lsdException w:name="Grid Table 7 Colorful Accent 5" w:uiPriority="52"/>
+    <w:lsdException w:name="Grid Table 1 Light Accent 6" w:uiPriority="46"/>
+    <w:lsdException w:name="Grid Table 2 Accent 6" w:uiPriority="47"/>
+    <w:lsdException w:name="Grid Table 3 Accent 6" w:uiPriority="48"/>
+    <w:lsdException w:name="Grid Table 4 Accent 6" w:uiPriority="49"/>
+    <w:lsdException w:name="Grid Table 5 Dark Accent 6" w:uiPriority="50"/>
+    <w:lsdException w:name="Grid Table 6 Colorful Accent 6" w:uiPriority="51"/>
+    <w:lsdException w:name="Grid Table 7 Colorful Accent 6" w:uiPriority="52"/>
+    <w:lsdException w:name="List Table 1 Light" w:uiPriority="46"/>
+    <w:lsdException w:name="List Table 2" w:uiPriority="47"/>
+    <w:lsdException w:name="List Table 3" w:uiPriority="48"/>
+    <w:lsdException w:name="List Table 4" w:uiPriority="49"/>
+    <w:lsdException w:name="List Table 5 Dark" w:uiPriority="50"/>
+    <w:lsdException w:name="List Table 6 Colorful" w:uiPriority="51"/>
+    <w:lsdException w:name="List Table 7 Colorful" w:uiPriority="52"/>
+    <w:lsdException w:name="List Table 1 Light Accent 1" w:uiPriority="46"/>
+    <w:lsdException w:name="List Table 2 Accent 1" w:uiPriority="47"/>
+    <w:lsdException w:name="List Table 3 Accent 1" w:uiPriority="48"/>
+    <w:lsdException w:name="List Table 4 Accent 1" w:uiPriority="49"/>
+    <w:lsdException w:name="List Table 5 Dark Accent 1" w:uiPriority="50"/>
+    <w:lsdException w:name="List Table 6 Colorful Accent 1" w:uiPriority="51"/>
+    <w:lsdException w:name="List Table 7 Colorful Accent 1" w:uiPriority="52"/>
+    <w:lsdException w:name="List Table 1 Light Accent 2" w:uiPriority="46"/>
+    <w:lsdException w:name="List Table 2 Accent 2" w:uiPriority="47"/>
+    <w:lsdException w:name="List Table 3 Accent 2" w:uiPriority="48"/>
+    <w:lsdException w:name="List Table 4 Accent 2" w:uiPriority="49"/>
+    <w:lsdException w:name="List Table 5 Dark Accent 2" w:uiPriority="50"/>
+    <w:lsdException w:name="List Table 6 Colorful Accent 2" w:uiPriority="51"/>
+    <w:lsdException w:name="List Table 7 Colorful Accent 2" w:uiPriority="52"/>
+    <w:lsdException w:name="List Table 1 Light Accent 3" w:uiPriority="46"/>
+    <w:lsdException w:name="List Table 2 Accent 3" w:uiPriority="47"/>
+    <w:lsdException w:name="List Table 3 Accent 3" w:uiPriority="48"/>
+    <w:lsdException w:name="List Table 4 Accent 3" w:uiPriority="49"/>
+    <w:lsdException w:name="List Table 5 Dark Accent 3" w:uiPriority="50"/>
+    <w:lsdException w:name="List Table 6 Colorful Accent 3" w:uiPriority="51"/>
+    <w:lsdException w:name="List Table 7 Colorful Accent 3" w:uiPriority="52"/>
+    <w:lsdException w:name="List Table 1 Light Accent 4" w:uiPriority="46"/>
+    <w:lsdException w:name="List Table 2 Accent 4" w:uiPriority="47"/>
+    <w:lsdException w:name="List Table 3 Accent 4" w:uiPriority="48"/>
+    <w:lsdException w:name="List Table 4 Accent 4" w:uiPriority="49"/>
+    <w:lsdException w:name="List Table 5 Dark Accent 4" w:uiPriority="50"/>
+    <w:lsdException w:name="List Table 6 Colorful Accent 4" w:uiPriority="51"/>
+    <w:lsdException w:name="List Table 7 Colorful Accent 4" w:uiPriority="52"/>
+    <w:lsdException w:name="List Table 1 Light Accent 5" w:uiPriority="46"/>
+    <w:lsdException w:name="List Table 2 Accent 5" w:uiPriority="47"/>
+    <w:lsdException w:name="List Table 3 Accent 5" w:uiPriority="48"/>
+    <w:lsdException w:name="List Table 4 Accent 5" w:uiPriority="49"/>
+    <w:lsdException w:name="List Table 5 Dark Accent 5" w:uiPriority="50"/>
+    <w:lsdException w:name="List Table 6 Colorful Accent 5" w:uiPriority="51"/>
+    <w:lsdException w:name="List Table 7 Colorful Accent 5" w:uiPriority="52"/>
+    <w:lsdException w:name="List Table 1 Light Accent 6" w:uiPriority="46"/>
+    <w:lsdException w:name="List Table 2 Accent 6" w:uiPriority="47"/>
+    <w:lsdException w:name="List Table 3 Accent 6" w:uiPriority="48"/>
+    <w:lsdException w:name="List Table 4 Accent 6" w:uiPriority="49"/>
+    <w:lsdException w:name="List Table 5 Dark Accent 6" w:uiPriority="50"/>
+    <w:lsdException w:name="List Table 6 Colorful Accent 6" w:uiPriority="51"/>
+    <w:lsdException w:name="List Table 7 Colorful Accent 6" w:uiPriority="52"/>
+    <w:lsdException w:name="Mention" w:semiHidden="1" w:unhideWhenUsed="1"/>
+    <w:lsdException w:name="Smart Hyperlink" w:semiHidden="1" w:unhideWhenUsed="1"/>
+    <w:lsdException w:name="Hashtag" w:semiHidden="1" w:unhideWhenUsed="1"/>
+    <w:lsdException w:name="Unresolved Mention" w:semiHidden="1" w:unhideWhenUsed="1"/>
+    <w:lsdException w:name="Smart Link" w:semiHidden="1" w:unhideWhenUsed="1"/>
+  </w:latentStyles>
+  <w:style w:type="paragraph" w:default="1" w:styleId="a">
+    <w:name w:val="Normal"/>
+    <w:qFormat/>
+    <w:pPr>
+      <w:widowControl w:val="0"/>
+    </w:pPr>
+  </w:style>
+  <w:style w:type="paragraph" w:styleId="1">
+    <w:name w:val="heading 1"/>
+    <w:uiPriority w:val="9"/>
+    <w:qFormat/>
+    <w:pPr>
+      <w:spacing w:before="360" w:after="200"/>
+      <w:outlineLvl w:val="0"/>
+    </w:pPr>
+    <w:rPr>
+      <w:rFonts w:eastAsia="Yu Gothic UI"/>
+      <w:b/>
+      <w:bCs/>
+      <w:color w:val="2E5090"/>
+      <w:sz w:val="32"/>
+      <w:szCs w:val="32"/>
+    </w:rPr>
+  </w:style>
+  <w:style w:type="paragraph" w:styleId="2">
+    <w:name w:val="heading 2"/>
+    <w:uiPriority w:val="9"/>
+    <w:unhideWhenUsed/>
+    <w:qFormat/>
+    <w:pPr>
+      <w:spacing w:before="240" w:after="120"/>
+      <w:outlineLvl w:val="1"/>
+    </w:pPr>
+    <w:rPr>
+      <w:rFonts w:eastAsia="Yu Gothic UI"/>
+      <w:b/>
+      <w:bCs/>
+      <w:color w:val="2E5090"/>
+      <w:sz w:val="26"/>
+      <w:szCs w:val="26"/>
+    </w:rPr>
+  </w:style>
+  <w:style w:type="paragraph" w:styleId="3">
+    <w:name w:val="heading 3"/>
+    <w:uiPriority w:val="9"/>
+    <w:unhideWhenUsed/>
+    <w:qFormat/>
+    <w:pPr>
+      <w:spacing w:before="180" w:after="100"/>
+      <w:outlineLvl w:val="2"/>
+    </w:pPr>
+    <w:rPr>
+      <w:rFonts w:eastAsia="Yu Gothic UI"/>
+      <w:b/>
+      <w:bCs/>
+      <w:color w:val="404040"/>
+    </w:rPr>
+  </w:style>
+  <w:style w:type="paragraph" w:styleId="4">
+    <w:name w:val="heading 4"/>
+    <w:uiPriority w:val="9"/>
+    <w:semiHidden/>
+    <w:unhideWhenUsed/>
+    <w:qFormat/>
+    <w:pPr>
+      <w:outlineLvl w:val="3"/>
+    </w:pPr>
+    <w:rPr>
+      <w:i/>
+      <w:iCs/>
+      <w:color w:val="2E74B5"/>
+    </w:rPr>
+  </w:style>
+  <w:style w:type="paragraph" w:styleId="5">
+    <w:name w:val="heading 5"/>
+    <w:uiPriority w:val="9"/>
+    <w:semiHidden/>
+    <w:unhideWhenUsed/>
+    <w:qFormat/>
+    <w:pPr>
+      <w:outlineLvl w:val="4"/>
+    </w:pPr>
+    <w:rPr>
+      <w:color w:val="2E74B5"/>
+    </w:rPr>
+  </w:style>
+  <w:style w:type="paragraph" w:styleId="6">
+    <w:name w:val="heading 6"/>
+    <w:uiPriority w:val="9"/>
+    <w:semiHidden/>
+    <w:unhideWhenUsed/>
+    <w:qFormat/>
+    <w:pPr>
+      <w:outlineLvl w:val="5"/>
+    </w:pPr>
+    <w:rPr>
+      <w:color w:val="1F4D78"/>
+    </w:rPr>
+  </w:style>
+  <w:style w:type="character" w:default="1" w:styleId="a0">
+    <w:name w:val="Default Paragraph Font"/>
+    <w:uiPriority w:val="1"/>
+    <w:semiHidden/>
+    <w:unhideWhenUsed/>
+  </w:style>
+  <w:style w:type="table" w:default="1" w:styleId="a1">
+    <w:name w:val="Normal Table"/>
+    <w:uiPriority w:val="99"/>
+    <w:semiHidden/>
+    <w:unhideWhenUsed/>
+    <w:tblPr>
+      <w:tblInd w:w="0" w:type="dxa"/>
+      <w:tblCellMar>
+        <w:top w:w="0" w:type="dxa"/>
+        <w:left w:w="108" w:type="dxa"/>
+        <w:bottom w:w="0" w:type="dxa"/>
+        <w:right w:w="108" w:type="dxa"/>
+      </w:tblCellMar>
+    </w:tblPr>
+  </w:style>
+  <w:style w:type="numbering" w:default="1" w:styleId="a2">
+    <w:name w:val="No List"/>
+    <w:uiPriority w:val="99"/>
+    <w:semiHidden/>
+    <w:unhideWhenUsed/>
+  </w:style>
+  <w:style w:type="paragraph" w:styleId="a3">
     <w:name w:val="Title"/>
-    <w:basedOn w:val="Normal"/>
-    <w:next w:val="Normal"/>
+    <w:uiPriority w:val="10"/>
     <w:qFormat/>
     <w:rPr>
       <w:sz w:val="56"/>
       <w:szCs w:val="56"/>
     </w:rPr>
   </w:style>
-  <w:style w:type="paragraph" w:styleId="Heading1">
-    <w:name w:val="Heading 1"/>
-    <w:basedOn w:val="Normal"/>
-    <w:next w:val="Normal"/>
-    <w:qFormat/>
-    <w:rPr>
-      <w:color w:val="2E74B5"/>
-      <w:sz w:val="32"/>
-      <w:szCs w:val="32"/>
-    </w:rPr>
-  </w:style>
-  <w:style w:type="paragraph" w:styleId="Heading2">
-    <w:name w:val="Heading 2"/>
-    <w:basedOn w:val="Normal"/>
-    <w:next w:val="Normal"/>
-    <w:qFormat/>
-    <w:rPr>
-      <w:color w:val="2E74B5"/>
-      <w:sz w:val="26"/>
-      <w:szCs w:val="26"/>
-    </w:rPr>
-  </w:style>
-  <w:style w:type="paragraph" w:styleId="Heading3">
-    <w:name w:val="Heading 3"/>
-    <w:basedOn w:val="Normal"/>
-    <w:next w:val="Normal"/>
-    <w:qFormat/>
-    <w:rPr>
-      <w:color w:val="1F4D78"/>
-      <w:sz w:val="24"/>
-      <w:szCs w:val="24"/>
-    </w:rPr>
-  </w:style>
-  <w:style w:type="paragraph" w:styleId="Heading4">
-    <w:name w:val="Heading 4"/>
-    <w:basedOn w:val="Normal"/>
-    <w:next w:val="Normal"/>
-    <w:qFormat/>
-    <w:rPr>
-      <w:i/>
-      <w:iCs/>
-      <w:color w:val="2E74B5"/>
-    </w:rPr>
-  </w:style>
-  <w:style w:type="paragraph" w:styleId="Heading5">
-    <w:name w:val="Heading 5"/>
-    <w:basedOn w:val="Normal"/>
-    <w:next w:val="Normal"/>
-    <w:qFormat/>
-    <w:rPr>
-      <w:color w:val="2E74B5"/>
-    </w:rPr>
-  </w:style>
-  <w:style w:type="paragraph" w:styleId="Heading6">
-    <w:name w:val="Heading 6"/>
-    <w:basedOn w:val="Normal"/>
-    <w:next w:val="Normal"/>
-    <w:qFormat/>
-    <w:rPr>
-      <w:color w:val="1F4D78"/>
-    </w:rPr>
-  </w:style>
-  <w:style w:type="paragraph" w:styleId="Strong">
-    <w:name w:val="Strong"/>
-    <w:basedOn w:val="Normal"/>
-    <w:next w:val="Normal"/>
+  <w:style w:type="paragraph" w:customStyle="1" w:styleId="10">
+    <w:name w:val="強調太字1"/>
     <w:qFormat/>
     <w:rPr>
       <w:b/>
       <w:bCs/>
     </w:rPr>
   </w:style>
-  <w:style w:type="paragraph" w:styleId="ListParagraph">
+  <w:style w:type="paragraph" w:styleId="a4">
     <w:name w:val="List Paragraph"/>
-    <w:basedOn w:val="Normal"/>
     <w:qFormat/>
   </w:style>
-  <w:style w:type="character" w:styleId="Hyperlink">
+  <w:style w:type="character" w:styleId="a5">
     <w:name w:val="Hyperlink"/>
-    <w:basedOn w:val="DefaultParagraphFont"/>
     <w:uiPriority w:val="99"/>
     <w:unhideWhenUsed/>
     <w:rPr>
@@ -3205,9 +3896,8 @@
       <w:u w:val="single"/>
     </w:rPr>
   </w:style>
-  <w:style w:type="character" w:styleId="FootnoteReference">
+  <w:style w:type="character" w:styleId="a6">
     <w:name w:val="footnote reference"/>
-    <w:basedOn w:val="DefaultParagraphFont"/>
     <w:uiPriority w:val="99"/>
     <w:semiHidden/>
     <w:unhideWhenUsed/>
@@ -3215,25 +3905,9 @@
       <w:vertAlign w:val="superscript"/>
     </w:rPr>
   </w:style>
-  <w:style w:type="paragraph" w:styleId="FootnoteText">
+  <w:style w:type="paragraph" w:styleId="a7">
     <w:name w:val="footnote text"/>
-    <w:basedOn w:val="Normal"/>
-    <w:link w:val="FootnoteTextChar"/>
-    <w:uiPriority w:val="99"/>
-    <w:semiHidden/>
-    <w:unhideWhenUsed/>
-    <w:pPr>
-      <w:spacing w:after="0" w:line="240" w:lineRule="auto"/>
-    </w:pPr>
-    <w:rPr>
-      <w:sz w:val="20"/>
-      <w:szCs w:val="20"/>
-    </w:rPr>
-  </w:style>
-  <w:style w:type="character" w:styleId="FootnoteTextChar">
-    <w:name w:val="Footnote Text Char"/>
-    <w:basedOn w:val="DefaultParagraphFont"/>
-    <w:link w:val="FootnoteText"/>
+    <w:link w:val="a8"/>
     <w:uiPriority w:val="99"/>
     <w:semiHidden/>
     <w:unhideWhenUsed/>
@@ -3242,35 +3916,9 @@
       <w:szCs w:val="20"/>
     </w:rPr>
   </w:style>
-  <w:style w:type="character" w:styleId="EndnoteReference">
-    <w:name w:val="endnote reference"/>
-    <w:basedOn w:val="DefaultParagraphFont"/>
-    <w:uiPriority w:val="99"/>
-    <w:semiHidden/>
-    <w:unhideWhenUsed/>
-    <w:rPr>
-      <w:vertAlign w:val="superscript"/>
-    </w:rPr>
-  </w:style>
-  <w:style w:type="paragraph" w:styleId="EndnoteText">
-    <w:name w:val="endnote text"/>
-    <w:basedOn w:val="Normal"/>
-    <w:link w:val="EndnoteTextChar"/>
-    <w:uiPriority w:val="99"/>
-    <w:semiHidden/>
-    <w:unhideWhenUsed/>
-    <w:pPr>
-      <w:spacing w:after="0" w:line="240" w:lineRule="auto"/>
-    </w:pPr>
-    <w:rPr>
-      <w:sz w:val="20"/>
-      <w:szCs w:val="20"/>
-    </w:rPr>
-  </w:style>
-  <w:style w:type="character" w:styleId="EndnoteTextChar">
-    <w:name w:val="Endnote Text Char"/>
-    <w:basedOn w:val="DefaultParagraphFont"/>
-    <w:link w:val="EndnoteText"/>
+  <w:style w:type="character" w:customStyle="1" w:styleId="a8">
+    <w:name w:val="脚注文字列 (文字)"/>
+    <w:link w:val="a7"/>
     <w:uiPriority w:val="99"/>
     <w:semiHidden/>
     <w:unhideWhenUsed/>
@@ -3279,59 +3927,351 @@
       <w:szCs w:val="20"/>
     </w:rPr>
   </w:style>
-  <w:style w:type="paragraph" w:styleId="Heading1">
-    <w:name w:val="Heading 1"/>
-    <w:basedOn w:val="Normal"/>
-    <w:next w:val="Normal"/>
-    <w:qFormat/>
-    <w:pPr>
-      <w:spacing w:after="200" w:before="360"/>
-      <w:outlineLvl w:val="0"/>
-    </w:pPr>
+  <w:style w:type="character" w:styleId="a9">
+    <w:name w:val="endnote reference"/>
+    <w:uiPriority w:val="99"/>
+    <w:semiHidden/>
+    <w:unhideWhenUsed/>
     <w:rPr>
-      <w:rFonts w:ascii="Yu Gothic UI" w:cs="Yu Gothic UI" w:eastAsia="Yu Gothic UI" w:hAnsi="Yu Gothic UI"/>
-      <w:b/>
-      <w:bCs/>
-      <w:color w:val="2E5090"/>
-      <w:sz w:val="32"/>
-      <w:szCs w:val="32"/>
+      <w:vertAlign w:val="superscript"/>
     </w:rPr>
   </w:style>
-  <w:style w:type="paragraph" w:styleId="Heading2">
-    <w:name w:val="Heading 2"/>
-    <w:basedOn w:val="Normal"/>
-    <w:next w:val="Normal"/>
-    <w:qFormat/>
-    <w:pPr>
-      <w:spacing w:after="120" w:before="240"/>
-      <w:outlineLvl w:val="1"/>
-    </w:pPr>
+  <w:style w:type="paragraph" w:styleId="aa">
+    <w:name w:val="endnote text"/>
+    <w:link w:val="ab"/>
+    <w:uiPriority w:val="99"/>
+    <w:semiHidden/>
+    <w:unhideWhenUsed/>
     <w:rPr>
-      <w:rFonts w:ascii="Yu Gothic UI" w:cs="Yu Gothic UI" w:eastAsia="Yu Gothic UI" w:hAnsi="Yu Gothic UI"/>
-      <w:b/>
-      <w:bCs/>
-      <w:color w:val="2E5090"/>
-      <w:sz w:val="26"/>
-      <w:szCs w:val="26"/>
+      <w:sz w:val="20"/>
+      <w:szCs w:val="20"/>
     </w:rPr>
   </w:style>
-  <w:style w:type="paragraph" w:styleId="Heading3">
-    <w:name w:val="Heading 3"/>
-    <w:basedOn w:val="Normal"/>
-    <w:next w:val="Normal"/>
-    <w:qFormat/>
-    <w:pPr>
-      <w:spacing w:after="100" w:before="180"/>
-      <w:outlineLvl w:val="2"/>
-    </w:pPr>
+  <w:style w:type="character" w:customStyle="1" w:styleId="ab">
+    <w:name w:val="文末脚注文字列 (文字)"/>
+    <w:link w:val="aa"/>
+    <w:uiPriority w:val="99"/>
+    <w:semiHidden/>
+    <w:unhideWhenUsed/>
     <w:rPr>
-      <w:rFonts w:ascii="Yu Gothic UI" w:cs="Yu Gothic UI" w:eastAsia="Yu Gothic UI" w:hAnsi="Yu Gothic UI"/>
-      <w:b/>
-      <w:bCs/>
-      <w:color w:val="404040"/>
-      <w:sz w:val="22"/>
-      <w:szCs w:val="22"/>
+      <w:sz w:val="20"/>
+      <w:szCs w:val="20"/>
     </w:rPr>
   </w:style>
 </w:styles>
+</file>
+
+<file path=word/theme/theme1.xml><?xml version="1.0" encoding="utf-8"?>
+<a:theme xmlns:a="http://schemas.openxmlformats.org/drawingml/2006/main" name="Office テーマ">
+  <a:themeElements>
+    <a:clrScheme name="Office">
+      <a:dk1>
+        <a:sysClr val="windowText" lastClr="000000"/>
+      </a:dk1>
+      <a:lt1>
+        <a:sysClr val="window" lastClr="FFFFFF"/>
+      </a:lt1>
+      <a:dk2>
+        <a:srgbClr val="0E2841"/>
+      </a:dk2>
+      <a:lt2>
+        <a:srgbClr val="E8E8E8"/>
+      </a:lt2>
+      <a:accent1>
+        <a:srgbClr val="156082"/>
+      </a:accent1>
+      <a:accent2>
+        <a:srgbClr val="E97132"/>
+      </a:accent2>
+      <a:accent3>
+        <a:srgbClr val="196B24"/>
+      </a:accent3>
+      <a:accent4>
+        <a:srgbClr val="0F9ED5"/>
+      </a:accent4>
+      <a:accent5>
+        <a:srgbClr val="A02B93"/>
+      </a:accent5>
+      <a:accent6>
+        <a:srgbClr val="4EA72E"/>
+      </a:accent6>
+      <a:hlink>
+        <a:srgbClr val="467886"/>
+      </a:hlink>
+      <a:folHlink>
+        <a:srgbClr val="96607D"/>
+      </a:folHlink>
+    </a:clrScheme>
+    <a:fontScheme name="Office">
+      <a:majorFont>
+        <a:latin typeface="游ゴシック Light" panose="02110004020202020204"/>
+        <a:ea typeface=""/>
+        <a:cs typeface=""/>
+        <a:font script="Jpan" typeface="游ゴシック Light"/>
+        <a:font script="Hang" typeface="맑은 고딕"/>
+        <a:font script="Hans" typeface="等线 Light"/>
+        <a:font script="Hant" typeface="新細明體"/>
+        <a:font script="Arab" typeface="Times New Roman"/>
+        <a:font script="Hebr" typeface="Times New Roman"/>
+        <a:font script="Thai" typeface="Angsana New"/>
+        <a:font script="Ethi" typeface="Nyala"/>
+        <a:font script="Beng" typeface="Vrinda"/>
+        <a:font script="Gujr" typeface="Shruti"/>
+        <a:font script="Khmr" typeface="MoolBoran"/>
+        <a:font script="Knda" typeface="Tunga"/>
+        <a:font script="Guru" typeface="Raavi"/>
+        <a:font script="Cans" typeface="Euphemia"/>
+        <a:font script="Cher" typeface="Plantagenet Cherokee"/>
+        <a:font script="Yiii" typeface="Microsoft Yi Baiti"/>
+        <a:font script="Tibt" typeface="Microsoft Himalaya"/>
+        <a:font script="Thaa" typeface="MV Boli"/>
+        <a:font script="Deva" typeface="Mangal"/>
+        <a:font script="Telu" typeface="Gautami"/>
+        <a:font script="Taml" typeface="Latha"/>
+        <a:font script="Syrc" typeface="Estrangelo Edessa"/>
+        <a:font script="Orya" typeface="Kalinga"/>
+        <a:font script="Mlym" typeface="Kartika"/>
+        <a:font script="Laoo" typeface="DokChampa"/>
+        <a:font script="Sinh" typeface="Iskoola Pota"/>
+        <a:font script="Mong" typeface="Mongolian Baiti"/>
+        <a:font script="Viet" typeface="Times New Roman"/>
+        <a:font script="Uigh" typeface="Microsoft Uighur"/>
+        <a:font script="Geor" typeface="Sylfaen"/>
+        <a:font script="Armn" typeface="Arial"/>
+        <a:font script="Bugi" typeface="Leelawadee UI"/>
+        <a:font script="Bopo" typeface="Microsoft JhengHei"/>
+        <a:font script="Java" typeface="Javanese Text"/>
+        <a:font script="Lisu" typeface="Segoe UI"/>
+        <a:font script="Mymr" typeface="Myanmar Text"/>
+        <a:font script="Nkoo" typeface="Ebrima"/>
+        <a:font script="Olck" typeface="Nirmala UI"/>
+        <a:font script="Osma" typeface="Ebrima"/>
+        <a:font script="Phag" typeface="Phagspa"/>
+        <a:font script="Syrn" typeface="Estrangelo Edessa"/>
+        <a:font script="Syrj" typeface="Estrangelo Edessa"/>
+        <a:font script="Syre" typeface="Estrangelo Edessa"/>
+        <a:font script="Sora" typeface="Nirmala UI"/>
+        <a:font script="Tale" typeface="Microsoft Tai Le"/>
+        <a:font script="Talu" typeface="Microsoft New Tai Lue"/>
+        <a:font script="Tfng" typeface="Ebrima"/>
+      </a:majorFont>
+      <a:minorFont>
+        <a:latin typeface="游明朝" panose="02110004020202020204"/>
+        <a:ea typeface=""/>
+        <a:cs typeface=""/>
+        <a:font script="Jpan" typeface="游明朝"/>
+        <a:font script="Hang" typeface="맑은 고딕"/>
+        <a:font script="Hans" typeface="等线"/>
+        <a:font script="Hant" typeface="新細明體"/>
+        <a:font script="Arab" typeface="Arial"/>
+        <a:font script="Hebr" typeface="Arial"/>
+        <a:font script="Thai" typeface="Cordia New"/>
+        <a:font script="Ethi" typeface="Nyala"/>
+        <a:font script="Beng" typeface="Vrinda"/>
+        <a:font script="Gujr" typeface="Shruti"/>
+        <a:font script="Khmr" typeface="DaunPenh"/>
+        <a:font script="Knda" typeface="Tunga"/>
+        <a:font script="Guru" typeface="Raavi"/>
+        <a:font script="Cans" typeface="Euphemia"/>
+        <a:font script="Cher" typeface="Plantagenet Cherokee"/>
+        <a:font script="Yiii" typeface="Microsoft Yi Baiti"/>
+        <a:font script="Tibt" typeface="Microsoft Himalaya"/>
+        <a:font script="Thaa" typeface="MV Boli"/>
+        <a:font script="Deva" typeface="Mangal"/>
+        <a:font script="Telu" typeface="Gautami"/>
+        <a:font script="Taml" typeface="Latha"/>
+        <a:font script="Syrc" typeface="Estrangelo Edessa"/>
+        <a:font script="Orya" typeface="Kalinga"/>
+        <a:font script="Mlym" typeface="Kartika"/>
+        <a:font script="Laoo" typeface="DokChampa"/>
+        <a:font script="Sinh" typeface="Iskoola Pota"/>
+        <a:font script="Mong" typeface="Mongolian Baiti"/>
+        <a:font script="Viet" typeface="Arial"/>
+        <a:font script="Uigh" typeface="Microsoft Uighur"/>
+        <a:font script="Geor" typeface="Sylfaen"/>
+        <a:font script="Armn" typeface="Arial"/>
+        <a:font script="Bugi" typeface="Leelawadee UI"/>
+        <a:font script="Bopo" typeface="Microsoft JhengHei"/>
+        <a:font script="Java" typeface="Javanese Text"/>
+        <a:font script="Lisu" typeface="Segoe UI"/>
+        <a:font script="Mymr" typeface="Myanmar Text"/>
+        <a:font script="Nkoo" typeface="Ebrima"/>
+        <a:font script="Olck" typeface="Nirmala UI"/>
+        <a:font script="Osma" typeface="Ebrima"/>
+        <a:font script="Phag" typeface="Phagspa"/>
+        <a:font script="Syrn" typeface="Estrangelo Edessa"/>
+        <a:font script="Syrj" typeface="Estrangelo Edessa"/>
+        <a:font script="Syre" typeface="Estrangelo Edessa"/>
+        <a:font script="Sora" typeface="Nirmala UI"/>
+        <a:font script="Tale" typeface="Microsoft Tai Le"/>
+        <a:font script="Talu" typeface="Microsoft New Tai Lue"/>
+        <a:font script="Tfng" typeface="Ebrima"/>
+      </a:minorFont>
+    </a:fontScheme>
+    <a:fmtScheme name="Office">
+      <a:fillStyleLst>
+        <a:solidFill>
+          <a:schemeClr val="phClr"/>
+        </a:solidFill>
+        <a:gradFill rotWithShape="1">
+          <a:gsLst>
+            <a:gs pos="0">
+              <a:schemeClr val="phClr">
+                <a:lumMod val="110000"/>
+                <a:satMod val="105000"/>
+                <a:tint val="67000"/>
+              </a:schemeClr>
+            </a:gs>
+            <a:gs pos="50000">
+              <a:schemeClr val="phClr">
+                <a:lumMod val="105000"/>
+                <a:satMod val="103000"/>
+                <a:tint val="73000"/>
+              </a:schemeClr>
+            </a:gs>
+            <a:gs pos="100000">
+              <a:schemeClr val="phClr">
+                <a:lumMod val="105000"/>
+                <a:satMod val="109000"/>
+                <a:tint val="81000"/>
+              </a:schemeClr>
+            </a:gs>
+          </a:gsLst>
+          <a:lin ang="5400000" scaled="0"/>
+        </a:gradFill>
+        <a:gradFill rotWithShape="1">
+          <a:gsLst>
+            <a:gs pos="0">
+              <a:schemeClr val="phClr">
+                <a:satMod val="103000"/>
+                <a:lumMod val="102000"/>
+                <a:tint val="94000"/>
+              </a:schemeClr>
+            </a:gs>
+            <a:gs pos="50000">
+              <a:schemeClr val="phClr">
+                <a:satMod val="110000"/>
+                <a:lumMod val="100000"/>
+                <a:shade val="100000"/>
+              </a:schemeClr>
+            </a:gs>
+            <a:gs pos="100000">
+              <a:schemeClr val="phClr">
+                <a:lumMod val="99000"/>
+                <a:satMod val="120000"/>
+                <a:shade val="78000"/>
+              </a:schemeClr>
+            </a:gs>
+          </a:gsLst>
+          <a:lin ang="5400000" scaled="0"/>
+        </a:gradFill>
+      </a:fillStyleLst>
+      <a:lnStyleLst>
+        <a:ln w="12700" cap="flat" cmpd="sng" algn="ctr">
+          <a:solidFill>
+            <a:schemeClr val="phClr"/>
+          </a:solidFill>
+          <a:prstDash val="solid"/>
+          <a:miter lim="800000"/>
+        </a:ln>
+        <a:ln w="19050" cap="flat" cmpd="sng" algn="ctr">
+          <a:solidFill>
+            <a:schemeClr val="phClr"/>
+          </a:solidFill>
+          <a:prstDash val="solid"/>
+          <a:miter lim="800000"/>
+        </a:ln>
+        <a:ln w="25400" cap="flat" cmpd="sng" algn="ctr">
+          <a:solidFill>
+            <a:schemeClr val="phClr"/>
+          </a:solidFill>
+          <a:prstDash val="solid"/>
+          <a:miter lim="800000"/>
+        </a:ln>
+      </a:lnStyleLst>
+      <a:effectStyleLst>
+        <a:effectStyle>
+          <a:effectLst/>
+        </a:effectStyle>
+        <a:effectStyle>
+          <a:effectLst/>
+        </a:effectStyle>
+        <a:effectStyle>
+          <a:effectLst>
+            <a:outerShdw blurRad="57150" dist="19050" dir="5400000" algn="ctr" rotWithShape="0">
+              <a:srgbClr val="000000">
+                <a:alpha val="63000"/>
+              </a:srgbClr>
+            </a:outerShdw>
+          </a:effectLst>
+        </a:effectStyle>
+      </a:effectStyleLst>
+      <a:bgFillStyleLst>
+        <a:solidFill>
+          <a:schemeClr val="phClr"/>
+        </a:solidFill>
+        <a:solidFill>
+          <a:schemeClr val="phClr">
+            <a:tint val="95000"/>
+            <a:satMod val="170000"/>
+          </a:schemeClr>
+        </a:solidFill>
+        <a:gradFill rotWithShape="1">
+          <a:gsLst>
+            <a:gs pos="0">
+              <a:schemeClr val="phClr">
+                <a:tint val="93000"/>
+                <a:satMod val="150000"/>
+                <a:shade val="98000"/>
+                <a:lumMod val="102000"/>
+              </a:schemeClr>
+            </a:gs>
+            <a:gs pos="50000">
+              <a:schemeClr val="phClr">
+                <a:tint val="98000"/>
+                <a:satMod val="130000"/>
+                <a:shade val="90000"/>
+                <a:lumMod val="103000"/>
+              </a:schemeClr>
+            </a:gs>
+            <a:gs pos="100000">
+              <a:schemeClr val="phClr">
+                <a:shade val="63000"/>
+                <a:satMod val="120000"/>
+              </a:schemeClr>
+            </a:gs>
+          </a:gsLst>
+          <a:lin ang="5400000" scaled="0"/>
+        </a:gradFill>
+      </a:bgFillStyleLst>
+    </a:fmtScheme>
+  </a:themeElements>
+  <a:objectDefaults>
+    <a:lnDef>
+      <a:spPr/>
+      <a:bodyPr/>
+      <a:lstStyle/>
+      <a:style>
+        <a:lnRef idx="2">
+          <a:schemeClr val="accent1"/>
+        </a:lnRef>
+        <a:fillRef idx="0">
+          <a:schemeClr val="accent1"/>
+        </a:fillRef>
+        <a:effectRef idx="1">
+          <a:schemeClr val="accent1"/>
+        </a:effectRef>
+        <a:fontRef idx="minor">
+          <a:schemeClr val="tx1"/>
+        </a:fontRef>
+      </a:style>
+    </a:lnDef>
+  </a:objectDefaults>
+  <a:extraClrSchemeLst/>
+  <a:extLst>
+    <a:ext uri="{05A4C25C-085E-4340-85A3-A5531E510DB2}">
+      <thm15:themeFamily xmlns:thm15="http://schemas.microsoft.com/office/thememl/2012/main" name="Office Theme" id="{2E142A2C-CD16-42D6-873A-C26D2A0506FA}" vid="{1BDDFF52-6CD6-40A5-AB3C-68EB2F1E4D0A}"/>
+    </a:ext>
+  </a:extLst>
+</a:theme>
 </file>